--- a/Protokoll (Automatisch wiederhergestellt).docx
+++ b/Protokoll (Automatisch wiederhergestellt).docx
@@ -1372,6 +1372,25 @@
         <w:t>SELECT Abfragen:</w:t>
       </w:r>
     </w:p>
+    <w:p/>
+    <w:p>
+      <w:pPr>
+        <w:pStyle w:val="berschrift1"/>
+        <w:rPr>
+          <w:b/>
+          <w:bCs/>
+          <w:color w:val="000000" w:themeColor="text1"/>
+        </w:rPr>
+      </w:pPr>
+      <w:r>
+        <w:rPr>
+          <w:b/>
+          <w:bCs/>
+          <w:color w:val="000000" w:themeColor="text1"/>
+        </w:rPr>
+        <w:t>SQL Befehle Liste:</w:t>
+      </w:r>
+    </w:p>
     <w:p>
       <w:r>
         <w:t xml:space="preserve">CREATE TABLE </w:t>
@@ -1445,6 +1464,7 @@
         </w:rPr>
       </w:pPr>
       <w:r>
+        <w:lastRenderedPageBreak/>
         <w:t xml:space="preserve">  </w:t>
       </w:r>
       <w:r>
@@ -1490,433 +1510,1006 @@
         <w:rPr>
           <w:lang w:val="en-GB"/>
         </w:rPr>
+        <w:t xml:space="preserve">CREATE TABLE </w:t>
+      </w:r>
+      <w:proofErr w:type="spellStart"/>
+      <w:r>
+        <w:rPr>
+          <w:lang w:val="en-GB"/>
+        </w:rPr>
+        <w:t>händler</w:t>
+      </w:r>
+      <w:proofErr w:type="spellEnd"/>
+      <w:r>
+        <w:rPr>
+          <w:lang w:val="en-GB"/>
+        </w:rPr>
+        <w:t xml:space="preserve"> (</w:t>
+      </w:r>
+      <w:proofErr w:type="spellStart"/>
+      <w:r>
+        <w:rPr>
+          <w:lang w:val="en-GB"/>
+        </w:rPr>
+        <w:t>händler_id</w:t>
+      </w:r>
+      <w:proofErr w:type="spellEnd"/>
+      <w:r>
+        <w:rPr>
+          <w:lang w:val="en-GB"/>
+        </w:rPr>
+        <w:t xml:space="preserve"> INTEGER PRIMARY KEY AUTOINCREMENT);</w:t>
+      </w:r>
+    </w:p>
+    <w:p>
+      <w:pPr>
+        <w:rPr>
+          <w:lang w:val="en-GB"/>
+        </w:rPr>
+      </w:pPr>
+      <w:r>
+        <w:rPr>
+          <w:lang w:val="en-GB"/>
+        </w:rPr>
+        <w:t>INSERT INTO "</w:t>
+      </w:r>
+      <w:proofErr w:type="spellStart"/>
+      <w:r>
+        <w:rPr>
+          <w:lang w:val="en-GB"/>
+        </w:rPr>
+        <w:t>händler</w:t>
+      </w:r>
+      <w:proofErr w:type="spellEnd"/>
+      <w:r>
+        <w:rPr>
+          <w:lang w:val="en-GB"/>
+        </w:rPr>
+        <w:t xml:space="preserve">" </w:t>
+      </w:r>
+      <w:proofErr w:type="gramStart"/>
+      <w:r>
+        <w:rPr>
+          <w:lang w:val="en-GB"/>
+        </w:rPr>
+        <w:t>VALUES(</w:t>
+      </w:r>
+      <w:proofErr w:type="gramEnd"/>
+      <w:r>
+        <w:rPr>
+          <w:lang w:val="en-GB"/>
+        </w:rPr>
+        <w:t>1),</w:t>
+      </w:r>
+    </w:p>
+    <w:p>
+      <w:pPr>
+        <w:rPr>
+          <w:lang w:val="en-GB"/>
+        </w:rPr>
+      </w:pPr>
+      <w:r>
+        <w:rPr>
+          <w:lang w:val="en-GB"/>
+        </w:rPr>
+        <w:t xml:space="preserve">  (2);</w:t>
+      </w:r>
+    </w:p>
+    <w:p>
+      <w:pPr>
+        <w:rPr>
+          <w:lang w:val="en-GB"/>
+        </w:rPr>
+      </w:pPr>
+      <w:r>
+        <w:rPr>
+          <w:lang w:val="en-GB"/>
+        </w:rPr>
+        <w:t xml:space="preserve">CREATE TABLE </w:t>
+      </w:r>
+      <w:proofErr w:type="spellStart"/>
+      <w:r>
+        <w:rPr>
+          <w:lang w:val="en-GB"/>
+        </w:rPr>
+        <w:t>kunde</w:t>
+      </w:r>
+      <w:proofErr w:type="spellEnd"/>
+      <w:r>
+        <w:rPr>
+          <w:lang w:val="en-GB"/>
+        </w:rPr>
+        <w:t xml:space="preserve"> (</w:t>
+      </w:r>
+      <w:proofErr w:type="spellStart"/>
+      <w:r>
+        <w:rPr>
+          <w:lang w:val="en-GB"/>
+        </w:rPr>
+        <w:t>kunde_id</w:t>
+      </w:r>
+      <w:proofErr w:type="spellEnd"/>
+      <w:r>
+        <w:rPr>
+          <w:lang w:val="en-GB"/>
+        </w:rPr>
+        <w:t xml:space="preserve"> INTEGER PRIMARY KEY AUTOINCREMENT, </w:t>
+      </w:r>
+      <w:proofErr w:type="spellStart"/>
+      <w:r>
+        <w:rPr>
+          <w:lang w:val="en-GB"/>
+        </w:rPr>
+        <w:t>vorname</w:t>
+      </w:r>
+      <w:proofErr w:type="spellEnd"/>
+      <w:r>
+        <w:rPr>
+          <w:lang w:val="en-GB"/>
+        </w:rPr>
+        <w:t xml:space="preserve"> TEXT, </w:t>
+      </w:r>
+      <w:proofErr w:type="spellStart"/>
+      <w:r>
+        <w:rPr>
+          <w:lang w:val="en-GB"/>
+        </w:rPr>
+        <w:t>nachname</w:t>
+      </w:r>
+      <w:proofErr w:type="spellEnd"/>
+      <w:r>
+        <w:rPr>
+          <w:lang w:val="en-GB"/>
+        </w:rPr>
+        <w:t xml:space="preserve"> TEXT);</w:t>
+      </w:r>
+    </w:p>
+    <w:p>
+      <w:pPr>
+        <w:rPr>
+          <w:lang w:val="en-GB"/>
+        </w:rPr>
+      </w:pPr>
+      <w:r>
+        <w:rPr>
+          <w:lang w:val="en-GB"/>
+        </w:rPr>
+        <w:t xml:space="preserve">INSERT INTO </w:t>
+      </w:r>
+      <w:proofErr w:type="spellStart"/>
+      <w:r>
+        <w:rPr>
+          <w:lang w:val="en-GB"/>
+        </w:rPr>
+        <w:t>kunde</w:t>
+      </w:r>
+      <w:proofErr w:type="spellEnd"/>
+      <w:r>
+        <w:rPr>
+          <w:lang w:val="en-GB"/>
+        </w:rPr>
+        <w:t xml:space="preserve"> VALUES(1,'nevio','suleman'),</w:t>
+      </w:r>
+    </w:p>
+    <w:p>
+      <w:pPr>
+        <w:rPr>
+          <w:lang w:val="en-GB"/>
+        </w:rPr>
+      </w:pPr>
+      <w:r>
+        <w:rPr>
+          <w:lang w:val="en-GB"/>
+        </w:rPr>
+        <w:t xml:space="preserve">  (2,'rafael','busse');</w:t>
+      </w:r>
+    </w:p>
+    <w:p>
+      <w:pPr>
+        <w:rPr>
+          <w:lang w:val="en-GB"/>
+        </w:rPr>
+      </w:pPr>
+      <w:r>
+        <w:rPr>
+          <w:lang w:val="en-GB"/>
+        </w:rPr>
+        <w:t xml:space="preserve">CREATE TABLE </w:t>
+      </w:r>
+      <w:proofErr w:type="spellStart"/>
+      <w:r>
+        <w:rPr>
+          <w:lang w:val="en-GB"/>
+        </w:rPr>
+        <w:t>liefert</w:t>
+      </w:r>
+      <w:proofErr w:type="spellEnd"/>
+      <w:r>
+        <w:rPr>
+          <w:lang w:val="en-GB"/>
+        </w:rPr>
+        <w:t xml:space="preserve"> (</w:t>
+      </w:r>
+      <w:proofErr w:type="spellStart"/>
+      <w:r>
+        <w:rPr>
+          <w:lang w:val="en-GB"/>
+        </w:rPr>
+        <w:t>händler_id</w:t>
+      </w:r>
+      <w:proofErr w:type="spellEnd"/>
+      <w:r>
+        <w:rPr>
+          <w:lang w:val="en-GB"/>
+        </w:rPr>
+        <w:t xml:space="preserve"> INTEGER, </w:t>
+      </w:r>
+      <w:proofErr w:type="spellStart"/>
+      <w:r>
+        <w:rPr>
+          <w:lang w:val="en-GB"/>
+        </w:rPr>
+        <w:t>produkt_id</w:t>
+      </w:r>
+      <w:proofErr w:type="spellEnd"/>
+      <w:r>
+        <w:rPr>
+          <w:lang w:val="en-GB"/>
+        </w:rPr>
+        <w:t xml:space="preserve"> INTEGER, PRIMARY KEY (</w:t>
+      </w:r>
+      <w:proofErr w:type="spellStart"/>
+      <w:r>
+        <w:rPr>
+          <w:lang w:val="en-GB"/>
+        </w:rPr>
+        <w:t>händler_id</w:t>
+      </w:r>
+      <w:proofErr w:type="spellEnd"/>
+      <w:r>
+        <w:rPr>
+          <w:lang w:val="en-GB"/>
+        </w:rPr>
+        <w:t xml:space="preserve">, </w:t>
+      </w:r>
+      <w:proofErr w:type="spellStart"/>
+      <w:r>
+        <w:rPr>
+          <w:lang w:val="en-GB"/>
+        </w:rPr>
+        <w:t>produkt_id</w:t>
+      </w:r>
+      <w:proofErr w:type="spellEnd"/>
+      <w:r>
+        <w:rPr>
+          <w:lang w:val="en-GB"/>
+        </w:rPr>
+        <w:t>), FOREIGN KEY (</w:t>
+      </w:r>
+      <w:proofErr w:type="spellStart"/>
+      <w:r>
+        <w:rPr>
+          <w:lang w:val="en-GB"/>
+        </w:rPr>
+        <w:t>händler_id</w:t>
+      </w:r>
+      <w:proofErr w:type="spellEnd"/>
+      <w:r>
+        <w:rPr>
+          <w:lang w:val="en-GB"/>
+        </w:rPr>
+        <w:t xml:space="preserve">) REFERENCES </w:t>
+      </w:r>
+      <w:proofErr w:type="spellStart"/>
+      <w:r>
+        <w:rPr>
+          <w:lang w:val="en-GB"/>
+        </w:rPr>
+        <w:t>händler</w:t>
+      </w:r>
+      <w:proofErr w:type="spellEnd"/>
+      <w:r>
+        <w:rPr>
+          <w:lang w:val="en-GB"/>
+        </w:rPr>
+        <w:t>(</w:t>
+      </w:r>
+      <w:proofErr w:type="spellStart"/>
+      <w:r>
+        <w:rPr>
+          <w:lang w:val="en-GB"/>
+        </w:rPr>
+        <w:t>händler_id</w:t>
+      </w:r>
+      <w:proofErr w:type="spellEnd"/>
+      <w:r>
+        <w:rPr>
+          <w:lang w:val="en-GB"/>
+        </w:rPr>
+        <w:t>), FOREIGN KEY (</w:t>
+      </w:r>
+      <w:proofErr w:type="spellStart"/>
+      <w:r>
+        <w:rPr>
+          <w:lang w:val="en-GB"/>
+        </w:rPr>
+        <w:t>produkt_id</w:t>
+      </w:r>
+      <w:proofErr w:type="spellEnd"/>
+      <w:r>
+        <w:rPr>
+          <w:lang w:val="en-GB"/>
+        </w:rPr>
+        <w:t xml:space="preserve">) REFERENCES </w:t>
+      </w:r>
+      <w:proofErr w:type="spellStart"/>
+      <w:r>
+        <w:rPr>
+          <w:lang w:val="en-GB"/>
+        </w:rPr>
+        <w:t>produkt</w:t>
+      </w:r>
+      <w:proofErr w:type="spellEnd"/>
+      <w:r>
+        <w:rPr>
+          <w:lang w:val="en-GB"/>
+        </w:rPr>
+        <w:t>(</w:t>
+      </w:r>
+      <w:proofErr w:type="spellStart"/>
+      <w:r>
+        <w:rPr>
+          <w:lang w:val="en-GB"/>
+        </w:rPr>
+        <w:t>produkt_id</w:t>
+      </w:r>
+      <w:proofErr w:type="spellEnd"/>
+      <w:r>
+        <w:rPr>
+          <w:lang w:val="en-GB"/>
+        </w:rPr>
+        <w:t>));</w:t>
+      </w:r>
+    </w:p>
+    <w:p>
+      <w:pPr>
+        <w:rPr>
+          <w:lang w:val="en-GB"/>
+        </w:rPr>
+      </w:pPr>
+      <w:r>
+        <w:rPr>
+          <w:lang w:val="en-GB"/>
+        </w:rPr>
+        <w:t xml:space="preserve">INSERT INTO </w:t>
+      </w:r>
+      <w:proofErr w:type="spellStart"/>
+      <w:r>
+        <w:rPr>
+          <w:lang w:val="en-GB"/>
+        </w:rPr>
+        <w:t>liefert</w:t>
+      </w:r>
+      <w:proofErr w:type="spellEnd"/>
+      <w:r>
+        <w:rPr>
+          <w:lang w:val="en-GB"/>
+        </w:rPr>
+        <w:t xml:space="preserve"> </w:t>
+      </w:r>
+      <w:proofErr w:type="gramStart"/>
+      <w:r>
+        <w:rPr>
+          <w:lang w:val="en-GB"/>
+        </w:rPr>
+        <w:t>VALUES(</w:t>
+      </w:r>
+      <w:proofErr w:type="gramEnd"/>
+      <w:r>
+        <w:rPr>
+          <w:lang w:val="en-GB"/>
+        </w:rPr>
+        <w:t>1,1),</w:t>
+      </w:r>
+    </w:p>
+    <w:p>
+      <w:pPr>
+        <w:rPr>
+          <w:lang w:val="en-GB"/>
+        </w:rPr>
+      </w:pPr>
+      <w:r>
+        <w:rPr>
+          <w:lang w:val="en-GB"/>
+        </w:rPr>
+        <w:t xml:space="preserve">  (1,2),</w:t>
+      </w:r>
+    </w:p>
+    <w:p>
+      <w:pPr>
+        <w:rPr>
+          <w:lang w:val="en-GB"/>
+        </w:rPr>
+      </w:pPr>
+      <w:r>
+        <w:rPr>
+          <w:lang w:val="en-GB"/>
+        </w:rPr>
+        <w:t xml:space="preserve">  (2,3),</w:t>
+      </w:r>
+    </w:p>
+    <w:p>
+      <w:pPr>
+        <w:rPr>
+          <w:lang w:val="en-GB"/>
+        </w:rPr>
+      </w:pPr>
+      <w:r>
+        <w:rPr>
+          <w:lang w:val="en-GB"/>
+        </w:rPr>
+        <w:t xml:space="preserve">  (2,4);</w:t>
+      </w:r>
+    </w:p>
+    <w:p>
+      <w:pPr>
+        <w:rPr>
+          <w:lang w:val="en-GB"/>
+        </w:rPr>
+      </w:pPr>
+      <w:r>
+        <w:rPr>
+          <w:lang w:val="en-GB"/>
+        </w:rPr>
+        <w:t xml:space="preserve">CREATE TABLE </w:t>
+      </w:r>
+      <w:proofErr w:type="spellStart"/>
+      <w:r>
+        <w:rPr>
+          <w:lang w:val="en-GB"/>
+        </w:rPr>
+        <w:t>inventar</w:t>
+      </w:r>
+      <w:proofErr w:type="spellEnd"/>
+      <w:r>
+        <w:rPr>
+          <w:lang w:val="en-GB"/>
+        </w:rPr>
+        <w:t xml:space="preserve"> (</w:t>
+      </w:r>
+      <w:proofErr w:type="spellStart"/>
+      <w:r>
+        <w:rPr>
+          <w:lang w:val="en-GB"/>
+        </w:rPr>
+        <w:t>inventar_id</w:t>
+      </w:r>
+      <w:proofErr w:type="spellEnd"/>
+      <w:r>
+        <w:rPr>
+          <w:lang w:val="en-GB"/>
+        </w:rPr>
+        <w:t xml:space="preserve"> INTEGER PRIMARY KEY </w:t>
+      </w:r>
+      <w:proofErr w:type="spellStart"/>
+      <w:proofErr w:type="gramStart"/>
+      <w:r>
+        <w:rPr>
+          <w:lang w:val="en-GB"/>
+        </w:rPr>
+        <w:t>AUTOINCREMENT,lagerort</w:t>
+      </w:r>
+      <w:proofErr w:type="spellEnd"/>
+      <w:proofErr w:type="gramEnd"/>
+      <w:r>
+        <w:rPr>
+          <w:lang w:val="en-GB"/>
+        </w:rPr>
+        <w:t xml:space="preserve"> TEXT NOT </w:t>
+      </w:r>
+      <w:proofErr w:type="spellStart"/>
+      <w:proofErr w:type="gramStart"/>
+      <w:r>
+        <w:rPr>
+          <w:lang w:val="en-GB"/>
+        </w:rPr>
+        <w:t>NULL,bestand</w:t>
+      </w:r>
+      <w:proofErr w:type="spellEnd"/>
+      <w:proofErr w:type="gramEnd"/>
+      <w:r>
+        <w:rPr>
+          <w:lang w:val="en-GB"/>
+        </w:rPr>
+        <w:t xml:space="preserve"> INTEGER DEFAULT </w:t>
+      </w:r>
+      <w:proofErr w:type="gramStart"/>
+      <w:r>
+        <w:rPr>
+          <w:lang w:val="en-GB"/>
+        </w:rPr>
+        <w:t>0,produkt</w:t>
+      </w:r>
+      <w:proofErr w:type="gramEnd"/>
+      <w:r>
+        <w:rPr>
+          <w:lang w:val="en-GB"/>
+        </w:rPr>
+        <w:t xml:space="preserve">_id </w:t>
+      </w:r>
+      <w:proofErr w:type="gramStart"/>
+      <w:r>
+        <w:rPr>
+          <w:lang w:val="en-GB"/>
+        </w:rPr>
+        <w:t>INTEGER,FOREIGN</w:t>
+      </w:r>
+      <w:proofErr w:type="gramEnd"/>
+      <w:r>
+        <w:rPr>
+          <w:lang w:val="en-GB"/>
+        </w:rPr>
+        <w:t xml:space="preserve"> KEY (</w:t>
+      </w:r>
+      <w:proofErr w:type="spellStart"/>
+      <w:r>
+        <w:rPr>
+          <w:lang w:val="en-GB"/>
+        </w:rPr>
+        <w:t>produkt_id</w:t>
+      </w:r>
+      <w:proofErr w:type="spellEnd"/>
+      <w:r>
+        <w:rPr>
+          <w:lang w:val="en-GB"/>
+        </w:rPr>
+        <w:t xml:space="preserve">) REFERENCES </w:t>
+      </w:r>
+      <w:proofErr w:type="spellStart"/>
+      <w:r>
+        <w:rPr>
+          <w:lang w:val="en-GB"/>
+        </w:rPr>
+        <w:t>produkt</w:t>
+      </w:r>
+      <w:proofErr w:type="spellEnd"/>
+      <w:r>
+        <w:rPr>
+          <w:lang w:val="en-GB"/>
+        </w:rPr>
+        <w:t>(</w:t>
+      </w:r>
+      <w:proofErr w:type="spellStart"/>
+      <w:r>
+        <w:rPr>
+          <w:lang w:val="en-GB"/>
+        </w:rPr>
+        <w:t>produkt_id</w:t>
+      </w:r>
+      <w:proofErr w:type="spellEnd"/>
+      <w:r>
+        <w:rPr>
+          <w:lang w:val="en-GB"/>
+        </w:rPr>
+        <w:t>));</w:t>
+      </w:r>
+    </w:p>
+    <w:p>
+      <w:pPr>
+        <w:rPr>
+          <w:lang w:val="en-GB"/>
+        </w:rPr>
+      </w:pPr>
+      <w:r>
+        <w:rPr>
+          <w:lang w:val="en-GB"/>
+        </w:rPr>
+        <w:t xml:space="preserve">INSERT INTO </w:t>
+      </w:r>
+      <w:proofErr w:type="spellStart"/>
+      <w:r>
+        <w:rPr>
+          <w:lang w:val="en-GB"/>
+        </w:rPr>
+        <w:t>inventar</w:t>
+      </w:r>
+      <w:proofErr w:type="spellEnd"/>
+      <w:r>
+        <w:rPr>
+          <w:lang w:val="en-GB"/>
+        </w:rPr>
+        <w:t xml:space="preserve"> VALUES(1,'verkaufsregal',15,1),</w:t>
+      </w:r>
+    </w:p>
+    <w:p>
+      <w:pPr>
+        <w:rPr>
+          <w:lang w:val="en-GB"/>
+        </w:rPr>
+      </w:pPr>
+      <w:r>
+        <w:rPr>
+          <w:lang w:val="en-GB"/>
+        </w:rPr>
+        <w:t xml:space="preserve">  (2,'kartons',12,2),</w:t>
+      </w:r>
+    </w:p>
+    <w:p>
+      <w:pPr>
+        <w:rPr>
+          <w:lang w:val="en-GB"/>
+        </w:rPr>
+      </w:pPr>
+      <w:r>
+        <w:rPr>
+          <w:lang w:val="en-GB"/>
+        </w:rPr>
+        <w:t xml:space="preserve">  (3,'theke',5,3),</w:t>
+      </w:r>
+    </w:p>
+    <w:p>
+      <w:pPr>
+        <w:rPr>
+          <w:lang w:val="en-GB"/>
+        </w:rPr>
+      </w:pPr>
+      <w:r>
+        <w:rPr>
+          <w:lang w:val="en-GB"/>
+        </w:rPr>
+        <w:t xml:space="preserve">  (4,'hinterlager',20,4);</w:t>
+      </w:r>
+    </w:p>
+    <w:p>
+      <w:pPr>
+        <w:rPr>
+          <w:lang w:val="en-GB"/>
+        </w:rPr>
+      </w:pPr>
+      <w:r>
+        <w:rPr>
+          <w:lang w:val="en-GB"/>
+        </w:rPr>
+        <w:t>CREATE TABLE IF NOT EXISTS "</w:t>
+      </w:r>
+      <w:proofErr w:type="spellStart"/>
+      <w:r>
+        <w:rPr>
+          <w:lang w:val="en-GB"/>
+        </w:rPr>
+        <w:t>kauft</w:t>
+      </w:r>
+      <w:proofErr w:type="spellEnd"/>
+      <w:r>
+        <w:rPr>
+          <w:lang w:val="en-GB"/>
+        </w:rPr>
+        <w:t>" (</w:t>
+      </w:r>
+      <w:proofErr w:type="spellStart"/>
+      <w:r>
+        <w:rPr>
+          <w:lang w:val="en-GB"/>
+        </w:rPr>
+        <w:t>kunde_id</w:t>
+      </w:r>
+      <w:proofErr w:type="spellEnd"/>
+      <w:r>
+        <w:rPr>
+          <w:lang w:val="en-GB"/>
+        </w:rPr>
+        <w:t xml:space="preserve"> INTEGER, </w:t>
+      </w:r>
+      <w:proofErr w:type="spellStart"/>
+      <w:r>
+        <w:rPr>
+          <w:lang w:val="en-GB"/>
+        </w:rPr>
+        <w:t>produkt_id</w:t>
+      </w:r>
+      <w:proofErr w:type="spellEnd"/>
+      <w:r>
+        <w:rPr>
+          <w:lang w:val="en-GB"/>
+        </w:rPr>
+        <w:t xml:space="preserve"> INTEGER, </w:t>
+      </w:r>
+      <w:proofErr w:type="spellStart"/>
+      <w:r>
+        <w:rPr>
+          <w:lang w:val="en-GB"/>
+        </w:rPr>
+        <w:t>produktanzahl</w:t>
+      </w:r>
+      <w:proofErr w:type="spellEnd"/>
+      <w:r>
+        <w:rPr>
+          <w:lang w:val="en-GB"/>
+        </w:rPr>
+        <w:t xml:space="preserve"> INTEGER NOT NULL, PRIMARY </w:t>
+      </w:r>
+      <w:proofErr w:type="gramStart"/>
+      <w:r>
+        <w:rPr>
+          <w:lang w:val="en-GB"/>
+        </w:rPr>
+        <w:t>KEY(</w:t>
+      </w:r>
+      <w:proofErr w:type="spellStart"/>
+      <w:proofErr w:type="gramEnd"/>
+      <w:r>
+        <w:rPr>
+          <w:lang w:val="en-GB"/>
+        </w:rPr>
+        <w:t>kunde_id</w:t>
+      </w:r>
+      <w:proofErr w:type="spellEnd"/>
+      <w:r>
+        <w:rPr>
+          <w:lang w:val="en-GB"/>
+        </w:rPr>
+        <w:t xml:space="preserve">, </w:t>
+      </w:r>
+      <w:proofErr w:type="spellStart"/>
+      <w:r>
+        <w:rPr>
+          <w:lang w:val="en-GB"/>
+        </w:rPr>
+        <w:t>produkt_id</w:t>
+      </w:r>
+      <w:proofErr w:type="spellEnd"/>
+      <w:r>
+        <w:rPr>
+          <w:lang w:val="en-GB"/>
+        </w:rPr>
+        <w:t>), FOREIGN KEY (</w:t>
+      </w:r>
+      <w:proofErr w:type="spellStart"/>
+      <w:r>
+        <w:rPr>
+          <w:lang w:val="en-GB"/>
+        </w:rPr>
+        <w:t>kunde_id</w:t>
+      </w:r>
+      <w:proofErr w:type="spellEnd"/>
+      <w:r>
+        <w:rPr>
+          <w:lang w:val="en-GB"/>
+        </w:rPr>
+        <w:t xml:space="preserve">) REFERENCES </w:t>
+      </w:r>
+      <w:proofErr w:type="spellStart"/>
+      <w:r>
+        <w:rPr>
+          <w:lang w:val="en-GB"/>
+        </w:rPr>
+        <w:t>kunde</w:t>
+      </w:r>
+      <w:proofErr w:type="spellEnd"/>
+      <w:r>
+        <w:rPr>
+          <w:lang w:val="en-GB"/>
+        </w:rPr>
+        <w:t>(</w:t>
+      </w:r>
+      <w:proofErr w:type="spellStart"/>
+      <w:r>
+        <w:rPr>
+          <w:lang w:val="en-GB"/>
+        </w:rPr>
+        <w:t>kunde_id</w:t>
+      </w:r>
+      <w:proofErr w:type="spellEnd"/>
+      <w:r>
+        <w:rPr>
+          <w:lang w:val="en-GB"/>
+        </w:rPr>
+        <w:t>), FOREIGN KEY (</w:t>
+      </w:r>
+      <w:proofErr w:type="spellStart"/>
+      <w:r>
+        <w:rPr>
+          <w:lang w:val="en-GB"/>
+        </w:rPr>
+        <w:t>produkt_id</w:t>
+      </w:r>
+      <w:proofErr w:type="spellEnd"/>
+      <w:r>
+        <w:rPr>
+          <w:lang w:val="en-GB"/>
+        </w:rPr>
+        <w:t xml:space="preserve">) REFERENCES </w:t>
+      </w:r>
+      <w:proofErr w:type="spellStart"/>
+      <w:r>
+        <w:rPr>
+          <w:lang w:val="en-GB"/>
+        </w:rPr>
+        <w:t>produkt</w:t>
+      </w:r>
+      <w:proofErr w:type="spellEnd"/>
+      <w:r>
+        <w:rPr>
+          <w:lang w:val="en-GB"/>
+        </w:rPr>
+        <w:t>(</w:t>
+      </w:r>
+      <w:proofErr w:type="spellStart"/>
+      <w:r>
+        <w:rPr>
+          <w:lang w:val="en-GB"/>
+        </w:rPr>
+        <w:t>produkt_id</w:t>
+      </w:r>
+      <w:proofErr w:type="spellEnd"/>
+      <w:r>
+        <w:rPr>
+          <w:lang w:val="en-GB"/>
+        </w:rPr>
+        <w:t>));</w:t>
+      </w:r>
+    </w:p>
+    <w:p>
+      <w:pPr>
+        <w:rPr>
+          <w:lang w:val="en-GB"/>
+        </w:rPr>
+      </w:pPr>
+      <w:r>
+        <w:rPr>
+          <w:lang w:val="en-GB"/>
+        </w:rPr>
+        <w:t xml:space="preserve">INSERT INTO </w:t>
+      </w:r>
+      <w:proofErr w:type="spellStart"/>
+      <w:r>
+        <w:rPr>
+          <w:lang w:val="en-GB"/>
+        </w:rPr>
+        <w:t>kauft</w:t>
+      </w:r>
+      <w:proofErr w:type="spellEnd"/>
+      <w:r>
+        <w:rPr>
+          <w:lang w:val="en-GB"/>
+        </w:rPr>
+        <w:t xml:space="preserve"> </w:t>
+      </w:r>
+      <w:proofErr w:type="gramStart"/>
+      <w:r>
+        <w:rPr>
+          <w:lang w:val="en-GB"/>
+        </w:rPr>
+        <w:t>VALUES(</w:t>
+      </w:r>
+      <w:proofErr w:type="gramEnd"/>
+      <w:r>
+        <w:rPr>
+          <w:lang w:val="en-GB"/>
+        </w:rPr>
+        <w:t>1,2,1),</w:t>
+      </w:r>
+    </w:p>
+    <w:p>
+      <w:pPr>
+        <w:rPr>
+          <w:lang w:val="en-GB"/>
+        </w:rPr>
+      </w:pPr>
+      <w:r>
+        <w:rPr>
+          <w:lang w:val="en-GB"/>
+        </w:rPr>
+        <w:t xml:space="preserve">  (1,3,3),</w:t>
+      </w:r>
+    </w:p>
+    <w:p>
+      <w:pPr>
+        <w:rPr>
+          <w:lang w:val="en-GB"/>
+        </w:rPr>
+      </w:pPr>
+      <w:r>
+        <w:rPr>
+          <w:lang w:val="en-GB"/>
+        </w:rPr>
+        <w:t xml:space="preserve">  (1,4,1),</w:t>
+      </w:r>
+    </w:p>
+    <w:p>
+      <w:pPr>
+        <w:rPr>
+          <w:lang w:val="en-GB"/>
+        </w:rPr>
+      </w:pPr>
+      <w:r>
+        <w:rPr>
+          <w:lang w:val="en-GB"/>
+        </w:rPr>
         <w:lastRenderedPageBreak/>
-        <w:t>CREATE TABLE händler (händler_id INTEGER PRIMARY KEY AUTOINCREMENT);</w:t>
-      </w:r>
-    </w:p>
-    <w:p>
-      <w:pPr>
-        <w:rPr>
-          <w:lang w:val="en-GB"/>
-        </w:rPr>
-      </w:pPr>
-      <w:r>
-        <w:rPr>
-          <w:lang w:val="en-GB"/>
-        </w:rPr>
-        <w:t xml:space="preserve">INSERT INTO "händler" </w:t>
-      </w:r>
+        <w:t xml:space="preserve">  (2,1,1),</w:t>
+      </w:r>
+    </w:p>
+    <w:p>
+      <w:pPr>
+        <w:rPr>
+          <w:lang w:val="en-GB"/>
+        </w:rPr>
+      </w:pPr>
+      <w:r>
+        <w:rPr>
+          <w:lang w:val="en-GB"/>
+        </w:rPr>
+        <w:t xml:space="preserve">  (2,2,1);</w:t>
+      </w:r>
+    </w:p>
+    <w:p>
+      <w:pPr>
+        <w:rPr>
+          <w:lang w:val="en-GB"/>
+        </w:rPr>
+      </w:pPr>
+      <w:r>
+        <w:rPr>
+          <w:lang w:val="en-GB"/>
+        </w:rPr>
+        <w:t xml:space="preserve">PRAGMA </w:t>
+      </w:r>
+      <w:proofErr w:type="spellStart"/>
+      <w:r>
+        <w:rPr>
+          <w:lang w:val="en-GB"/>
+        </w:rPr>
+        <w:t>writable_schema</w:t>
+      </w:r>
+      <w:proofErr w:type="spellEnd"/>
+      <w:r>
+        <w:rPr>
+          <w:lang w:val="en-GB"/>
+        </w:rPr>
+        <w:t>=ON;</w:t>
+      </w:r>
+    </w:p>
+    <w:p>
+      <w:pPr>
+        <w:rPr>
+          <w:lang w:val="en-GB"/>
+        </w:rPr>
+      </w:pPr>
+      <w:r>
+        <w:rPr>
+          <w:lang w:val="en-GB"/>
+        </w:rPr>
+        <w:t xml:space="preserve">CREATE TABLE IF NOT EXISTS </w:t>
+      </w:r>
+      <w:proofErr w:type="spellStart"/>
+      <w:r>
+        <w:rPr>
+          <w:lang w:val="en-GB"/>
+        </w:rPr>
+        <w:t>sqlite_sequence</w:t>
+      </w:r>
+      <w:proofErr w:type="spellEnd"/>
+      <w:r>
+        <w:rPr>
+          <w:lang w:val="en-GB"/>
+        </w:rPr>
+        <w:t>(</w:t>
+      </w:r>
+      <w:proofErr w:type="spellStart"/>
       <w:proofErr w:type="gramStart"/>
       <w:r>
         <w:rPr>
           <w:lang w:val="en-GB"/>
         </w:rPr>
-        <w:t>VALUES(</w:t>
-      </w:r>
+        <w:t>name,seq</w:t>
+      </w:r>
+      <w:proofErr w:type="spellEnd"/>
       <w:proofErr w:type="gramEnd"/>
       <w:r>
         <w:rPr>
           <w:lang w:val="en-GB"/>
         </w:rPr>
-        <w:t>1),</w:t>
-      </w:r>
-    </w:p>
-    <w:p>
-      <w:pPr>
-        <w:rPr>
-          <w:lang w:val="en-GB"/>
-        </w:rPr>
-      </w:pPr>
-      <w:r>
-        <w:rPr>
-          <w:lang w:val="en-GB"/>
-        </w:rPr>
-        <w:t xml:space="preserve">  (2);</w:t>
-      </w:r>
-    </w:p>
-    <w:p>
-      <w:pPr>
-        <w:rPr>
-          <w:lang w:val="en-GB"/>
-        </w:rPr>
-      </w:pPr>
-      <w:r>
-        <w:rPr>
-          <w:lang w:val="en-GB"/>
-        </w:rPr>
-        <w:t>CREATE TABLE kunde (kunde_id INTEGER PRIMARY KEY AUTOINCREMENT, vorname TEXT, nachname TEXT);</w:t>
-      </w:r>
-    </w:p>
-    <w:p>
-      <w:pPr>
-        <w:rPr>
-          <w:lang w:val="en-GB"/>
-        </w:rPr>
-      </w:pPr>
-      <w:r>
-        <w:rPr>
-          <w:lang w:val="en-GB"/>
-        </w:rPr>
-        <w:t>INSERT INTO kunde VALUES(1,'nevio','suleman'),</w:t>
-      </w:r>
-    </w:p>
-    <w:p>
-      <w:pPr>
-        <w:rPr>
-          <w:lang w:val="en-GB"/>
-        </w:rPr>
-      </w:pPr>
-      <w:r>
-        <w:rPr>
-          <w:lang w:val="en-GB"/>
-        </w:rPr>
-        <w:t xml:space="preserve">  (2,'rafael','busse');</w:t>
-      </w:r>
-    </w:p>
-    <w:p>
-      <w:pPr>
-        <w:rPr>
-          <w:lang w:val="en-GB"/>
-        </w:rPr>
-      </w:pPr>
-      <w:r>
-        <w:rPr>
-          <w:lang w:val="en-GB"/>
-        </w:rPr>
-        <w:t>CREATE TABLE liefert (händler_id INTEGER, produkt_id INTEGER, PRIMARY KEY (händler_id, produkt_id), FOREIGN KEY (händler_id) REFERENCES händler(händler_id), FOREIGN KEY (produkt_id) REFERENCES produkt(produkt_id));</w:t>
-      </w:r>
-    </w:p>
-    <w:p>
-      <w:pPr>
-        <w:rPr>
-          <w:lang w:val="en-GB"/>
-        </w:rPr>
-      </w:pPr>
-      <w:r>
-        <w:rPr>
-          <w:lang w:val="en-GB"/>
-        </w:rPr>
-        <w:t xml:space="preserve">INSERT INTO liefert </w:t>
-      </w:r>
-      <w:proofErr w:type="gramStart"/>
-      <w:r>
-        <w:rPr>
-          <w:lang w:val="en-GB"/>
-        </w:rPr>
-        <w:t>VALUES(</w:t>
-      </w:r>
-      <w:proofErr w:type="gramEnd"/>
-      <w:r>
-        <w:rPr>
-          <w:lang w:val="en-GB"/>
-        </w:rPr>
-        <w:t>1,1),</w:t>
-      </w:r>
-    </w:p>
-    <w:p>
-      <w:pPr>
-        <w:rPr>
-          <w:lang w:val="en-GB"/>
-        </w:rPr>
-      </w:pPr>
-      <w:r>
-        <w:rPr>
-          <w:lang w:val="en-GB"/>
-        </w:rPr>
-        <w:t xml:space="preserve">  (1,2),</w:t>
-      </w:r>
-    </w:p>
-    <w:p>
-      <w:pPr>
-        <w:rPr>
-          <w:lang w:val="en-GB"/>
-        </w:rPr>
-      </w:pPr>
-      <w:r>
-        <w:rPr>
-          <w:lang w:val="en-GB"/>
-        </w:rPr>
-        <w:t xml:space="preserve">  (2,3),</w:t>
-      </w:r>
-    </w:p>
-    <w:p>
-      <w:pPr>
-        <w:rPr>
-          <w:lang w:val="en-GB"/>
-        </w:rPr>
-      </w:pPr>
-      <w:r>
-        <w:rPr>
-          <w:lang w:val="en-GB"/>
-        </w:rPr>
-        <w:t xml:space="preserve">  (2,4);</w:t>
-      </w:r>
-    </w:p>
-    <w:p>
-      <w:pPr>
-        <w:rPr>
-          <w:lang w:val="en-GB"/>
-        </w:rPr>
-      </w:pPr>
-      <w:r>
-        <w:rPr>
-          <w:lang w:val="en-GB"/>
-        </w:rPr>
-        <w:t xml:space="preserve">CREATE TABLE inventar (inventar_id INTEGER PRIMARY KEY </w:t>
-      </w:r>
-      <w:proofErr w:type="gramStart"/>
-      <w:r>
-        <w:rPr>
-          <w:lang w:val="en-GB"/>
-        </w:rPr>
-        <w:t>AUTOINCREMENT,lagerort</w:t>
-      </w:r>
-      <w:proofErr w:type="gramEnd"/>
-      <w:r>
-        <w:rPr>
-          <w:lang w:val="en-GB"/>
-        </w:rPr>
-        <w:t xml:space="preserve"> TEXT NOT </w:t>
-      </w:r>
-      <w:proofErr w:type="gramStart"/>
-      <w:r>
-        <w:rPr>
-          <w:lang w:val="en-GB"/>
-        </w:rPr>
-        <w:t>NULL,bestand</w:t>
-      </w:r>
-      <w:proofErr w:type="gramEnd"/>
-      <w:r>
-        <w:rPr>
-          <w:lang w:val="en-GB"/>
-        </w:rPr>
-        <w:t xml:space="preserve"> INTEGER DEFAULT </w:t>
-      </w:r>
-      <w:proofErr w:type="gramStart"/>
-      <w:r>
-        <w:rPr>
-          <w:lang w:val="en-GB"/>
-        </w:rPr>
-        <w:t>0,produkt</w:t>
-      </w:r>
-      <w:proofErr w:type="gramEnd"/>
-      <w:r>
-        <w:rPr>
-          <w:lang w:val="en-GB"/>
-        </w:rPr>
-        <w:t xml:space="preserve">_id </w:t>
-      </w:r>
-      <w:proofErr w:type="gramStart"/>
-      <w:r>
-        <w:rPr>
-          <w:lang w:val="en-GB"/>
-        </w:rPr>
-        <w:t>INTEGER,FOREIGN</w:t>
-      </w:r>
-      <w:proofErr w:type="gramEnd"/>
-      <w:r>
-        <w:rPr>
-          <w:lang w:val="en-GB"/>
-        </w:rPr>
-        <w:t xml:space="preserve"> KEY (produkt_id) REFERENCES produkt(produkt_id));</w:t>
-      </w:r>
-    </w:p>
-    <w:p>
-      <w:pPr>
-        <w:rPr>
-          <w:lang w:val="en-GB"/>
-        </w:rPr>
-      </w:pPr>
-      <w:r>
-        <w:rPr>
-          <w:lang w:val="en-GB"/>
-        </w:rPr>
-        <w:t>INSERT INTO inventar VALUES(1,'verkaufsregal',15,1),</w:t>
-      </w:r>
-    </w:p>
-    <w:p>
-      <w:pPr>
-        <w:rPr>
-          <w:lang w:val="en-GB"/>
-        </w:rPr>
-      </w:pPr>
-      <w:r>
-        <w:rPr>
-          <w:lang w:val="en-GB"/>
-        </w:rPr>
-        <w:t xml:space="preserve">  (2,'kartons',12,2),</w:t>
-      </w:r>
-    </w:p>
-    <w:p>
-      <w:pPr>
-        <w:rPr>
-          <w:lang w:val="en-GB"/>
-        </w:rPr>
-      </w:pPr>
-      <w:r>
-        <w:rPr>
-          <w:lang w:val="en-GB"/>
-        </w:rPr>
-        <w:t xml:space="preserve">  (3,'theke',5,3),</w:t>
-      </w:r>
-    </w:p>
-    <w:p>
-      <w:pPr>
-        <w:rPr>
-          <w:lang w:val="en-GB"/>
-        </w:rPr>
-      </w:pPr>
-      <w:r>
-        <w:rPr>
-          <w:lang w:val="en-GB"/>
-        </w:rPr>
-        <w:t xml:space="preserve">  (4,'hinterlager',20,4);</w:t>
-      </w:r>
-    </w:p>
-    <w:p>
-      <w:pPr>
-        <w:rPr>
-          <w:lang w:val="en-GB"/>
-        </w:rPr>
-      </w:pPr>
-      <w:r>
-        <w:rPr>
-          <w:lang w:val="en-GB"/>
-        </w:rPr>
-        <w:t xml:space="preserve">CREATE TABLE IF NOT EXISTS "kauft" (kunde_id INTEGER, produkt_id INTEGER, produktanzahl INTEGER NOT NULL, PRIMARY </w:t>
-      </w:r>
-      <w:proofErr w:type="gramStart"/>
-      <w:r>
-        <w:rPr>
-          <w:lang w:val="en-GB"/>
-        </w:rPr>
-        <w:t>KEY(</w:t>
-      </w:r>
-      <w:proofErr w:type="gramEnd"/>
-      <w:r>
-        <w:rPr>
-          <w:lang w:val="en-GB"/>
-        </w:rPr>
-        <w:t>kunde_id, produkt_id), FOREIGN KEY (kunde_id) REFERENCES kunde(kunde_id), FOREIGN KEY (produkt_id) REFERENCES produkt(produkt_id));</w:t>
-      </w:r>
-    </w:p>
-    <w:p>
-      <w:pPr>
-        <w:rPr>
-          <w:lang w:val="en-GB"/>
-        </w:rPr>
-      </w:pPr>
-      <w:r>
-        <w:rPr>
-          <w:lang w:val="en-GB"/>
-        </w:rPr>
-        <w:t xml:space="preserve">INSERT INTO kauft </w:t>
-      </w:r>
-      <w:proofErr w:type="gramStart"/>
-      <w:r>
-        <w:rPr>
-          <w:lang w:val="en-GB"/>
-        </w:rPr>
-        <w:t>VALUES(</w:t>
-      </w:r>
-      <w:proofErr w:type="gramEnd"/>
-      <w:r>
-        <w:rPr>
-          <w:lang w:val="en-GB"/>
-        </w:rPr>
-        <w:t>1,2,1),</w:t>
-      </w:r>
-    </w:p>
-    <w:p>
-      <w:pPr>
-        <w:rPr>
-          <w:lang w:val="en-GB"/>
-        </w:rPr>
-      </w:pPr>
-      <w:r>
-        <w:rPr>
-          <w:lang w:val="en-GB"/>
-        </w:rPr>
-        <w:t xml:space="preserve">  (1,3,3),</w:t>
-      </w:r>
-    </w:p>
-    <w:p>
-      <w:pPr>
-        <w:rPr>
-          <w:lang w:val="en-GB"/>
-        </w:rPr>
-      </w:pPr>
-      <w:r>
-        <w:rPr>
-          <w:lang w:val="en-GB"/>
-        </w:rPr>
-        <w:t xml:space="preserve">  (1,4,1),</w:t>
-      </w:r>
-    </w:p>
-    <w:p>
-      <w:pPr>
-        <w:rPr>
-          <w:lang w:val="en-GB"/>
-        </w:rPr>
-      </w:pPr>
-      <w:r>
-        <w:rPr>
-          <w:lang w:val="en-GB"/>
-        </w:rPr>
-        <w:t xml:space="preserve">  (2,1,1),</w:t>
-      </w:r>
-    </w:p>
-    <w:p>
-      <w:pPr>
-        <w:rPr>
-          <w:lang w:val="en-GB"/>
-        </w:rPr>
-      </w:pPr>
-      <w:r>
-        <w:rPr>
-          <w:lang w:val="en-GB"/>
-        </w:rPr>
-        <w:t xml:space="preserve">  (2,2,1);</w:t>
-      </w:r>
-    </w:p>
-    <w:p>
-      <w:pPr>
-        <w:rPr>
-          <w:lang w:val="en-GB"/>
-        </w:rPr>
-      </w:pPr>
-      <w:r>
-        <w:rPr>
-          <w:lang w:val="en-GB"/>
-        </w:rPr>
-        <w:t>PRAGMA writable_schema=ON;</w:t>
-      </w:r>
-    </w:p>
-    <w:p>
-      <w:pPr>
-        <w:rPr>
-          <w:lang w:val="en-GB"/>
-        </w:rPr>
-      </w:pPr>
-      <w:r>
-        <w:rPr>
-          <w:lang w:val="en-GB"/>
-        </w:rPr>
-        <w:lastRenderedPageBreak/>
-        <w:t>CREATE TABLE IF NOT EXISTS sqlite_sequence(</w:t>
-      </w:r>
-      <w:proofErr w:type="gramStart"/>
-      <w:r>
-        <w:rPr>
-          <w:lang w:val="en-GB"/>
-        </w:rPr>
-        <w:t>name,seq</w:t>
-      </w:r>
-      <w:proofErr w:type="gramEnd"/>
-      <w:r>
-        <w:rPr>
-          <w:lang w:val="en-GB"/>
-        </w:rPr>
         <w:t>);</w:t>
       </w:r>
     </w:p>
@@ -1930,20 +2523,48 @@
         <w:rPr>
           <w:lang w:val="en-GB"/>
         </w:rPr>
-        <w:t>DELETE FROM sqlite_sequence;</w:t>
-      </w:r>
-    </w:p>
-    <w:p>
-      <w:pPr>
-        <w:rPr>
-          <w:lang w:val="en-GB"/>
-        </w:rPr>
-      </w:pPr>
-      <w:r>
-        <w:rPr>
-          <w:lang w:val="en-GB"/>
-        </w:rPr>
-        <w:t>INSERT INTO sqlite_sequence VALUES('produkt',4),</w:t>
+        <w:t xml:space="preserve">DELETE FROM </w:t>
+      </w:r>
+      <w:proofErr w:type="spellStart"/>
+      <w:r>
+        <w:rPr>
+          <w:lang w:val="en-GB"/>
+        </w:rPr>
+        <w:t>sqlite_sequence</w:t>
+      </w:r>
+      <w:proofErr w:type="spellEnd"/>
+      <w:r>
+        <w:rPr>
+          <w:lang w:val="en-GB"/>
+        </w:rPr>
+        <w:t>;</w:t>
+      </w:r>
+    </w:p>
+    <w:p>
+      <w:pPr>
+        <w:rPr>
+          <w:lang w:val="en-GB"/>
+        </w:rPr>
+      </w:pPr>
+      <w:r>
+        <w:rPr>
+          <w:lang w:val="en-GB"/>
+        </w:rPr>
+        <w:t xml:space="preserve">INSERT INTO </w:t>
+      </w:r>
+      <w:proofErr w:type="spellStart"/>
+      <w:r>
+        <w:rPr>
+          <w:lang w:val="en-GB"/>
+        </w:rPr>
+        <w:t>sqlite_sequence</w:t>
+      </w:r>
+      <w:proofErr w:type="spellEnd"/>
+      <w:r>
+        <w:rPr>
+          <w:lang w:val="en-GB"/>
+        </w:rPr>
+        <w:t xml:space="preserve"> VALUES('produkt',4),</w:t>
       </w:r>
     </w:p>
     <w:p>
@@ -1980,6 +2601,7 @@
         <w:t>=OFF;</w:t>
       </w:r>
     </w:p>
+    <w:p/>
     <w:sectPr>
       <w:pgSz w:w="11906" w:h="16838"/>
       <w:pgMar w:top="1417" w:right="1417" w:bottom="1134" w:left="1417" w:header="708" w:footer="708" w:gutter="0"/>

--- a/Protokoll (Automatisch wiederhergestellt).docx
+++ b/Protokoll (Automatisch wiederhergestellt).docx
@@ -15,13 +15,28 @@
           <w:color w:val="000000" w:themeColor="text1"/>
           <w:u w:val="single"/>
         </w:rPr>
-        <w:t>Protokoll: SQL_Projekt</w:t>
-      </w:r>
+        <w:t xml:space="preserve">Protokoll: </w:t>
+      </w:r>
+      <w:proofErr w:type="spellStart"/>
+      <w:r>
+        <w:rPr>
+          <w:color w:val="000000" w:themeColor="text1"/>
+          <w:u w:val="single"/>
+        </w:rPr>
+        <w:t>SQL_Projekt</w:t>
+      </w:r>
+      <w:proofErr w:type="spellEnd"/>
     </w:p>
     <w:sdt>
       <w:sdtPr>
         <w:rPr>
-          <w:color w:val="000000" w:themeColor="text1"/>
+          <w:rFonts w:asciiTheme="minorHAnsi" w:eastAsiaTheme="minorHAnsi" w:hAnsiTheme="minorHAnsi" w:cstheme="minorBidi"/>
+          <w:color w:val="000000" w:themeColor="text1"/>
+          <w:kern w:val="2"/>
+          <w:sz w:val="24"/>
+          <w:szCs w:val="24"/>
+          <w:lang w:eastAsia="en-US"/>
+          <w14:ligatures w14:val="standardContextual"/>
         </w:rPr>
         <w:id w:val="672768335"/>
         <w:docPartObj>
@@ -31,14 +46,8 @@
       </w:sdtPr>
       <w:sdtEndPr>
         <w:rPr>
-          <w:rFonts w:asciiTheme="minorHAnsi" w:eastAsiaTheme="minorHAnsi" w:hAnsiTheme="minorHAnsi" w:cstheme="minorBidi"/>
           <w:b/>
           <w:bCs/>
-          <w:kern w:val="2"/>
-          <w:sz w:val="24"/>
-          <w:szCs w:val="24"/>
-          <w:lang w:eastAsia="en-US"/>
-          <w14:ligatures w14:val="standardContextual"/>
         </w:rPr>
       </w:sdtEndPr>
       <w:sdtContent>
@@ -982,7 +991,7 @@
           <w:color w:val="000000" w:themeColor="text1"/>
         </w:rPr>
         <w:drawing>
-          <wp:inline distT="0" distB="0" distL="0" distR="0" wp14:anchorId="40D5067D" wp14:editId="4766BB88">
+          <wp:inline distT="0" distB="0" distL="0" distR="0" wp14:anchorId="40D5067D" wp14:editId="59432AC6">
             <wp:extent cx="5760720" cy="2870835"/>
             <wp:effectExtent l="0" t="0" r="0" b="5715"/>
             <wp:docPr id="1569674894" name="Grafik 1"/>
@@ -1049,13 +1058,28 @@
       <w:r>
         <w:rPr>
           <w:noProof/>
-          <w:color w:val="000000" w:themeColor="text1"/>
         </w:rPr>
         <w:drawing>
-          <wp:inline distT="0" distB="0" distL="0" distR="0" wp14:anchorId="0FD42F1B" wp14:editId="4D14AC74">
-            <wp:extent cx="4171950" cy="3733469"/>
-            <wp:effectExtent l="0" t="0" r="0" b="635"/>
-            <wp:docPr id="202619538" name="Grafik 1"/>
+          <wp:anchor distT="0" distB="0" distL="114300" distR="114300" simplePos="0" relativeHeight="251659264" behindDoc="1" locked="0" layoutInCell="1" allowOverlap="1" wp14:anchorId="53F82969" wp14:editId="3F200DA6">
+            <wp:simplePos x="0" y="0"/>
+            <wp:positionH relativeFrom="margin">
+              <wp:align>center</wp:align>
+            </wp:positionH>
+            <wp:positionV relativeFrom="paragraph">
+              <wp:posOffset>10160</wp:posOffset>
+            </wp:positionV>
+            <wp:extent cx="4610100" cy="4968240"/>
+            <wp:effectExtent l="0" t="0" r="0" b="3810"/>
+            <wp:wrapThrough wrapText="bothSides">
+              <wp:wrapPolygon edited="0">
+                <wp:start x="0" y="0"/>
+                <wp:lineTo x="0" y="21534"/>
+                <wp:lineTo x="21511" y="21534"/>
+                <wp:lineTo x="21511" y="0"/>
+                <wp:lineTo x="0" y="0"/>
+              </wp:wrapPolygon>
+            </wp:wrapThrough>
+            <wp:docPr id="290668462" name="Grafik 1"/>
             <wp:cNvGraphicFramePr>
               <a:graphicFrameLocks xmlns:a="http://schemas.openxmlformats.org/drawingml/2006/main" noChangeAspect="1"/>
             </wp:cNvGraphicFramePr>
@@ -1063,11 +1087,17 @@
               <a:graphicData uri="http://schemas.openxmlformats.org/drawingml/2006/picture">
                 <pic:pic xmlns:pic="http://schemas.openxmlformats.org/drawingml/2006/picture">
                   <pic:nvPicPr>
-                    <pic:cNvPr id="202619538" name=""/>
+                    <pic:cNvPr id="290668462" name=""/>
                     <pic:cNvPicPr/>
                   </pic:nvPicPr>
                   <pic:blipFill>
-                    <a:blip r:embed="rId7"/>
+                    <a:blip r:embed="rId7">
+                      <a:extLst>
+                        <a:ext uri="{28A0092B-C50C-407E-A947-70E740481C1C}">
+                          <a14:useLocalDpi xmlns:a14="http://schemas.microsoft.com/office/drawing/2010/main" val="0"/>
+                        </a:ext>
+                      </a:extLst>
+                    </a:blip>
                     <a:stretch>
                       <a:fillRect/>
                     </a:stretch>
@@ -1075,7 +1105,7 @@
                   <pic:spPr>
                     <a:xfrm>
                       <a:off x="0" y="0"/>
-                      <a:ext cx="4187609" cy="3747482"/>
+                      <a:ext cx="4610100" cy="4968240"/>
                     </a:xfrm>
                     <a:prstGeom prst="rect">
                       <a:avLst/>
@@ -1084,7 +1114,13 @@
                 </pic:pic>
               </a:graphicData>
             </a:graphic>
-          </wp:inline>
+            <wp14:sizeRelH relativeFrom="margin">
+              <wp14:pctWidth>0</wp14:pctWidth>
+            </wp14:sizeRelH>
+            <wp14:sizeRelV relativeFrom="margin">
+              <wp14:pctHeight>0</wp14:pctHeight>
+            </wp14:sizeRelV>
+          </wp:anchor>
         </w:drawing>
       </w:r>
     </w:p>
@@ -1148,7 +1184,39 @@
           <w:color w:val="000000" w:themeColor="text1"/>
           <w:lang w:val="en-GB"/>
         </w:rPr>
-        <w:t>CREATE TABLE händler (händler_id INTEGER PRIMARY KEY AUTOINCREMENT);</w:t>
+        <w:t xml:space="preserve">CREATE TABLE </w:t>
+      </w:r>
+      <w:proofErr w:type="spellStart"/>
+      <w:r>
+        <w:rPr>
+          <w:color w:val="000000" w:themeColor="text1"/>
+          <w:lang w:val="en-GB"/>
+        </w:rPr>
+        <w:t>händler</w:t>
+      </w:r>
+      <w:proofErr w:type="spellEnd"/>
+      <w:r>
+        <w:rPr>
+          <w:color w:val="000000" w:themeColor="text1"/>
+          <w:lang w:val="en-GB"/>
+        </w:rPr>
+        <w:t xml:space="preserve"> (</w:t>
+      </w:r>
+      <w:proofErr w:type="spellStart"/>
+      <w:r>
+        <w:rPr>
+          <w:color w:val="000000" w:themeColor="text1"/>
+          <w:lang w:val="en-GB"/>
+        </w:rPr>
+        <w:t>händler_id</w:t>
+      </w:r>
+      <w:proofErr w:type="spellEnd"/>
+      <w:r>
+        <w:rPr>
+          <w:color w:val="000000" w:themeColor="text1"/>
+          <w:lang w:val="en-GB"/>
+        </w:rPr>
+        <w:t xml:space="preserve"> INTEGER PRIMARY KEY AUTOINCREMENT);</w:t>
       </w:r>
     </w:p>
     <w:p>
@@ -1167,7 +1235,39 @@
           <w:color w:val="000000" w:themeColor="text1"/>
           <w:lang w:val="en-GB"/>
         </w:rPr>
-        <w:t>Der Tabelle Produkt:</w:t>
+        <w:t xml:space="preserve">Der </w:t>
+      </w:r>
+      <w:proofErr w:type="spellStart"/>
+      <w:r>
+        <w:rPr>
+          <w:color w:val="000000" w:themeColor="text1"/>
+          <w:lang w:val="en-GB"/>
+        </w:rPr>
+        <w:t>Tabelle</w:t>
+      </w:r>
+      <w:proofErr w:type="spellEnd"/>
+      <w:r>
+        <w:rPr>
+          <w:color w:val="000000" w:themeColor="text1"/>
+          <w:lang w:val="en-GB"/>
+        </w:rPr>
+        <w:t xml:space="preserve"> </w:t>
+      </w:r>
+      <w:proofErr w:type="spellStart"/>
+      <w:r>
+        <w:rPr>
+          <w:color w:val="000000" w:themeColor="text1"/>
+          <w:lang w:val="en-GB"/>
+        </w:rPr>
+        <w:t>Produkt</w:t>
+      </w:r>
+      <w:proofErr w:type="spellEnd"/>
+      <w:r>
+        <w:rPr>
+          <w:color w:val="000000" w:themeColor="text1"/>
+          <w:lang w:val="en-GB"/>
+        </w:rPr>
+        <w:t>:</w:t>
       </w:r>
       <w:bookmarkEnd w:id="8"/>
       <w:bookmarkEnd w:id="9"/>
@@ -1189,7 +1289,71 @@
           <w:color w:val="000000" w:themeColor="text1"/>
           <w:lang w:val="en-GB"/>
         </w:rPr>
-        <w:t>CREATE TABLE produkt (produkt_id INTEGER PRIMARY KEY AUTOINCREMENT, produktname TEXT, verkaufspreis REAL NOT NULL);</w:t>
+        <w:t xml:space="preserve">CREATE TABLE </w:t>
+      </w:r>
+      <w:proofErr w:type="spellStart"/>
+      <w:r>
+        <w:rPr>
+          <w:color w:val="000000" w:themeColor="text1"/>
+          <w:lang w:val="en-GB"/>
+        </w:rPr>
+        <w:t>produkt</w:t>
+      </w:r>
+      <w:proofErr w:type="spellEnd"/>
+      <w:r>
+        <w:rPr>
+          <w:color w:val="000000" w:themeColor="text1"/>
+          <w:lang w:val="en-GB"/>
+        </w:rPr>
+        <w:t xml:space="preserve"> (</w:t>
+      </w:r>
+      <w:proofErr w:type="spellStart"/>
+      <w:r>
+        <w:rPr>
+          <w:color w:val="000000" w:themeColor="text1"/>
+          <w:lang w:val="en-GB"/>
+        </w:rPr>
+        <w:t>produkt_id</w:t>
+      </w:r>
+      <w:proofErr w:type="spellEnd"/>
+      <w:r>
+        <w:rPr>
+          <w:color w:val="000000" w:themeColor="text1"/>
+          <w:lang w:val="en-GB"/>
+        </w:rPr>
+        <w:t xml:space="preserve"> INTEGER PRIMARY KEY AUTOINCREMENT, </w:t>
+      </w:r>
+      <w:proofErr w:type="spellStart"/>
+      <w:r>
+        <w:rPr>
+          <w:color w:val="000000" w:themeColor="text1"/>
+          <w:lang w:val="en-GB"/>
+        </w:rPr>
+        <w:t>produktname</w:t>
+      </w:r>
+      <w:proofErr w:type="spellEnd"/>
+      <w:r>
+        <w:rPr>
+          <w:color w:val="000000" w:themeColor="text1"/>
+          <w:lang w:val="en-GB"/>
+        </w:rPr>
+        <w:t xml:space="preserve"> TEXT, </w:t>
+      </w:r>
+      <w:proofErr w:type="spellStart"/>
+      <w:r>
+        <w:rPr>
+          <w:color w:val="000000" w:themeColor="text1"/>
+          <w:lang w:val="en-GB"/>
+        </w:rPr>
+        <w:t>verkaufspreis</w:t>
+      </w:r>
+      <w:proofErr w:type="spellEnd"/>
+      <w:r>
+        <w:rPr>
+          <w:color w:val="000000" w:themeColor="text1"/>
+          <w:lang w:val="en-GB"/>
+        </w:rPr>
+        <w:t xml:space="preserve"> REAL NOT NULL);</w:t>
       </w:r>
     </w:p>
     <w:p>
@@ -1208,7 +1372,39 @@
           <w:color w:val="000000" w:themeColor="text1"/>
           <w:lang w:val="en-GB"/>
         </w:rPr>
-        <w:t>Der Tabelle Inventar:</w:t>
+        <w:t xml:space="preserve">Der </w:t>
+      </w:r>
+      <w:proofErr w:type="spellStart"/>
+      <w:r>
+        <w:rPr>
+          <w:color w:val="000000" w:themeColor="text1"/>
+          <w:lang w:val="en-GB"/>
+        </w:rPr>
+        <w:t>Tabelle</w:t>
+      </w:r>
+      <w:proofErr w:type="spellEnd"/>
+      <w:r>
+        <w:rPr>
+          <w:color w:val="000000" w:themeColor="text1"/>
+          <w:lang w:val="en-GB"/>
+        </w:rPr>
+        <w:t xml:space="preserve"> </w:t>
+      </w:r>
+      <w:proofErr w:type="spellStart"/>
+      <w:r>
+        <w:rPr>
+          <w:color w:val="000000" w:themeColor="text1"/>
+          <w:lang w:val="en-GB"/>
+        </w:rPr>
+        <w:t>Inventar</w:t>
+      </w:r>
+      <w:proofErr w:type="spellEnd"/>
+      <w:r>
+        <w:rPr>
+          <w:color w:val="000000" w:themeColor="text1"/>
+          <w:lang w:val="en-GB"/>
+        </w:rPr>
+        <w:t>:</w:t>
       </w:r>
       <w:bookmarkEnd w:id="10"/>
       <w:bookmarkEnd w:id="11"/>
@@ -1230,7 +1426,155 @@
           <w:color w:val="000000" w:themeColor="text1"/>
           <w:lang w:val="en-GB"/>
         </w:rPr>
-        <w:t>CREATE TABLE inventar (inventar_id INTEGER PRIMARY KEY AUTOINCREMENT,lagerort TEXT NOT NULL,bestand INTEGER DEFAULT 0,produkt_id INTEGER,FOREIGN KEY (produkt_id) REFERENCES produkt(produkt_id));</w:t>
+        <w:t xml:space="preserve">CREATE TABLE </w:t>
+      </w:r>
+      <w:proofErr w:type="spellStart"/>
+      <w:r>
+        <w:rPr>
+          <w:color w:val="000000" w:themeColor="text1"/>
+          <w:lang w:val="en-GB"/>
+        </w:rPr>
+        <w:t>inventar</w:t>
+      </w:r>
+      <w:proofErr w:type="spellEnd"/>
+      <w:r>
+        <w:rPr>
+          <w:color w:val="000000" w:themeColor="text1"/>
+          <w:lang w:val="en-GB"/>
+        </w:rPr>
+        <w:t xml:space="preserve"> (</w:t>
+      </w:r>
+      <w:proofErr w:type="spellStart"/>
+      <w:r>
+        <w:rPr>
+          <w:color w:val="000000" w:themeColor="text1"/>
+          <w:lang w:val="en-GB"/>
+        </w:rPr>
+        <w:t>inventar_id</w:t>
+      </w:r>
+      <w:proofErr w:type="spellEnd"/>
+      <w:r>
+        <w:rPr>
+          <w:color w:val="000000" w:themeColor="text1"/>
+          <w:lang w:val="en-GB"/>
+        </w:rPr>
+        <w:t xml:space="preserve"> INTEGER PRIMARY KEY </w:t>
+      </w:r>
+      <w:proofErr w:type="spellStart"/>
+      <w:proofErr w:type="gramStart"/>
+      <w:r>
+        <w:rPr>
+          <w:color w:val="000000" w:themeColor="text1"/>
+          <w:lang w:val="en-GB"/>
+        </w:rPr>
+        <w:t>AUTOINCREMENT,lagerort</w:t>
+      </w:r>
+      <w:proofErr w:type="spellEnd"/>
+      <w:proofErr w:type="gramEnd"/>
+      <w:r>
+        <w:rPr>
+          <w:color w:val="000000" w:themeColor="text1"/>
+          <w:lang w:val="en-GB"/>
+        </w:rPr>
+        <w:t xml:space="preserve"> TEXT NOT </w:t>
+      </w:r>
+      <w:proofErr w:type="spellStart"/>
+      <w:proofErr w:type="gramStart"/>
+      <w:r>
+        <w:rPr>
+          <w:color w:val="000000" w:themeColor="text1"/>
+          <w:lang w:val="en-GB"/>
+        </w:rPr>
+        <w:t>NULL,bestand</w:t>
+      </w:r>
+      <w:proofErr w:type="spellEnd"/>
+      <w:proofErr w:type="gramEnd"/>
+      <w:r>
+        <w:rPr>
+          <w:color w:val="000000" w:themeColor="text1"/>
+          <w:lang w:val="en-GB"/>
+        </w:rPr>
+        <w:t xml:space="preserve"> INTEGER DEFAULT </w:t>
+      </w:r>
+      <w:proofErr w:type="gramStart"/>
+      <w:r>
+        <w:rPr>
+          <w:color w:val="000000" w:themeColor="text1"/>
+          <w:lang w:val="en-GB"/>
+        </w:rPr>
+        <w:t>0,produkt</w:t>
+      </w:r>
+      <w:proofErr w:type="gramEnd"/>
+      <w:r>
+        <w:rPr>
+          <w:color w:val="000000" w:themeColor="text1"/>
+          <w:lang w:val="en-GB"/>
+        </w:rPr>
+        <w:t xml:space="preserve">_id </w:t>
+      </w:r>
+      <w:proofErr w:type="gramStart"/>
+      <w:r>
+        <w:rPr>
+          <w:color w:val="000000" w:themeColor="text1"/>
+          <w:lang w:val="en-GB"/>
+        </w:rPr>
+        <w:t>INTEGER,FOREIGN</w:t>
+      </w:r>
+      <w:proofErr w:type="gramEnd"/>
+      <w:r>
+        <w:rPr>
+          <w:color w:val="000000" w:themeColor="text1"/>
+          <w:lang w:val="en-GB"/>
+        </w:rPr>
+        <w:t xml:space="preserve"> KEY (</w:t>
+      </w:r>
+      <w:proofErr w:type="spellStart"/>
+      <w:r>
+        <w:rPr>
+          <w:color w:val="000000" w:themeColor="text1"/>
+          <w:lang w:val="en-GB"/>
+        </w:rPr>
+        <w:t>produkt_id</w:t>
+      </w:r>
+      <w:proofErr w:type="spellEnd"/>
+      <w:r>
+        <w:rPr>
+          <w:color w:val="000000" w:themeColor="text1"/>
+          <w:lang w:val="en-GB"/>
+        </w:rPr>
+        <w:t xml:space="preserve">) REFERENCES </w:t>
+      </w:r>
+      <w:proofErr w:type="spellStart"/>
+      <w:r>
+        <w:rPr>
+          <w:color w:val="000000" w:themeColor="text1"/>
+          <w:lang w:val="en-GB"/>
+        </w:rPr>
+        <w:t>produkt</w:t>
+      </w:r>
+      <w:proofErr w:type="spellEnd"/>
+      <w:r>
+        <w:rPr>
+          <w:color w:val="000000" w:themeColor="text1"/>
+          <w:lang w:val="en-GB"/>
+        </w:rPr>
+        <w:t>(</w:t>
+      </w:r>
+      <w:proofErr w:type="spellStart"/>
+      <w:r>
+        <w:rPr>
+          <w:color w:val="000000" w:themeColor="text1"/>
+          <w:lang w:val="en-GB"/>
+        </w:rPr>
+        <w:t>produkt_id</w:t>
+      </w:r>
+      <w:proofErr w:type="spellEnd"/>
+      <w:r>
+        <w:rPr>
+          <w:color w:val="000000" w:themeColor="text1"/>
+          <w:lang w:val="en-GB"/>
+        </w:rPr>
+        <w:t>));</w:t>
       </w:r>
     </w:p>
     <w:p>
@@ -1249,7 +1593,23 @@
           <w:color w:val="000000" w:themeColor="text1"/>
           <w:lang w:val="en-GB"/>
         </w:rPr>
-        <w:t>Der Tabelle Kunde:</w:t>
+        <w:t xml:space="preserve">Der </w:t>
+      </w:r>
+      <w:proofErr w:type="spellStart"/>
+      <w:r>
+        <w:rPr>
+          <w:color w:val="000000" w:themeColor="text1"/>
+          <w:lang w:val="en-GB"/>
+        </w:rPr>
+        <w:t>Tabelle</w:t>
+      </w:r>
+      <w:proofErr w:type="spellEnd"/>
+      <w:r>
+        <w:rPr>
+          <w:color w:val="000000" w:themeColor="text1"/>
+          <w:lang w:val="en-GB"/>
+        </w:rPr>
+        <w:t xml:space="preserve"> Kunde:</w:t>
       </w:r>
       <w:bookmarkEnd w:id="12"/>
       <w:bookmarkEnd w:id="13"/>
@@ -1271,7 +1631,71 @@
           <w:color w:val="000000" w:themeColor="text1"/>
           <w:lang w:val="en-GB"/>
         </w:rPr>
-        <w:t>CREATE TABLE kunde (kunde_id INTEGER PRIMARY KEY AUTOINCREMENT, vorname TEXT, nachnahme TEXT);</w:t>
+        <w:t xml:space="preserve">CREATE TABLE </w:t>
+      </w:r>
+      <w:proofErr w:type="spellStart"/>
+      <w:r>
+        <w:rPr>
+          <w:color w:val="000000" w:themeColor="text1"/>
+          <w:lang w:val="en-GB"/>
+        </w:rPr>
+        <w:t>kunde</w:t>
+      </w:r>
+      <w:proofErr w:type="spellEnd"/>
+      <w:r>
+        <w:rPr>
+          <w:color w:val="000000" w:themeColor="text1"/>
+          <w:lang w:val="en-GB"/>
+        </w:rPr>
+        <w:t xml:space="preserve"> (</w:t>
+      </w:r>
+      <w:proofErr w:type="spellStart"/>
+      <w:r>
+        <w:rPr>
+          <w:color w:val="000000" w:themeColor="text1"/>
+          <w:lang w:val="en-GB"/>
+        </w:rPr>
+        <w:t>kunde_id</w:t>
+      </w:r>
+      <w:proofErr w:type="spellEnd"/>
+      <w:r>
+        <w:rPr>
+          <w:color w:val="000000" w:themeColor="text1"/>
+          <w:lang w:val="en-GB"/>
+        </w:rPr>
+        <w:t xml:space="preserve"> INTEGER PRIMARY KEY AUTOINCREMENT, </w:t>
+      </w:r>
+      <w:proofErr w:type="spellStart"/>
+      <w:r>
+        <w:rPr>
+          <w:color w:val="000000" w:themeColor="text1"/>
+          <w:lang w:val="en-GB"/>
+        </w:rPr>
+        <w:t>vorname</w:t>
+      </w:r>
+      <w:proofErr w:type="spellEnd"/>
+      <w:r>
+        <w:rPr>
+          <w:color w:val="000000" w:themeColor="text1"/>
+          <w:lang w:val="en-GB"/>
+        </w:rPr>
+        <w:t xml:space="preserve"> TEXT, </w:t>
+      </w:r>
+      <w:proofErr w:type="spellStart"/>
+      <w:r>
+        <w:rPr>
+          <w:color w:val="000000" w:themeColor="text1"/>
+          <w:lang w:val="en-GB"/>
+        </w:rPr>
+        <w:t>nachnahme</w:t>
+      </w:r>
+      <w:proofErr w:type="spellEnd"/>
+      <w:r>
+        <w:rPr>
+          <w:color w:val="000000" w:themeColor="text1"/>
+          <w:lang w:val="en-GB"/>
+        </w:rPr>
+        <w:t xml:space="preserve"> TEXT);</w:t>
       </w:r>
     </w:p>
     <w:p>
@@ -1290,7 +1714,39 @@
           <w:color w:val="000000" w:themeColor="text1"/>
           <w:lang w:val="en-GB"/>
         </w:rPr>
-        <w:t>Der Tabelle Liefert:</w:t>
+        <w:t xml:space="preserve">Der </w:t>
+      </w:r>
+      <w:proofErr w:type="spellStart"/>
+      <w:r>
+        <w:rPr>
+          <w:color w:val="000000" w:themeColor="text1"/>
+          <w:lang w:val="en-GB"/>
+        </w:rPr>
+        <w:t>Tabelle</w:t>
+      </w:r>
+      <w:proofErr w:type="spellEnd"/>
+      <w:r>
+        <w:rPr>
+          <w:color w:val="000000" w:themeColor="text1"/>
+          <w:lang w:val="en-GB"/>
+        </w:rPr>
+        <w:t xml:space="preserve"> </w:t>
+      </w:r>
+      <w:proofErr w:type="spellStart"/>
+      <w:r>
+        <w:rPr>
+          <w:color w:val="000000" w:themeColor="text1"/>
+          <w:lang w:val="en-GB"/>
+        </w:rPr>
+        <w:t>Liefert</w:t>
+      </w:r>
+      <w:proofErr w:type="spellEnd"/>
+      <w:r>
+        <w:rPr>
+          <w:color w:val="000000" w:themeColor="text1"/>
+          <w:lang w:val="en-GB"/>
+        </w:rPr>
+        <w:t>:</w:t>
       </w:r>
       <w:bookmarkEnd w:id="14"/>
       <w:bookmarkEnd w:id="15"/>
@@ -1312,7 +1768,199 @@
           <w:color w:val="000000" w:themeColor="text1"/>
           <w:lang w:val="en-GB"/>
         </w:rPr>
-        <w:t>CREATE TABLE liefert (händler_id INTEGER, produkt_id INTEGER, einkaufspreis REAL, PRIMARY KEY (händler_id, produkt_id), FOREIGN KEY (händler_id) REFERENCES händler(händler_id), FOREIGN KEY (produkt_id) REFERENCES produkt(produkt_id));</w:t>
+        <w:t xml:space="preserve">CREATE TABLE </w:t>
+      </w:r>
+      <w:proofErr w:type="spellStart"/>
+      <w:r>
+        <w:rPr>
+          <w:color w:val="000000" w:themeColor="text1"/>
+          <w:lang w:val="en-GB"/>
+        </w:rPr>
+        <w:t>liefert</w:t>
+      </w:r>
+      <w:proofErr w:type="spellEnd"/>
+      <w:r>
+        <w:rPr>
+          <w:color w:val="000000" w:themeColor="text1"/>
+          <w:lang w:val="en-GB"/>
+        </w:rPr>
+        <w:t xml:space="preserve"> (</w:t>
+      </w:r>
+      <w:proofErr w:type="spellStart"/>
+      <w:r>
+        <w:rPr>
+          <w:color w:val="000000" w:themeColor="text1"/>
+          <w:lang w:val="en-GB"/>
+        </w:rPr>
+        <w:t>händler_id</w:t>
+      </w:r>
+      <w:proofErr w:type="spellEnd"/>
+      <w:r>
+        <w:rPr>
+          <w:color w:val="000000" w:themeColor="text1"/>
+          <w:lang w:val="en-GB"/>
+        </w:rPr>
+        <w:t xml:space="preserve"> INTEGER, </w:t>
+      </w:r>
+      <w:proofErr w:type="spellStart"/>
+      <w:r>
+        <w:rPr>
+          <w:color w:val="000000" w:themeColor="text1"/>
+          <w:lang w:val="en-GB"/>
+        </w:rPr>
+        <w:t>produkt_id</w:t>
+      </w:r>
+      <w:proofErr w:type="spellEnd"/>
+      <w:r>
+        <w:rPr>
+          <w:color w:val="000000" w:themeColor="text1"/>
+          <w:lang w:val="en-GB"/>
+        </w:rPr>
+        <w:t xml:space="preserve"> INTEGER, </w:t>
+      </w:r>
+      <w:proofErr w:type="spellStart"/>
+      <w:r>
+        <w:rPr>
+          <w:color w:val="000000" w:themeColor="text1"/>
+          <w:lang w:val="en-GB"/>
+        </w:rPr>
+        <w:t>einkaufspreis</w:t>
+      </w:r>
+      <w:proofErr w:type="spellEnd"/>
+      <w:r>
+        <w:rPr>
+          <w:color w:val="000000" w:themeColor="text1"/>
+          <w:lang w:val="en-GB"/>
+        </w:rPr>
+        <w:t xml:space="preserve"> REAL, PRIMARY KEY (</w:t>
+      </w:r>
+      <w:proofErr w:type="spellStart"/>
+      <w:r>
+        <w:rPr>
+          <w:color w:val="000000" w:themeColor="text1"/>
+          <w:lang w:val="en-GB"/>
+        </w:rPr>
+        <w:t>händler_id</w:t>
+      </w:r>
+      <w:proofErr w:type="spellEnd"/>
+      <w:r>
+        <w:rPr>
+          <w:color w:val="000000" w:themeColor="text1"/>
+          <w:lang w:val="en-GB"/>
+        </w:rPr>
+        <w:t xml:space="preserve">, </w:t>
+      </w:r>
+      <w:proofErr w:type="spellStart"/>
+      <w:r>
+        <w:rPr>
+          <w:color w:val="000000" w:themeColor="text1"/>
+          <w:lang w:val="en-GB"/>
+        </w:rPr>
+        <w:t>produkt_id</w:t>
+      </w:r>
+      <w:proofErr w:type="spellEnd"/>
+      <w:r>
+        <w:rPr>
+          <w:color w:val="000000" w:themeColor="text1"/>
+          <w:lang w:val="en-GB"/>
+        </w:rPr>
+        <w:t>), FOREIGN KEY (</w:t>
+      </w:r>
+      <w:proofErr w:type="spellStart"/>
+      <w:r>
+        <w:rPr>
+          <w:color w:val="000000" w:themeColor="text1"/>
+          <w:lang w:val="en-GB"/>
+        </w:rPr>
+        <w:t>händler_id</w:t>
+      </w:r>
+      <w:proofErr w:type="spellEnd"/>
+      <w:r>
+        <w:rPr>
+          <w:color w:val="000000" w:themeColor="text1"/>
+          <w:lang w:val="en-GB"/>
+        </w:rPr>
+        <w:t xml:space="preserve">) REFERENCES </w:t>
+      </w:r>
+      <w:proofErr w:type="spellStart"/>
+      <w:r>
+        <w:rPr>
+          <w:color w:val="000000" w:themeColor="text1"/>
+          <w:lang w:val="en-GB"/>
+        </w:rPr>
+        <w:t>händler</w:t>
+      </w:r>
+      <w:proofErr w:type="spellEnd"/>
+      <w:r>
+        <w:rPr>
+          <w:color w:val="000000" w:themeColor="text1"/>
+          <w:lang w:val="en-GB"/>
+        </w:rPr>
+        <w:t>(</w:t>
+      </w:r>
+      <w:proofErr w:type="spellStart"/>
+      <w:r>
+        <w:rPr>
+          <w:color w:val="000000" w:themeColor="text1"/>
+          <w:lang w:val="en-GB"/>
+        </w:rPr>
+        <w:t>händler_id</w:t>
+      </w:r>
+      <w:proofErr w:type="spellEnd"/>
+      <w:r>
+        <w:rPr>
+          <w:color w:val="000000" w:themeColor="text1"/>
+          <w:lang w:val="en-GB"/>
+        </w:rPr>
+        <w:t>), FOREIGN KEY (</w:t>
+      </w:r>
+      <w:proofErr w:type="spellStart"/>
+      <w:r>
+        <w:rPr>
+          <w:color w:val="000000" w:themeColor="text1"/>
+          <w:lang w:val="en-GB"/>
+        </w:rPr>
+        <w:t>produkt_id</w:t>
+      </w:r>
+      <w:proofErr w:type="spellEnd"/>
+      <w:r>
+        <w:rPr>
+          <w:color w:val="000000" w:themeColor="text1"/>
+          <w:lang w:val="en-GB"/>
+        </w:rPr>
+        <w:t xml:space="preserve">) REFERENCES </w:t>
+      </w:r>
+      <w:proofErr w:type="spellStart"/>
+      <w:r>
+        <w:rPr>
+          <w:color w:val="000000" w:themeColor="text1"/>
+          <w:lang w:val="en-GB"/>
+        </w:rPr>
+        <w:t>produkt</w:t>
+      </w:r>
+      <w:proofErr w:type="spellEnd"/>
+      <w:r>
+        <w:rPr>
+          <w:color w:val="000000" w:themeColor="text1"/>
+          <w:lang w:val="en-GB"/>
+        </w:rPr>
+        <w:t>(</w:t>
+      </w:r>
+      <w:proofErr w:type="spellStart"/>
+      <w:r>
+        <w:rPr>
+          <w:color w:val="000000" w:themeColor="text1"/>
+          <w:lang w:val="en-GB"/>
+        </w:rPr>
+        <w:t>produkt_id</w:t>
+      </w:r>
+      <w:proofErr w:type="spellEnd"/>
+      <w:r>
+        <w:rPr>
+          <w:color w:val="000000" w:themeColor="text1"/>
+          <w:lang w:val="en-GB"/>
+        </w:rPr>
+        <w:t>));</w:t>
       </w:r>
     </w:p>
     <w:p>
@@ -1331,7 +1979,39 @@
           <w:color w:val="000000" w:themeColor="text1"/>
           <w:lang w:val="en-GB"/>
         </w:rPr>
-        <w:t>Der Tabelle Kauft:</w:t>
+        <w:t xml:space="preserve">Der </w:t>
+      </w:r>
+      <w:proofErr w:type="spellStart"/>
+      <w:r>
+        <w:rPr>
+          <w:color w:val="000000" w:themeColor="text1"/>
+          <w:lang w:val="en-GB"/>
+        </w:rPr>
+        <w:t>Tabelle</w:t>
+      </w:r>
+      <w:proofErr w:type="spellEnd"/>
+      <w:r>
+        <w:rPr>
+          <w:color w:val="000000" w:themeColor="text1"/>
+          <w:lang w:val="en-GB"/>
+        </w:rPr>
+        <w:t xml:space="preserve"> </w:t>
+      </w:r>
+      <w:proofErr w:type="spellStart"/>
+      <w:r>
+        <w:rPr>
+          <w:color w:val="000000" w:themeColor="text1"/>
+          <w:lang w:val="en-GB"/>
+        </w:rPr>
+        <w:t>Kauft</w:t>
+      </w:r>
+      <w:proofErr w:type="spellEnd"/>
+      <w:r>
+        <w:rPr>
+          <w:color w:val="000000" w:themeColor="text1"/>
+          <w:lang w:val="en-GB"/>
+        </w:rPr>
+        <w:t>:</w:t>
       </w:r>
       <w:bookmarkEnd w:id="16"/>
       <w:bookmarkEnd w:id="17"/>
@@ -1351,9 +2031,144 @@
         <w:rPr>
           <w:color w:val="000000" w:themeColor="text1"/>
         </w:rPr>
-        <w:t>CREATE TABLE kauft (kunde_id INTEGER, produkt_id INTEGER, verkaufspreis REAL, produktanzahl INTEGER NOT NULL, PRIMARY KEY(kunde_id, produkt_id), FOREIGN KEY (kunde_id) REFERENCES kunde(kunde_id));</w:t>
-      </w:r>
-    </w:p>
+        <w:t>CREATE TABLE kauft (</w:t>
+      </w:r>
+      <w:proofErr w:type="spellStart"/>
+      <w:r>
+        <w:rPr>
+          <w:color w:val="000000" w:themeColor="text1"/>
+        </w:rPr>
+        <w:t>kunde_id</w:t>
+      </w:r>
+      <w:proofErr w:type="spellEnd"/>
+      <w:r>
+        <w:rPr>
+          <w:color w:val="000000" w:themeColor="text1"/>
+        </w:rPr>
+        <w:t xml:space="preserve"> INTEGER, </w:t>
+      </w:r>
+      <w:proofErr w:type="spellStart"/>
+      <w:r>
+        <w:rPr>
+          <w:color w:val="000000" w:themeColor="text1"/>
+        </w:rPr>
+        <w:t>produkt_id</w:t>
+      </w:r>
+      <w:proofErr w:type="spellEnd"/>
+      <w:r>
+        <w:rPr>
+          <w:color w:val="000000" w:themeColor="text1"/>
+        </w:rPr>
+        <w:t xml:space="preserve"> INTEGER, </w:t>
+      </w:r>
+      <w:proofErr w:type="spellStart"/>
+      <w:r>
+        <w:rPr>
+          <w:color w:val="000000" w:themeColor="text1"/>
+        </w:rPr>
+        <w:t>verkaufspreis</w:t>
+      </w:r>
+      <w:proofErr w:type="spellEnd"/>
+      <w:r>
+        <w:rPr>
+          <w:color w:val="000000" w:themeColor="text1"/>
+        </w:rPr>
+        <w:t xml:space="preserve"> REAL, </w:t>
+      </w:r>
+      <w:proofErr w:type="spellStart"/>
+      <w:r>
+        <w:rPr>
+          <w:color w:val="000000" w:themeColor="text1"/>
+        </w:rPr>
+        <w:t>produktanzahl</w:t>
+      </w:r>
+      <w:proofErr w:type="spellEnd"/>
+      <w:r>
+        <w:rPr>
+          <w:color w:val="000000" w:themeColor="text1"/>
+        </w:rPr>
+        <w:t xml:space="preserve"> INTEGER NOT NULL, PRIMARY </w:t>
+      </w:r>
+      <w:proofErr w:type="gramStart"/>
+      <w:r>
+        <w:rPr>
+          <w:color w:val="000000" w:themeColor="text1"/>
+        </w:rPr>
+        <w:t>KEY(</w:t>
+      </w:r>
+      <w:proofErr w:type="spellStart"/>
+      <w:proofErr w:type="gramEnd"/>
+      <w:r>
+        <w:rPr>
+          <w:color w:val="000000" w:themeColor="text1"/>
+        </w:rPr>
+        <w:t>kunde_id</w:t>
+      </w:r>
+      <w:proofErr w:type="spellEnd"/>
+      <w:r>
+        <w:rPr>
+          <w:color w:val="000000" w:themeColor="text1"/>
+        </w:rPr>
+        <w:t xml:space="preserve">, </w:t>
+      </w:r>
+      <w:proofErr w:type="spellStart"/>
+      <w:r>
+        <w:rPr>
+          <w:color w:val="000000" w:themeColor="text1"/>
+        </w:rPr>
+        <w:t>produkt_id</w:t>
+      </w:r>
+      <w:proofErr w:type="spellEnd"/>
+      <w:r>
+        <w:rPr>
+          <w:color w:val="000000" w:themeColor="text1"/>
+        </w:rPr>
+        <w:t>), FOREIGN KEY (</w:t>
+      </w:r>
+      <w:proofErr w:type="spellStart"/>
+      <w:r>
+        <w:rPr>
+          <w:color w:val="000000" w:themeColor="text1"/>
+        </w:rPr>
+        <w:t>kunde_id</w:t>
+      </w:r>
+      <w:proofErr w:type="spellEnd"/>
+      <w:r>
+        <w:rPr>
+          <w:color w:val="000000" w:themeColor="text1"/>
+        </w:rPr>
+        <w:t xml:space="preserve">) REFERENCES </w:t>
+      </w:r>
+      <w:proofErr w:type="spellStart"/>
+      <w:r>
+        <w:rPr>
+          <w:color w:val="000000" w:themeColor="text1"/>
+        </w:rPr>
+        <w:t>kunde</w:t>
+      </w:r>
+      <w:proofErr w:type="spellEnd"/>
+      <w:r>
+        <w:rPr>
+          <w:color w:val="000000" w:themeColor="text1"/>
+        </w:rPr>
+        <w:t>(</w:t>
+      </w:r>
+      <w:proofErr w:type="spellStart"/>
+      <w:r>
+        <w:rPr>
+          <w:color w:val="000000" w:themeColor="text1"/>
+        </w:rPr>
+        <w:t>kunde_id</w:t>
+      </w:r>
+      <w:proofErr w:type="spellEnd"/>
+      <w:r>
+        <w:rPr>
+          <w:color w:val="000000" w:themeColor="text1"/>
+        </w:rPr>
+        <w:t>));</w:t>
+      </w:r>
+    </w:p>
+    <w:p/>
     <w:p>
       <w:pPr>
         <w:pStyle w:val="berschrift1"/>
@@ -1369,25 +2184,6 @@
           <w:bCs/>
           <w:color w:val="000000" w:themeColor="text1"/>
         </w:rPr>
-        <w:t>SELECT Abfragen:</w:t>
-      </w:r>
-    </w:p>
-    <w:p/>
-    <w:p>
-      <w:pPr>
-        <w:pStyle w:val="berschrift1"/>
-        <w:rPr>
-          <w:b/>
-          <w:bCs/>
-          <w:color w:val="000000" w:themeColor="text1"/>
-        </w:rPr>
-      </w:pPr>
-      <w:r>
-        <w:rPr>
-          <w:b/>
-          <w:bCs/>
-          <w:color w:val="000000" w:themeColor="text1"/>
-        </w:rPr>
         <w:t>SQL Befehle Liste:</w:t>
       </w:r>
     </w:p>
@@ -1437,23 +2233,43 @@
       </w:r>
     </w:p>
     <w:p>
-      <w:r>
+      <w:pPr>
+        <w:rPr>
+          <w:lang w:val="en-GB"/>
+        </w:rPr>
+      </w:pPr>
+      <w:r>
+        <w:rPr>
+          <w:lang w:val="en-GB"/>
+        </w:rPr>
         <w:t xml:space="preserve">INSERT INTO </w:t>
       </w:r>
       <w:proofErr w:type="spellStart"/>
       <w:r>
+        <w:rPr>
+          <w:lang w:val="en-GB"/>
+        </w:rPr>
         <w:t>produkt</w:t>
       </w:r>
       <w:proofErr w:type="spellEnd"/>
       <w:r>
+        <w:rPr>
+          <w:lang w:val="en-GB"/>
+        </w:rPr>
         <w:t xml:space="preserve"> </w:t>
       </w:r>
       <w:proofErr w:type="gramStart"/>
       <w:r>
+        <w:rPr>
+          <w:lang w:val="en-GB"/>
+        </w:rPr>
         <w:t>VALUES(</w:t>
       </w:r>
       <w:proofErr w:type="gramEnd"/>
       <w:r>
+        <w:rPr>
+          <w:lang w:val="en-GB"/>
+        </w:rPr>
         <w:t>1,'Monster Hunter Dos',19.99,15.99),</w:t>
       </w:r>
     </w:p>
@@ -1464,1141 +2280,1482 @@
         </w:rPr>
       </w:pPr>
       <w:r>
+        <w:rPr>
+          <w:lang w:val="en-GB"/>
+        </w:rPr>
+        <w:t xml:space="preserve">  </w:t>
+      </w:r>
+      <w:r>
+        <w:rPr>
+          <w:lang w:val="en-GB"/>
+        </w:rPr>
+        <w:t>(2,'The Binding of Isaac: Repentance',32.99,31.99),</w:t>
+      </w:r>
+    </w:p>
+    <w:p>
+      <w:pPr>
+        <w:rPr>
+          <w:lang w:val="en-GB"/>
+        </w:rPr>
+      </w:pPr>
+      <w:r>
+        <w:rPr>
+          <w:lang w:val="en-GB"/>
+        </w:rPr>
+        <w:t xml:space="preserve">  (3,'Michael Jackson: The Experience',11.99,6.99),</w:t>
+      </w:r>
+    </w:p>
+    <w:p>
+      <w:pPr>
+        <w:rPr>
+          <w:lang w:val="en-GB"/>
+        </w:rPr>
+      </w:pPr>
+      <w:r>
+        <w:rPr>
+          <w:lang w:val="en-GB"/>
+        </w:rPr>
         <w:lastRenderedPageBreak/>
+        <w:t xml:space="preserve">  (4,'Minecraft',39.99,36.99);</w:t>
+      </w:r>
+    </w:p>
+    <w:p>
+      <w:pPr>
+        <w:rPr>
+          <w:lang w:val="en-GB"/>
+        </w:rPr>
+      </w:pPr>
+      <w:r>
+        <w:rPr>
+          <w:lang w:val="en-GB"/>
+        </w:rPr>
+        <w:t xml:space="preserve">CREATE TABLE </w:t>
+      </w:r>
+      <w:proofErr w:type="spellStart"/>
+      <w:r>
+        <w:rPr>
+          <w:lang w:val="en-GB"/>
+        </w:rPr>
+        <w:t>händler</w:t>
+      </w:r>
+      <w:proofErr w:type="spellEnd"/>
+      <w:r>
+        <w:rPr>
+          <w:lang w:val="en-GB"/>
+        </w:rPr>
+        <w:t xml:space="preserve"> (</w:t>
+      </w:r>
+      <w:proofErr w:type="spellStart"/>
+      <w:r>
+        <w:rPr>
+          <w:lang w:val="en-GB"/>
+        </w:rPr>
+        <w:t>händler_id</w:t>
+      </w:r>
+      <w:proofErr w:type="spellEnd"/>
+      <w:r>
+        <w:rPr>
+          <w:lang w:val="en-GB"/>
+        </w:rPr>
+        <w:t xml:space="preserve"> INTEGER PRIMARY KEY AUTOINCREMENT);</w:t>
+      </w:r>
+    </w:p>
+    <w:p>
+      <w:pPr>
+        <w:rPr>
+          <w:lang w:val="en-GB"/>
+        </w:rPr>
+      </w:pPr>
+      <w:r>
+        <w:rPr>
+          <w:lang w:val="en-GB"/>
+        </w:rPr>
+        <w:t>INSERT INTO "</w:t>
+      </w:r>
+      <w:proofErr w:type="spellStart"/>
+      <w:r>
+        <w:rPr>
+          <w:lang w:val="en-GB"/>
+        </w:rPr>
+        <w:t>händler</w:t>
+      </w:r>
+      <w:proofErr w:type="spellEnd"/>
+      <w:r>
+        <w:rPr>
+          <w:lang w:val="en-GB"/>
+        </w:rPr>
+        <w:t xml:space="preserve">" </w:t>
+      </w:r>
+      <w:proofErr w:type="gramStart"/>
+      <w:r>
+        <w:rPr>
+          <w:lang w:val="en-GB"/>
+        </w:rPr>
+        <w:t>VALUES(</w:t>
+      </w:r>
+      <w:proofErr w:type="gramEnd"/>
+      <w:r>
+        <w:rPr>
+          <w:lang w:val="en-GB"/>
+        </w:rPr>
+        <w:t>1),</w:t>
+      </w:r>
+    </w:p>
+    <w:p>
+      <w:pPr>
+        <w:rPr>
+          <w:lang w:val="en-GB"/>
+        </w:rPr>
+      </w:pPr>
+      <w:r>
+        <w:rPr>
+          <w:lang w:val="en-GB"/>
+        </w:rPr>
+        <w:t xml:space="preserve">  (2);</w:t>
+      </w:r>
+    </w:p>
+    <w:p>
+      <w:pPr>
+        <w:rPr>
+          <w:lang w:val="en-GB"/>
+        </w:rPr>
+      </w:pPr>
+      <w:r>
+        <w:rPr>
+          <w:lang w:val="en-GB"/>
+        </w:rPr>
+        <w:t xml:space="preserve">CREATE TABLE </w:t>
+      </w:r>
+      <w:proofErr w:type="spellStart"/>
+      <w:r>
+        <w:rPr>
+          <w:lang w:val="en-GB"/>
+        </w:rPr>
+        <w:t>kunde</w:t>
+      </w:r>
+      <w:proofErr w:type="spellEnd"/>
+      <w:r>
+        <w:rPr>
+          <w:lang w:val="en-GB"/>
+        </w:rPr>
+        <w:t xml:space="preserve"> (</w:t>
+      </w:r>
+      <w:proofErr w:type="spellStart"/>
+      <w:r>
+        <w:rPr>
+          <w:lang w:val="en-GB"/>
+        </w:rPr>
+        <w:t>kunde_id</w:t>
+      </w:r>
+      <w:proofErr w:type="spellEnd"/>
+      <w:r>
+        <w:rPr>
+          <w:lang w:val="en-GB"/>
+        </w:rPr>
+        <w:t xml:space="preserve"> INTEGER PRIMARY KEY AUTOINCREMENT, </w:t>
+      </w:r>
+      <w:proofErr w:type="spellStart"/>
+      <w:r>
+        <w:rPr>
+          <w:lang w:val="en-GB"/>
+        </w:rPr>
+        <w:t>vorname</w:t>
+      </w:r>
+      <w:proofErr w:type="spellEnd"/>
+      <w:r>
+        <w:rPr>
+          <w:lang w:val="en-GB"/>
+        </w:rPr>
+        <w:t xml:space="preserve"> TEXT, </w:t>
+      </w:r>
+      <w:proofErr w:type="spellStart"/>
+      <w:r>
+        <w:rPr>
+          <w:lang w:val="en-GB"/>
+        </w:rPr>
+        <w:t>nachname</w:t>
+      </w:r>
+      <w:proofErr w:type="spellEnd"/>
+      <w:r>
+        <w:rPr>
+          <w:lang w:val="en-GB"/>
+        </w:rPr>
+        <w:t xml:space="preserve"> TEXT);</w:t>
+      </w:r>
+    </w:p>
+    <w:p>
+      <w:pPr>
+        <w:rPr>
+          <w:lang w:val="en-GB"/>
+        </w:rPr>
+      </w:pPr>
+      <w:r>
+        <w:rPr>
+          <w:lang w:val="en-GB"/>
+        </w:rPr>
+        <w:t xml:space="preserve">INSERT INTO </w:t>
+      </w:r>
+      <w:proofErr w:type="spellStart"/>
+      <w:r>
+        <w:rPr>
+          <w:lang w:val="en-GB"/>
+        </w:rPr>
+        <w:t>kunde</w:t>
+      </w:r>
+      <w:proofErr w:type="spellEnd"/>
+      <w:r>
+        <w:rPr>
+          <w:lang w:val="en-GB"/>
+        </w:rPr>
+        <w:t xml:space="preserve"> VALUES(1,'nevio','suleman'),</w:t>
+      </w:r>
+    </w:p>
+    <w:p>
+      <w:pPr>
+        <w:rPr>
+          <w:lang w:val="en-GB"/>
+        </w:rPr>
+      </w:pPr>
+      <w:r>
+        <w:rPr>
+          <w:lang w:val="en-GB"/>
+        </w:rPr>
+        <w:t xml:space="preserve">  (2,'rafael','busse');</w:t>
+      </w:r>
+    </w:p>
+    <w:p>
+      <w:pPr>
+        <w:rPr>
+          <w:lang w:val="en-GB"/>
+        </w:rPr>
+      </w:pPr>
+      <w:r>
+        <w:rPr>
+          <w:lang w:val="en-GB"/>
+        </w:rPr>
+        <w:t xml:space="preserve">CREATE TABLE </w:t>
+      </w:r>
+      <w:proofErr w:type="spellStart"/>
+      <w:r>
+        <w:rPr>
+          <w:lang w:val="en-GB"/>
+        </w:rPr>
+        <w:t>liefert</w:t>
+      </w:r>
+      <w:proofErr w:type="spellEnd"/>
+      <w:r>
+        <w:rPr>
+          <w:lang w:val="en-GB"/>
+        </w:rPr>
+        <w:t xml:space="preserve"> (</w:t>
+      </w:r>
+      <w:proofErr w:type="spellStart"/>
+      <w:r>
+        <w:rPr>
+          <w:lang w:val="en-GB"/>
+        </w:rPr>
+        <w:t>händler_id</w:t>
+      </w:r>
+      <w:proofErr w:type="spellEnd"/>
+      <w:r>
+        <w:rPr>
+          <w:lang w:val="en-GB"/>
+        </w:rPr>
+        <w:t xml:space="preserve"> INTEGER, </w:t>
+      </w:r>
+      <w:proofErr w:type="spellStart"/>
+      <w:r>
+        <w:rPr>
+          <w:lang w:val="en-GB"/>
+        </w:rPr>
+        <w:t>produkt_id</w:t>
+      </w:r>
+      <w:proofErr w:type="spellEnd"/>
+      <w:r>
+        <w:rPr>
+          <w:lang w:val="en-GB"/>
+        </w:rPr>
+        <w:t xml:space="preserve"> INTEGER, PRIMARY KEY (</w:t>
+      </w:r>
+      <w:proofErr w:type="spellStart"/>
+      <w:r>
+        <w:rPr>
+          <w:lang w:val="en-GB"/>
+        </w:rPr>
+        <w:t>händler_id</w:t>
+      </w:r>
+      <w:proofErr w:type="spellEnd"/>
+      <w:r>
+        <w:rPr>
+          <w:lang w:val="en-GB"/>
+        </w:rPr>
+        <w:t xml:space="preserve">, </w:t>
+      </w:r>
+      <w:proofErr w:type="spellStart"/>
+      <w:r>
+        <w:rPr>
+          <w:lang w:val="en-GB"/>
+        </w:rPr>
+        <w:t>produkt_id</w:t>
+      </w:r>
+      <w:proofErr w:type="spellEnd"/>
+      <w:r>
+        <w:rPr>
+          <w:lang w:val="en-GB"/>
+        </w:rPr>
+        <w:t>), FOREIGN KEY (</w:t>
+      </w:r>
+      <w:proofErr w:type="spellStart"/>
+      <w:r>
+        <w:rPr>
+          <w:lang w:val="en-GB"/>
+        </w:rPr>
+        <w:t>händler_id</w:t>
+      </w:r>
+      <w:proofErr w:type="spellEnd"/>
+      <w:r>
+        <w:rPr>
+          <w:lang w:val="en-GB"/>
+        </w:rPr>
+        <w:t xml:space="preserve">) REFERENCES </w:t>
+      </w:r>
+      <w:proofErr w:type="spellStart"/>
+      <w:r>
+        <w:rPr>
+          <w:lang w:val="en-GB"/>
+        </w:rPr>
+        <w:t>händler</w:t>
+      </w:r>
+      <w:proofErr w:type="spellEnd"/>
+      <w:r>
+        <w:rPr>
+          <w:lang w:val="en-GB"/>
+        </w:rPr>
+        <w:t>(</w:t>
+      </w:r>
+      <w:proofErr w:type="spellStart"/>
+      <w:r>
+        <w:rPr>
+          <w:lang w:val="en-GB"/>
+        </w:rPr>
+        <w:t>händler_id</w:t>
+      </w:r>
+      <w:proofErr w:type="spellEnd"/>
+      <w:r>
+        <w:rPr>
+          <w:lang w:val="en-GB"/>
+        </w:rPr>
+        <w:t>), FOREIGN KEY (</w:t>
+      </w:r>
+      <w:proofErr w:type="spellStart"/>
+      <w:r>
+        <w:rPr>
+          <w:lang w:val="en-GB"/>
+        </w:rPr>
+        <w:t>produkt_id</w:t>
+      </w:r>
+      <w:proofErr w:type="spellEnd"/>
+      <w:r>
+        <w:rPr>
+          <w:lang w:val="en-GB"/>
+        </w:rPr>
+        <w:t xml:space="preserve">) REFERENCES </w:t>
+      </w:r>
+      <w:proofErr w:type="spellStart"/>
+      <w:r>
+        <w:rPr>
+          <w:lang w:val="en-GB"/>
+        </w:rPr>
+        <w:t>produkt</w:t>
+      </w:r>
+      <w:proofErr w:type="spellEnd"/>
+      <w:r>
+        <w:rPr>
+          <w:lang w:val="en-GB"/>
+        </w:rPr>
+        <w:t>(</w:t>
+      </w:r>
+      <w:proofErr w:type="spellStart"/>
+      <w:r>
+        <w:rPr>
+          <w:lang w:val="en-GB"/>
+        </w:rPr>
+        <w:t>produkt_id</w:t>
+      </w:r>
+      <w:proofErr w:type="spellEnd"/>
+      <w:r>
+        <w:rPr>
+          <w:lang w:val="en-GB"/>
+        </w:rPr>
+        <w:t>));</w:t>
+      </w:r>
+    </w:p>
+    <w:p>
+      <w:pPr>
+        <w:rPr>
+          <w:lang w:val="en-GB"/>
+        </w:rPr>
+      </w:pPr>
+      <w:r>
+        <w:rPr>
+          <w:lang w:val="en-GB"/>
+        </w:rPr>
+        <w:t xml:space="preserve">INSERT INTO </w:t>
+      </w:r>
+      <w:proofErr w:type="spellStart"/>
+      <w:r>
+        <w:rPr>
+          <w:lang w:val="en-GB"/>
+        </w:rPr>
+        <w:t>liefert</w:t>
+      </w:r>
+      <w:proofErr w:type="spellEnd"/>
+      <w:r>
+        <w:rPr>
+          <w:lang w:val="en-GB"/>
+        </w:rPr>
+        <w:t xml:space="preserve"> </w:t>
+      </w:r>
+      <w:proofErr w:type="gramStart"/>
+      <w:r>
+        <w:rPr>
+          <w:lang w:val="en-GB"/>
+        </w:rPr>
+        <w:t>VALUES(</w:t>
+      </w:r>
+      <w:proofErr w:type="gramEnd"/>
+      <w:r>
+        <w:rPr>
+          <w:lang w:val="en-GB"/>
+        </w:rPr>
+        <w:t>1,1),</w:t>
+      </w:r>
+    </w:p>
+    <w:p>
+      <w:pPr>
+        <w:rPr>
+          <w:lang w:val="en-GB"/>
+        </w:rPr>
+      </w:pPr>
+      <w:r>
+        <w:rPr>
+          <w:lang w:val="en-GB"/>
+        </w:rPr>
+        <w:t xml:space="preserve">  (1,2),</w:t>
+      </w:r>
+    </w:p>
+    <w:p>
+      <w:pPr>
+        <w:rPr>
+          <w:lang w:val="en-GB"/>
+        </w:rPr>
+      </w:pPr>
+      <w:r>
+        <w:rPr>
+          <w:lang w:val="en-GB"/>
+        </w:rPr>
+        <w:t xml:space="preserve">  (2,3),</w:t>
+      </w:r>
+    </w:p>
+    <w:p>
+      <w:pPr>
+        <w:rPr>
+          <w:lang w:val="en-GB"/>
+        </w:rPr>
+      </w:pPr>
+      <w:r>
+        <w:rPr>
+          <w:lang w:val="en-GB"/>
+        </w:rPr>
+        <w:t xml:space="preserve">  (2,4);</w:t>
+      </w:r>
+    </w:p>
+    <w:p>
+      <w:pPr>
+        <w:rPr>
+          <w:lang w:val="en-GB"/>
+        </w:rPr>
+      </w:pPr>
+      <w:r>
+        <w:rPr>
+          <w:lang w:val="en-GB"/>
+        </w:rPr>
+        <w:t xml:space="preserve">CREATE TABLE </w:t>
+      </w:r>
+      <w:proofErr w:type="spellStart"/>
+      <w:r>
+        <w:rPr>
+          <w:lang w:val="en-GB"/>
+        </w:rPr>
+        <w:t>inventar</w:t>
+      </w:r>
+      <w:proofErr w:type="spellEnd"/>
+      <w:r>
+        <w:rPr>
+          <w:lang w:val="en-GB"/>
+        </w:rPr>
+        <w:t xml:space="preserve"> (</w:t>
+      </w:r>
+      <w:proofErr w:type="spellStart"/>
+      <w:r>
+        <w:rPr>
+          <w:lang w:val="en-GB"/>
+        </w:rPr>
+        <w:t>inventar_id</w:t>
+      </w:r>
+      <w:proofErr w:type="spellEnd"/>
+      <w:r>
+        <w:rPr>
+          <w:lang w:val="en-GB"/>
+        </w:rPr>
+        <w:t xml:space="preserve"> INTEGER PRIMARY KEY </w:t>
+      </w:r>
+      <w:proofErr w:type="spellStart"/>
+      <w:proofErr w:type="gramStart"/>
+      <w:r>
+        <w:rPr>
+          <w:lang w:val="en-GB"/>
+        </w:rPr>
+        <w:t>AUTOINCREMENT,lagerort</w:t>
+      </w:r>
+      <w:proofErr w:type="spellEnd"/>
+      <w:proofErr w:type="gramEnd"/>
+      <w:r>
+        <w:rPr>
+          <w:lang w:val="en-GB"/>
+        </w:rPr>
+        <w:t xml:space="preserve"> TEXT NOT </w:t>
+      </w:r>
+      <w:proofErr w:type="spellStart"/>
+      <w:proofErr w:type="gramStart"/>
+      <w:r>
+        <w:rPr>
+          <w:lang w:val="en-GB"/>
+        </w:rPr>
+        <w:t>NULL,bestand</w:t>
+      </w:r>
+      <w:proofErr w:type="spellEnd"/>
+      <w:proofErr w:type="gramEnd"/>
+      <w:r>
+        <w:rPr>
+          <w:lang w:val="en-GB"/>
+        </w:rPr>
+        <w:t xml:space="preserve"> INTEGER DEFAULT </w:t>
+      </w:r>
+      <w:proofErr w:type="gramStart"/>
+      <w:r>
+        <w:rPr>
+          <w:lang w:val="en-GB"/>
+        </w:rPr>
+        <w:t>0,produkt</w:t>
+      </w:r>
+      <w:proofErr w:type="gramEnd"/>
+      <w:r>
+        <w:rPr>
+          <w:lang w:val="en-GB"/>
+        </w:rPr>
+        <w:t xml:space="preserve">_id </w:t>
+      </w:r>
+      <w:proofErr w:type="gramStart"/>
+      <w:r>
+        <w:rPr>
+          <w:lang w:val="en-GB"/>
+        </w:rPr>
+        <w:t>INTEGER,FOREIGN</w:t>
+      </w:r>
+      <w:proofErr w:type="gramEnd"/>
+      <w:r>
+        <w:rPr>
+          <w:lang w:val="en-GB"/>
+        </w:rPr>
+        <w:t xml:space="preserve"> KEY (</w:t>
+      </w:r>
+      <w:proofErr w:type="spellStart"/>
+      <w:r>
+        <w:rPr>
+          <w:lang w:val="en-GB"/>
+        </w:rPr>
+        <w:t>produkt_id</w:t>
+      </w:r>
+      <w:proofErr w:type="spellEnd"/>
+      <w:r>
+        <w:rPr>
+          <w:lang w:val="en-GB"/>
+        </w:rPr>
+        <w:t xml:space="preserve">) REFERENCES </w:t>
+      </w:r>
+      <w:proofErr w:type="spellStart"/>
+      <w:r>
+        <w:rPr>
+          <w:lang w:val="en-GB"/>
+        </w:rPr>
+        <w:t>produkt</w:t>
+      </w:r>
+      <w:proofErr w:type="spellEnd"/>
+      <w:r>
+        <w:rPr>
+          <w:lang w:val="en-GB"/>
+        </w:rPr>
+        <w:t>(</w:t>
+      </w:r>
+      <w:proofErr w:type="spellStart"/>
+      <w:r>
+        <w:rPr>
+          <w:lang w:val="en-GB"/>
+        </w:rPr>
+        <w:t>produkt_id</w:t>
+      </w:r>
+      <w:proofErr w:type="spellEnd"/>
+      <w:r>
+        <w:rPr>
+          <w:lang w:val="en-GB"/>
+        </w:rPr>
+        <w:t>));</w:t>
+      </w:r>
+    </w:p>
+    <w:p>
+      <w:pPr>
+        <w:rPr>
+          <w:lang w:val="en-GB"/>
+        </w:rPr>
+      </w:pPr>
+      <w:r>
+        <w:rPr>
+          <w:lang w:val="en-GB"/>
+        </w:rPr>
+        <w:t xml:space="preserve">INSERT INTO </w:t>
+      </w:r>
+      <w:proofErr w:type="spellStart"/>
+      <w:r>
+        <w:rPr>
+          <w:lang w:val="en-GB"/>
+        </w:rPr>
+        <w:t>inventar</w:t>
+      </w:r>
+      <w:proofErr w:type="spellEnd"/>
+      <w:r>
+        <w:rPr>
+          <w:lang w:val="en-GB"/>
+        </w:rPr>
+        <w:t xml:space="preserve"> VALUES(1,'verkaufsregal',15,1),</w:t>
+      </w:r>
+    </w:p>
+    <w:p>
+      <w:pPr>
+        <w:rPr>
+          <w:lang w:val="en-GB"/>
+        </w:rPr>
+      </w:pPr>
+      <w:r>
+        <w:rPr>
+          <w:lang w:val="en-GB"/>
+        </w:rPr>
+        <w:t xml:space="preserve">  (2,'kartons',12,2),</w:t>
+      </w:r>
+    </w:p>
+    <w:p>
+      <w:pPr>
+        <w:rPr>
+          <w:lang w:val="en-GB"/>
+        </w:rPr>
+      </w:pPr>
+      <w:r>
+        <w:rPr>
+          <w:lang w:val="en-GB"/>
+        </w:rPr>
+        <w:t xml:space="preserve">  (3,'theke',5,3),</w:t>
+      </w:r>
+    </w:p>
+    <w:p>
+      <w:pPr>
+        <w:rPr>
+          <w:lang w:val="en-GB"/>
+        </w:rPr>
+      </w:pPr>
+      <w:r>
+        <w:rPr>
+          <w:lang w:val="en-GB"/>
+        </w:rPr>
+        <w:t xml:space="preserve">  (4,'hinterlager',20,4);</w:t>
+      </w:r>
+    </w:p>
+    <w:p>
+      <w:pPr>
+        <w:rPr>
+          <w:lang w:val="en-GB"/>
+        </w:rPr>
+      </w:pPr>
+      <w:r>
+        <w:rPr>
+          <w:lang w:val="en-GB"/>
+        </w:rPr>
+        <w:t>CREATE TABLE IF NOT EXISTS "</w:t>
+      </w:r>
+      <w:proofErr w:type="spellStart"/>
+      <w:r>
+        <w:rPr>
+          <w:lang w:val="en-GB"/>
+        </w:rPr>
+        <w:t>kauft</w:t>
+      </w:r>
+      <w:proofErr w:type="spellEnd"/>
+      <w:r>
+        <w:rPr>
+          <w:lang w:val="en-GB"/>
+        </w:rPr>
+        <w:t>" (</w:t>
+      </w:r>
+      <w:proofErr w:type="spellStart"/>
+      <w:r>
+        <w:rPr>
+          <w:lang w:val="en-GB"/>
+        </w:rPr>
+        <w:t>kunde_id</w:t>
+      </w:r>
+      <w:proofErr w:type="spellEnd"/>
+      <w:r>
+        <w:rPr>
+          <w:lang w:val="en-GB"/>
+        </w:rPr>
+        <w:t xml:space="preserve"> INTEGER, </w:t>
+      </w:r>
+      <w:proofErr w:type="spellStart"/>
+      <w:r>
+        <w:rPr>
+          <w:lang w:val="en-GB"/>
+        </w:rPr>
+        <w:t>produkt_id</w:t>
+      </w:r>
+      <w:proofErr w:type="spellEnd"/>
+      <w:r>
+        <w:rPr>
+          <w:lang w:val="en-GB"/>
+        </w:rPr>
+        <w:t xml:space="preserve"> INTEGER, </w:t>
+      </w:r>
+      <w:proofErr w:type="spellStart"/>
+      <w:r>
+        <w:rPr>
+          <w:lang w:val="en-GB"/>
+        </w:rPr>
+        <w:t>produktanzahl</w:t>
+      </w:r>
+      <w:proofErr w:type="spellEnd"/>
+      <w:r>
+        <w:rPr>
+          <w:lang w:val="en-GB"/>
+        </w:rPr>
+        <w:t xml:space="preserve"> INTEGER NOT NULL, PRIMARY </w:t>
+      </w:r>
+      <w:proofErr w:type="gramStart"/>
+      <w:r>
+        <w:rPr>
+          <w:lang w:val="en-GB"/>
+        </w:rPr>
+        <w:t>KEY(</w:t>
+      </w:r>
+      <w:proofErr w:type="spellStart"/>
+      <w:proofErr w:type="gramEnd"/>
+      <w:r>
+        <w:rPr>
+          <w:lang w:val="en-GB"/>
+        </w:rPr>
+        <w:t>kunde_id</w:t>
+      </w:r>
+      <w:proofErr w:type="spellEnd"/>
+      <w:r>
+        <w:rPr>
+          <w:lang w:val="en-GB"/>
+        </w:rPr>
+        <w:t xml:space="preserve">, </w:t>
+      </w:r>
+      <w:proofErr w:type="spellStart"/>
+      <w:r>
+        <w:rPr>
+          <w:lang w:val="en-GB"/>
+        </w:rPr>
+        <w:t>produkt_id</w:t>
+      </w:r>
+      <w:proofErr w:type="spellEnd"/>
+      <w:r>
+        <w:rPr>
+          <w:lang w:val="en-GB"/>
+        </w:rPr>
+        <w:t>), FOREIGN KEY (</w:t>
+      </w:r>
+      <w:proofErr w:type="spellStart"/>
+      <w:r>
+        <w:rPr>
+          <w:lang w:val="en-GB"/>
+        </w:rPr>
+        <w:t>kunde_id</w:t>
+      </w:r>
+      <w:proofErr w:type="spellEnd"/>
+      <w:r>
+        <w:rPr>
+          <w:lang w:val="en-GB"/>
+        </w:rPr>
+        <w:t xml:space="preserve">) REFERENCES </w:t>
+      </w:r>
+      <w:proofErr w:type="spellStart"/>
+      <w:r>
+        <w:rPr>
+          <w:lang w:val="en-GB"/>
+        </w:rPr>
+        <w:t>kunde</w:t>
+      </w:r>
+      <w:proofErr w:type="spellEnd"/>
+      <w:r>
+        <w:rPr>
+          <w:lang w:val="en-GB"/>
+        </w:rPr>
+        <w:t>(</w:t>
+      </w:r>
+      <w:proofErr w:type="spellStart"/>
+      <w:r>
+        <w:rPr>
+          <w:lang w:val="en-GB"/>
+        </w:rPr>
+        <w:t>kunde_id</w:t>
+      </w:r>
+      <w:proofErr w:type="spellEnd"/>
+      <w:r>
+        <w:rPr>
+          <w:lang w:val="en-GB"/>
+        </w:rPr>
+        <w:t>), FOREIGN KEY (</w:t>
+      </w:r>
+      <w:proofErr w:type="spellStart"/>
+      <w:r>
+        <w:rPr>
+          <w:lang w:val="en-GB"/>
+        </w:rPr>
+        <w:t>produkt_id</w:t>
+      </w:r>
+      <w:proofErr w:type="spellEnd"/>
+      <w:r>
+        <w:rPr>
+          <w:lang w:val="en-GB"/>
+        </w:rPr>
+        <w:t xml:space="preserve">) REFERENCES </w:t>
+      </w:r>
+      <w:proofErr w:type="spellStart"/>
+      <w:r>
+        <w:rPr>
+          <w:lang w:val="en-GB"/>
+        </w:rPr>
+        <w:t>produkt</w:t>
+      </w:r>
+      <w:proofErr w:type="spellEnd"/>
+      <w:r>
+        <w:rPr>
+          <w:lang w:val="en-GB"/>
+        </w:rPr>
+        <w:t>(</w:t>
+      </w:r>
+      <w:proofErr w:type="spellStart"/>
+      <w:r>
+        <w:rPr>
+          <w:lang w:val="en-GB"/>
+        </w:rPr>
+        <w:t>produkt_id</w:t>
+      </w:r>
+      <w:proofErr w:type="spellEnd"/>
+      <w:r>
+        <w:rPr>
+          <w:lang w:val="en-GB"/>
+        </w:rPr>
+        <w:t>));</w:t>
+      </w:r>
+    </w:p>
+    <w:p>
+      <w:pPr>
+        <w:rPr>
+          <w:lang w:val="en-GB"/>
+        </w:rPr>
+      </w:pPr>
+      <w:r>
+        <w:rPr>
+          <w:lang w:val="en-GB"/>
+        </w:rPr>
+        <w:t xml:space="preserve">INSERT INTO </w:t>
+      </w:r>
+      <w:proofErr w:type="spellStart"/>
+      <w:r>
+        <w:rPr>
+          <w:lang w:val="en-GB"/>
+        </w:rPr>
+        <w:t>kauft</w:t>
+      </w:r>
+      <w:proofErr w:type="spellEnd"/>
+      <w:r>
+        <w:rPr>
+          <w:lang w:val="en-GB"/>
+        </w:rPr>
+        <w:t xml:space="preserve"> </w:t>
+      </w:r>
+      <w:proofErr w:type="gramStart"/>
+      <w:r>
+        <w:rPr>
+          <w:lang w:val="en-GB"/>
+        </w:rPr>
+        <w:t>VALUES(</w:t>
+      </w:r>
+      <w:proofErr w:type="gramEnd"/>
+      <w:r>
+        <w:rPr>
+          <w:lang w:val="en-GB"/>
+        </w:rPr>
+        <w:t>1,2,1),</w:t>
+      </w:r>
+    </w:p>
+    <w:p>
+      <w:pPr>
+        <w:rPr>
+          <w:lang w:val="en-GB"/>
+        </w:rPr>
+      </w:pPr>
+      <w:r>
+        <w:rPr>
+          <w:lang w:val="en-GB"/>
+        </w:rPr>
+        <w:t xml:space="preserve">  (1,3,3),</w:t>
+      </w:r>
+    </w:p>
+    <w:p>
+      <w:pPr>
+        <w:rPr>
+          <w:lang w:val="en-GB"/>
+        </w:rPr>
+      </w:pPr>
+      <w:r>
+        <w:rPr>
+          <w:lang w:val="en-GB"/>
+        </w:rPr>
+        <w:t xml:space="preserve">  (1,4,1),</w:t>
+      </w:r>
+    </w:p>
+    <w:p>
+      <w:pPr>
+        <w:rPr>
+          <w:lang w:val="en-GB"/>
+        </w:rPr>
+      </w:pPr>
+      <w:r>
+        <w:rPr>
+          <w:lang w:val="en-GB"/>
+        </w:rPr>
+        <w:t xml:space="preserve">  (2,1,1),</w:t>
+      </w:r>
+    </w:p>
+    <w:p>
+      <w:pPr>
+        <w:rPr>
+          <w:lang w:val="en-GB"/>
+        </w:rPr>
+      </w:pPr>
+      <w:r>
+        <w:rPr>
+          <w:lang w:val="en-GB"/>
+        </w:rPr>
+        <w:t xml:space="preserve">  (2,2,1);</w:t>
+      </w:r>
+    </w:p>
+    <w:p>
+      <w:pPr>
+        <w:rPr>
+          <w:lang w:val="en-GB"/>
+        </w:rPr>
+      </w:pPr>
+      <w:r>
+        <w:rPr>
+          <w:lang w:val="en-GB"/>
+        </w:rPr>
+        <w:lastRenderedPageBreak/>
+        <w:t xml:space="preserve">PRAGMA </w:t>
+      </w:r>
+      <w:proofErr w:type="spellStart"/>
+      <w:r>
+        <w:rPr>
+          <w:lang w:val="en-GB"/>
+        </w:rPr>
+        <w:t>writable_schema</w:t>
+      </w:r>
+      <w:proofErr w:type="spellEnd"/>
+      <w:r>
+        <w:rPr>
+          <w:lang w:val="en-GB"/>
+        </w:rPr>
+        <w:t>=ON;</w:t>
+      </w:r>
+    </w:p>
+    <w:p>
+      <w:pPr>
+        <w:rPr>
+          <w:lang w:val="en-GB"/>
+        </w:rPr>
+      </w:pPr>
+      <w:r>
+        <w:rPr>
+          <w:lang w:val="en-GB"/>
+        </w:rPr>
+        <w:t xml:space="preserve">CREATE TABLE IF NOT EXISTS </w:t>
+      </w:r>
+      <w:proofErr w:type="spellStart"/>
+      <w:r>
+        <w:rPr>
+          <w:lang w:val="en-GB"/>
+        </w:rPr>
+        <w:t>sqlite_sequence</w:t>
+      </w:r>
+      <w:proofErr w:type="spellEnd"/>
+      <w:r>
+        <w:rPr>
+          <w:lang w:val="en-GB"/>
+        </w:rPr>
+        <w:t>(</w:t>
+      </w:r>
+      <w:proofErr w:type="spellStart"/>
+      <w:proofErr w:type="gramStart"/>
+      <w:r>
+        <w:rPr>
+          <w:lang w:val="en-GB"/>
+        </w:rPr>
+        <w:t>name,seq</w:t>
+      </w:r>
+      <w:proofErr w:type="spellEnd"/>
+      <w:proofErr w:type="gramEnd"/>
+      <w:r>
+        <w:rPr>
+          <w:lang w:val="en-GB"/>
+        </w:rPr>
+        <w:t>);</w:t>
+      </w:r>
+    </w:p>
+    <w:p>
+      <w:pPr>
+        <w:rPr>
+          <w:lang w:val="en-GB"/>
+        </w:rPr>
+      </w:pPr>
+      <w:r>
+        <w:rPr>
+          <w:lang w:val="en-GB"/>
+        </w:rPr>
+        <w:t xml:space="preserve">DELETE FROM </w:t>
+      </w:r>
+      <w:proofErr w:type="spellStart"/>
+      <w:r>
+        <w:rPr>
+          <w:lang w:val="en-GB"/>
+        </w:rPr>
+        <w:t>sqlite_sequence</w:t>
+      </w:r>
+      <w:proofErr w:type="spellEnd"/>
+      <w:r>
+        <w:rPr>
+          <w:lang w:val="en-GB"/>
+        </w:rPr>
+        <w:t>;</w:t>
+      </w:r>
+    </w:p>
+    <w:p>
+      <w:pPr>
+        <w:rPr>
+          <w:lang w:val="en-GB"/>
+        </w:rPr>
+      </w:pPr>
+      <w:r>
+        <w:rPr>
+          <w:lang w:val="en-GB"/>
+        </w:rPr>
+        <w:t xml:space="preserve">INSERT INTO </w:t>
+      </w:r>
+      <w:proofErr w:type="spellStart"/>
+      <w:r>
+        <w:rPr>
+          <w:lang w:val="en-GB"/>
+        </w:rPr>
+        <w:t>sqlite_sequence</w:t>
+      </w:r>
+      <w:proofErr w:type="spellEnd"/>
+      <w:r>
+        <w:rPr>
+          <w:lang w:val="en-GB"/>
+        </w:rPr>
+        <w:t xml:space="preserve"> VALUES('produkt',4),</w:t>
+      </w:r>
+    </w:p>
+    <w:p>
+      <w:r>
+        <w:rPr>
+          <w:lang w:val="en-GB"/>
+        </w:rPr>
         <w:t xml:space="preserve">  </w:t>
       </w:r>
       <w:r>
-        <w:rPr>
-          <w:lang w:val="en-GB"/>
-        </w:rPr>
-        <w:t>(2,'The Binding of Isaac: Repentance',32.99,31.99),</w:t>
-      </w:r>
-    </w:p>
-    <w:p>
-      <w:pPr>
-        <w:rPr>
-          <w:lang w:val="en-GB"/>
-        </w:rPr>
-      </w:pPr>
-      <w:r>
-        <w:rPr>
-          <w:lang w:val="en-GB"/>
-        </w:rPr>
-        <w:t xml:space="preserve">  (3,'Michael Jackson: The Experience',11.99,6.99),</w:t>
-      </w:r>
-    </w:p>
-    <w:p>
-      <w:pPr>
-        <w:rPr>
-          <w:lang w:val="en-GB"/>
-        </w:rPr>
-      </w:pPr>
-      <w:r>
-        <w:rPr>
-          <w:lang w:val="en-GB"/>
-        </w:rPr>
-        <w:t xml:space="preserve">  (4,'Minecraft',39.99,36.99);</w:t>
-      </w:r>
-    </w:p>
-    <w:p>
-      <w:pPr>
-        <w:rPr>
-          <w:lang w:val="en-GB"/>
-        </w:rPr>
-      </w:pPr>
-      <w:r>
-        <w:rPr>
-          <w:lang w:val="en-GB"/>
-        </w:rPr>
-        <w:t xml:space="preserve">CREATE TABLE </w:t>
-      </w:r>
-      <w:proofErr w:type="spellStart"/>
-      <w:r>
-        <w:rPr>
-          <w:lang w:val="en-GB"/>
-        </w:rPr>
+        <w:t>('kunde',2),</w:t>
+      </w:r>
+    </w:p>
+    <w:p>
+      <w:r>
+        <w:t xml:space="preserve">  ('händler',2),</w:t>
+      </w:r>
+    </w:p>
+    <w:p>
+      <w:r>
+        <w:t xml:space="preserve">  ('inventar',4);</w:t>
+      </w:r>
+    </w:p>
+    <w:p>
+      <w:r>
+        <w:t xml:space="preserve">PRAGMA </w:t>
+      </w:r>
+      <w:proofErr w:type="spellStart"/>
+      <w:r>
+        <w:t>writable_schema</w:t>
+      </w:r>
+      <w:proofErr w:type="spellEnd"/>
+      <w:r>
+        <w:t>=OFF;</w:t>
+      </w:r>
+    </w:p>
+    <w:p>
+      <w:pPr>
+        <w:pStyle w:val="berschrift2"/>
+      </w:pPr>
+      <w:r>
+        <w:t>Alle implementierten DB-Objekte:</w:t>
+      </w:r>
+    </w:p>
+    <w:p>
+      <w:r>
+        <w:t>Die Datenbank soll die eines Videospielgeschäftes widerspiegeln, wenn auch stark vereinfacht.</w:t>
+      </w:r>
+    </w:p>
+    <w:p>
+      <w:r>
+        <w:t>Tabellen &amp; deren Entitätstypen:</w:t>
+      </w:r>
+    </w:p>
+    <w:p>
+      <w:pPr>
+        <w:ind w:firstLine="708"/>
+      </w:pPr>
+      <w:proofErr w:type="spellStart"/>
+      <w:r>
         <w:t>händler</w:t>
       </w:r>
       <w:proofErr w:type="spellEnd"/>
-      <w:r>
-        <w:rPr>
-          <w:lang w:val="en-GB"/>
-        </w:rPr>
-        <w:t xml:space="preserve"> (</w:t>
-      </w:r>
-      <w:proofErr w:type="spellStart"/>
-      <w:r>
-        <w:rPr>
-          <w:lang w:val="en-GB"/>
-        </w:rPr>
+    </w:p>
+    <w:p>
+      <w:pPr>
+        <w:pStyle w:val="Listenabsatz"/>
+        <w:numPr>
+          <w:ilvl w:val="0"/>
+          <w:numId w:val="5"/>
+        </w:numPr>
+      </w:pPr>
+      <w:proofErr w:type="spellStart"/>
+      <w:r>
+        <w:t>Händler_id</w:t>
+      </w:r>
+      <w:proofErr w:type="spellEnd"/>
+      <w:r>
+        <w:t xml:space="preserve"> (PK)</w:t>
+      </w:r>
+    </w:p>
+    <w:p>
+      <w:pPr>
+        <w:ind w:left="708"/>
+      </w:pPr>
+      <w:proofErr w:type="spellStart"/>
+      <w:r>
+        <w:t>pkrodukt</w:t>
+      </w:r>
+      <w:proofErr w:type="spellEnd"/>
+    </w:p>
+    <w:p>
+      <w:pPr>
+        <w:pStyle w:val="Listenabsatz"/>
+        <w:numPr>
+          <w:ilvl w:val="0"/>
+          <w:numId w:val="4"/>
+        </w:numPr>
+      </w:pPr>
+      <w:proofErr w:type="spellStart"/>
+      <w:r>
+        <w:t>produkt_id</w:t>
+      </w:r>
+      <w:proofErr w:type="spellEnd"/>
+      <w:r>
+        <w:t xml:space="preserve"> (PK)</w:t>
+      </w:r>
+    </w:p>
+    <w:p>
+      <w:pPr>
+        <w:pStyle w:val="Listenabsatz"/>
+        <w:numPr>
+          <w:ilvl w:val="0"/>
+          <w:numId w:val="4"/>
+        </w:numPr>
+      </w:pPr>
+      <w:proofErr w:type="spellStart"/>
+      <w:r>
+        <w:t>produktname</w:t>
+      </w:r>
+      <w:proofErr w:type="spellEnd"/>
+    </w:p>
+    <w:p>
+      <w:pPr>
+        <w:pStyle w:val="Listenabsatz"/>
+        <w:numPr>
+          <w:ilvl w:val="0"/>
+          <w:numId w:val="4"/>
+        </w:numPr>
+      </w:pPr>
+      <w:proofErr w:type="spellStart"/>
+      <w:r>
+        <w:t>verkaufspreis</w:t>
+      </w:r>
+      <w:proofErr w:type="spellEnd"/>
+    </w:p>
+    <w:p>
+      <w:pPr>
+        <w:pStyle w:val="Listenabsatz"/>
+        <w:numPr>
+          <w:ilvl w:val="0"/>
+          <w:numId w:val="4"/>
+        </w:numPr>
+      </w:pPr>
+      <w:proofErr w:type="spellStart"/>
+      <w:r>
+        <w:t>einkaufspreis</w:t>
+      </w:r>
+      <w:proofErr w:type="spellEnd"/>
+    </w:p>
+    <w:p>
+      <w:pPr>
+        <w:ind w:left="708"/>
+      </w:pPr>
+      <w:proofErr w:type="spellStart"/>
+      <w:r>
+        <w:t>inventar</w:t>
+      </w:r>
+      <w:proofErr w:type="spellEnd"/>
+    </w:p>
+    <w:p>
+      <w:pPr>
+        <w:pStyle w:val="Listenabsatz"/>
+        <w:numPr>
+          <w:ilvl w:val="0"/>
+          <w:numId w:val="6"/>
+        </w:numPr>
+      </w:pPr>
+      <w:proofErr w:type="spellStart"/>
+      <w:r>
+        <w:t>inventar_id</w:t>
+      </w:r>
+      <w:proofErr w:type="spellEnd"/>
+      <w:r>
+        <w:t xml:space="preserve"> (PK)</w:t>
+      </w:r>
+    </w:p>
+    <w:p>
+      <w:pPr>
+        <w:pStyle w:val="Listenabsatz"/>
+        <w:numPr>
+          <w:ilvl w:val="0"/>
+          <w:numId w:val="6"/>
+        </w:numPr>
+      </w:pPr>
+      <w:proofErr w:type="spellStart"/>
+      <w:r>
+        <w:t>lagerort</w:t>
+      </w:r>
+      <w:proofErr w:type="spellEnd"/>
+    </w:p>
+    <w:p>
+      <w:pPr>
+        <w:pStyle w:val="Listenabsatz"/>
+        <w:numPr>
+          <w:ilvl w:val="0"/>
+          <w:numId w:val="6"/>
+        </w:numPr>
+      </w:pPr>
+      <w:r>
+        <w:t>bestand</w:t>
+      </w:r>
+    </w:p>
+    <w:p>
+      <w:pPr>
+        <w:pStyle w:val="Listenabsatz"/>
+        <w:numPr>
+          <w:ilvl w:val="0"/>
+          <w:numId w:val="6"/>
+        </w:numPr>
+      </w:pPr>
+      <w:proofErr w:type="spellStart"/>
+      <w:r>
+        <w:t>produkt_id</w:t>
+      </w:r>
+      <w:proofErr w:type="spellEnd"/>
+      <w:r>
+        <w:t xml:space="preserve"> (FK)</w:t>
+      </w:r>
+    </w:p>
+    <w:p>
+      <w:pPr>
+        <w:ind w:left="708"/>
+      </w:pPr>
+      <w:proofErr w:type="spellStart"/>
+      <w:r>
+        <w:t>kunde</w:t>
+      </w:r>
+      <w:proofErr w:type="spellEnd"/>
+    </w:p>
+    <w:p>
+      <w:pPr>
+        <w:pStyle w:val="Listenabsatz"/>
+        <w:numPr>
+          <w:ilvl w:val="0"/>
+          <w:numId w:val="7"/>
+        </w:numPr>
+      </w:pPr>
+      <w:proofErr w:type="spellStart"/>
+      <w:r>
+        <w:t>kunde_id</w:t>
+      </w:r>
+      <w:proofErr w:type="spellEnd"/>
+      <w:r>
+        <w:t xml:space="preserve"> (PK)</w:t>
+      </w:r>
+    </w:p>
+    <w:p>
+      <w:pPr>
+        <w:pStyle w:val="Listenabsatz"/>
+        <w:numPr>
+          <w:ilvl w:val="0"/>
+          <w:numId w:val="7"/>
+        </w:numPr>
+      </w:pPr>
+      <w:proofErr w:type="spellStart"/>
+      <w:r>
+        <w:t>vorname</w:t>
+      </w:r>
+      <w:proofErr w:type="spellEnd"/>
+    </w:p>
+    <w:p>
+      <w:pPr>
+        <w:pStyle w:val="Listenabsatz"/>
+        <w:numPr>
+          <w:ilvl w:val="0"/>
+          <w:numId w:val="7"/>
+        </w:numPr>
+      </w:pPr>
+      <w:proofErr w:type="spellStart"/>
+      <w:r>
+        <w:t>nachname</w:t>
+      </w:r>
+      <w:proofErr w:type="spellEnd"/>
+    </w:p>
+    <w:p>
+      <w:pPr>
+        <w:ind w:left="708"/>
+      </w:pPr>
+      <w:r>
+        <w:t>kauft</w:t>
+      </w:r>
+    </w:p>
+    <w:p>
+      <w:pPr>
+        <w:pStyle w:val="Listenabsatz"/>
+        <w:numPr>
+          <w:ilvl w:val="0"/>
+          <w:numId w:val="8"/>
+        </w:numPr>
+      </w:pPr>
+      <w:proofErr w:type="spellStart"/>
+      <w:r>
+        <w:t>kunde_id</w:t>
+      </w:r>
+      <w:proofErr w:type="spellEnd"/>
+      <w:r>
+        <w:t xml:space="preserve"> (FK)</w:t>
+      </w:r>
+    </w:p>
+    <w:p>
+      <w:pPr>
+        <w:pStyle w:val="Listenabsatz"/>
+        <w:numPr>
+          <w:ilvl w:val="0"/>
+          <w:numId w:val="8"/>
+        </w:numPr>
+      </w:pPr>
+      <w:proofErr w:type="spellStart"/>
+      <w:r>
+        <w:t>produkt_id</w:t>
+      </w:r>
+      <w:proofErr w:type="spellEnd"/>
+      <w:r>
+        <w:t xml:space="preserve"> (FK)</w:t>
+      </w:r>
+    </w:p>
+    <w:p>
+      <w:pPr>
+        <w:pStyle w:val="Listenabsatz"/>
+        <w:numPr>
+          <w:ilvl w:val="0"/>
+          <w:numId w:val="8"/>
+        </w:numPr>
+      </w:pPr>
+      <w:proofErr w:type="spellStart"/>
+      <w:r>
+        <w:t>produktanzahl</w:t>
+      </w:r>
+      <w:proofErr w:type="spellEnd"/>
+    </w:p>
+    <w:p>
+      <w:pPr>
+        <w:ind w:left="708"/>
+      </w:pPr>
+      <w:r>
+        <w:lastRenderedPageBreak/>
+        <w:t>liefert</w:t>
+      </w:r>
+    </w:p>
+    <w:p>
+      <w:pPr>
+        <w:pStyle w:val="Listenabsatz"/>
+        <w:numPr>
+          <w:ilvl w:val="0"/>
+          <w:numId w:val="9"/>
+        </w:numPr>
+      </w:pPr>
+      <w:proofErr w:type="spellStart"/>
+      <w:r>
         <w:t>händler_id</w:t>
       </w:r>
       <w:proofErr w:type="spellEnd"/>
       <w:r>
-        <w:rPr>
-          <w:lang w:val="en-GB"/>
-        </w:rPr>
-        <w:t xml:space="preserve"> INTEGER PRIMARY KEY AUTOINCREMENT);</w:t>
-      </w:r>
-    </w:p>
-    <w:p>
-      <w:pPr>
-        <w:rPr>
-          <w:lang w:val="en-GB"/>
-        </w:rPr>
-      </w:pPr>
-      <w:r>
-        <w:rPr>
-          <w:lang w:val="en-GB"/>
-        </w:rPr>
-        <w:t>INSERT INTO "</w:t>
-      </w:r>
-      <w:proofErr w:type="spellStart"/>
-      <w:r>
-        <w:rPr>
-          <w:lang w:val="en-GB"/>
-        </w:rPr>
-        <w:t>händler</w:t>
-      </w:r>
-      <w:proofErr w:type="spellEnd"/>
-      <w:r>
-        <w:rPr>
-          <w:lang w:val="en-GB"/>
-        </w:rPr>
-        <w:t xml:space="preserve">" </w:t>
-      </w:r>
-      <w:proofErr w:type="gramStart"/>
-      <w:r>
-        <w:rPr>
-          <w:lang w:val="en-GB"/>
-        </w:rPr>
-        <w:t>VALUES(</w:t>
-      </w:r>
-      <w:proofErr w:type="gramEnd"/>
-      <w:r>
-        <w:rPr>
-          <w:lang w:val="en-GB"/>
-        </w:rPr>
-        <w:t>1),</w:t>
-      </w:r>
-    </w:p>
-    <w:p>
-      <w:pPr>
-        <w:rPr>
-          <w:lang w:val="en-GB"/>
-        </w:rPr>
-      </w:pPr>
-      <w:r>
-        <w:rPr>
-          <w:lang w:val="en-GB"/>
-        </w:rPr>
-        <w:t xml:space="preserve">  (2);</w:t>
-      </w:r>
-    </w:p>
-    <w:p>
-      <w:pPr>
-        <w:rPr>
-          <w:lang w:val="en-GB"/>
-        </w:rPr>
-      </w:pPr>
-      <w:r>
-        <w:rPr>
-          <w:lang w:val="en-GB"/>
-        </w:rPr>
-        <w:t xml:space="preserve">CREATE TABLE </w:t>
-      </w:r>
-      <w:proofErr w:type="spellStart"/>
-      <w:r>
-        <w:rPr>
-          <w:lang w:val="en-GB"/>
-        </w:rPr>
-        <w:t>kunde</w:t>
-      </w:r>
-      <w:proofErr w:type="spellEnd"/>
-      <w:r>
-        <w:rPr>
-          <w:lang w:val="en-GB"/>
-        </w:rPr>
-        <w:t xml:space="preserve"> (</w:t>
-      </w:r>
-      <w:proofErr w:type="spellStart"/>
-      <w:r>
-        <w:rPr>
-          <w:lang w:val="en-GB"/>
-        </w:rPr>
-        <w:t>kunde_id</w:t>
-      </w:r>
-      <w:proofErr w:type="spellEnd"/>
-      <w:r>
-        <w:rPr>
-          <w:lang w:val="en-GB"/>
-        </w:rPr>
-        <w:t xml:space="preserve"> INTEGER PRIMARY KEY AUTOINCREMENT, </w:t>
-      </w:r>
-      <w:proofErr w:type="spellStart"/>
-      <w:r>
-        <w:rPr>
-          <w:lang w:val="en-GB"/>
-        </w:rPr>
-        <w:t>vorname</w:t>
-      </w:r>
-      <w:proofErr w:type="spellEnd"/>
-      <w:r>
-        <w:rPr>
-          <w:lang w:val="en-GB"/>
-        </w:rPr>
-        <w:t xml:space="preserve"> TEXT, </w:t>
-      </w:r>
-      <w:proofErr w:type="spellStart"/>
-      <w:r>
-        <w:rPr>
-          <w:lang w:val="en-GB"/>
-        </w:rPr>
-        <w:t>nachname</w:t>
-      </w:r>
-      <w:proofErr w:type="spellEnd"/>
-      <w:r>
-        <w:rPr>
-          <w:lang w:val="en-GB"/>
-        </w:rPr>
-        <w:t xml:space="preserve"> TEXT);</w:t>
-      </w:r>
-    </w:p>
-    <w:p>
-      <w:pPr>
-        <w:rPr>
-          <w:lang w:val="en-GB"/>
-        </w:rPr>
-      </w:pPr>
-      <w:r>
-        <w:rPr>
-          <w:lang w:val="en-GB"/>
-        </w:rPr>
-        <w:t xml:space="preserve">INSERT INTO </w:t>
-      </w:r>
-      <w:proofErr w:type="spellStart"/>
-      <w:r>
-        <w:rPr>
-          <w:lang w:val="en-GB"/>
-        </w:rPr>
-        <w:t>kunde</w:t>
-      </w:r>
-      <w:proofErr w:type="spellEnd"/>
-      <w:r>
-        <w:rPr>
-          <w:lang w:val="en-GB"/>
-        </w:rPr>
-        <w:t xml:space="preserve"> VALUES(1,'nevio','suleman'),</w:t>
-      </w:r>
-    </w:p>
-    <w:p>
-      <w:pPr>
-        <w:rPr>
-          <w:lang w:val="en-GB"/>
-        </w:rPr>
-      </w:pPr>
-      <w:r>
-        <w:rPr>
-          <w:lang w:val="en-GB"/>
-        </w:rPr>
-        <w:t xml:space="preserve">  (2,'rafael','busse');</w:t>
-      </w:r>
-    </w:p>
-    <w:p>
-      <w:pPr>
-        <w:rPr>
-          <w:lang w:val="en-GB"/>
-        </w:rPr>
-      </w:pPr>
-      <w:r>
-        <w:rPr>
-          <w:lang w:val="en-GB"/>
-        </w:rPr>
-        <w:t xml:space="preserve">CREATE TABLE </w:t>
-      </w:r>
-      <w:proofErr w:type="spellStart"/>
-      <w:r>
-        <w:rPr>
-          <w:lang w:val="en-GB"/>
-        </w:rPr>
-        <w:t>liefert</w:t>
-      </w:r>
-      <w:proofErr w:type="spellEnd"/>
-      <w:r>
-        <w:rPr>
-          <w:lang w:val="en-GB"/>
-        </w:rPr>
-        <w:t xml:space="preserve"> (</w:t>
-      </w:r>
-      <w:proofErr w:type="spellStart"/>
-      <w:r>
-        <w:rPr>
-          <w:lang w:val="en-GB"/>
-        </w:rPr>
-        <w:t>händler_id</w:t>
-      </w:r>
-      <w:proofErr w:type="spellEnd"/>
-      <w:r>
-        <w:rPr>
-          <w:lang w:val="en-GB"/>
-        </w:rPr>
-        <w:t xml:space="preserve"> INTEGER, </w:t>
-      </w:r>
-      <w:proofErr w:type="spellStart"/>
-      <w:r>
-        <w:rPr>
-          <w:lang w:val="en-GB"/>
-        </w:rPr>
+        <w:t xml:space="preserve"> (FK)</w:t>
+      </w:r>
+    </w:p>
+    <w:p>
+      <w:pPr>
+        <w:pStyle w:val="Listenabsatz"/>
+        <w:numPr>
+          <w:ilvl w:val="0"/>
+          <w:numId w:val="9"/>
+        </w:numPr>
+      </w:pPr>
+      <w:proofErr w:type="spellStart"/>
+      <w:r>
         <w:t>produkt_id</w:t>
       </w:r>
       <w:proofErr w:type="spellEnd"/>
       <w:r>
-        <w:rPr>
-          <w:lang w:val="en-GB"/>
-        </w:rPr>
-        <w:t xml:space="preserve"> INTEGER, PRIMARY KEY (</w:t>
-      </w:r>
-      <w:proofErr w:type="spellStart"/>
-      <w:r>
-        <w:rPr>
-          <w:lang w:val="en-GB"/>
-        </w:rPr>
-        <w:t>händler_id</w:t>
-      </w:r>
-      <w:proofErr w:type="spellEnd"/>
-      <w:r>
-        <w:rPr>
-          <w:lang w:val="en-GB"/>
-        </w:rPr>
-        <w:t xml:space="preserve">, </w:t>
-      </w:r>
-      <w:proofErr w:type="spellStart"/>
-      <w:r>
-        <w:rPr>
-          <w:lang w:val="en-GB"/>
-        </w:rPr>
-        <w:t>produkt_id</w:t>
-      </w:r>
-      <w:proofErr w:type="spellEnd"/>
-      <w:r>
-        <w:rPr>
-          <w:lang w:val="en-GB"/>
-        </w:rPr>
-        <w:t>), FOREIGN KEY (</w:t>
-      </w:r>
-      <w:proofErr w:type="spellStart"/>
-      <w:r>
-        <w:rPr>
-          <w:lang w:val="en-GB"/>
-        </w:rPr>
-        <w:t>händler_id</w:t>
-      </w:r>
-      <w:proofErr w:type="spellEnd"/>
-      <w:r>
-        <w:rPr>
-          <w:lang w:val="en-GB"/>
-        </w:rPr>
-        <w:t xml:space="preserve">) REFERENCES </w:t>
-      </w:r>
-      <w:proofErr w:type="spellStart"/>
-      <w:r>
-        <w:rPr>
-          <w:lang w:val="en-GB"/>
-        </w:rPr>
-        <w:t>händler</w:t>
-      </w:r>
-      <w:proofErr w:type="spellEnd"/>
-      <w:r>
-        <w:rPr>
-          <w:lang w:val="en-GB"/>
-        </w:rPr>
-        <w:t>(</w:t>
-      </w:r>
-      <w:proofErr w:type="spellStart"/>
-      <w:r>
-        <w:rPr>
-          <w:lang w:val="en-GB"/>
-        </w:rPr>
-        <w:t>händler_id</w:t>
-      </w:r>
-      <w:proofErr w:type="spellEnd"/>
-      <w:r>
-        <w:rPr>
-          <w:lang w:val="en-GB"/>
-        </w:rPr>
-        <w:t>), FOREIGN KEY (</w:t>
-      </w:r>
-      <w:proofErr w:type="spellStart"/>
-      <w:r>
-        <w:rPr>
-          <w:lang w:val="en-GB"/>
-        </w:rPr>
-        <w:t>produkt_id</w:t>
-      </w:r>
-      <w:proofErr w:type="spellEnd"/>
-      <w:r>
-        <w:rPr>
-          <w:lang w:val="en-GB"/>
-        </w:rPr>
-        <w:t xml:space="preserve">) REFERENCES </w:t>
-      </w:r>
-      <w:proofErr w:type="spellStart"/>
-      <w:r>
-        <w:rPr>
-          <w:lang w:val="en-GB"/>
-        </w:rPr>
-        <w:t>produkt</w:t>
-      </w:r>
-      <w:proofErr w:type="spellEnd"/>
-      <w:r>
-        <w:rPr>
-          <w:lang w:val="en-GB"/>
-        </w:rPr>
-        <w:t>(</w:t>
-      </w:r>
-      <w:proofErr w:type="spellStart"/>
-      <w:r>
-        <w:rPr>
-          <w:lang w:val="en-GB"/>
-        </w:rPr>
-        <w:t>produkt_id</w:t>
-      </w:r>
-      <w:proofErr w:type="spellEnd"/>
-      <w:r>
-        <w:rPr>
-          <w:lang w:val="en-GB"/>
-        </w:rPr>
-        <w:t>));</w:t>
-      </w:r>
-    </w:p>
-    <w:p>
-      <w:pPr>
-        <w:rPr>
-          <w:lang w:val="en-GB"/>
-        </w:rPr>
-      </w:pPr>
-      <w:r>
-        <w:rPr>
-          <w:lang w:val="en-GB"/>
-        </w:rPr>
-        <w:t xml:space="preserve">INSERT INTO </w:t>
-      </w:r>
-      <w:proofErr w:type="spellStart"/>
-      <w:r>
-        <w:rPr>
-          <w:lang w:val="en-GB"/>
-        </w:rPr>
-        <w:t>liefert</w:t>
-      </w:r>
-      <w:proofErr w:type="spellEnd"/>
-      <w:r>
-        <w:rPr>
-          <w:lang w:val="en-GB"/>
-        </w:rPr>
-        <w:t xml:space="preserve"> </w:t>
-      </w:r>
-      <w:proofErr w:type="gramStart"/>
-      <w:r>
-        <w:rPr>
-          <w:lang w:val="en-GB"/>
-        </w:rPr>
-        <w:t>VALUES(</w:t>
-      </w:r>
-      <w:proofErr w:type="gramEnd"/>
-      <w:r>
-        <w:rPr>
-          <w:lang w:val="en-GB"/>
-        </w:rPr>
-        <w:t>1,1),</w:t>
-      </w:r>
-    </w:p>
-    <w:p>
-      <w:pPr>
-        <w:rPr>
-          <w:lang w:val="en-GB"/>
-        </w:rPr>
-      </w:pPr>
-      <w:r>
-        <w:rPr>
-          <w:lang w:val="en-GB"/>
-        </w:rPr>
-        <w:t xml:space="preserve">  (1,2),</w:t>
-      </w:r>
-    </w:p>
-    <w:p>
-      <w:pPr>
-        <w:rPr>
-          <w:lang w:val="en-GB"/>
-        </w:rPr>
-      </w:pPr>
-      <w:r>
-        <w:rPr>
-          <w:lang w:val="en-GB"/>
-        </w:rPr>
-        <w:t xml:space="preserve">  (2,3),</w:t>
-      </w:r>
-    </w:p>
-    <w:p>
-      <w:pPr>
-        <w:rPr>
-          <w:lang w:val="en-GB"/>
-        </w:rPr>
-      </w:pPr>
-      <w:r>
-        <w:rPr>
-          <w:lang w:val="en-GB"/>
-        </w:rPr>
-        <w:t xml:space="preserve">  (2,4);</w:t>
-      </w:r>
-    </w:p>
-    <w:p>
-      <w:pPr>
-        <w:rPr>
-          <w:lang w:val="en-GB"/>
-        </w:rPr>
-      </w:pPr>
-      <w:r>
-        <w:rPr>
-          <w:lang w:val="en-GB"/>
-        </w:rPr>
-        <w:t xml:space="preserve">CREATE TABLE </w:t>
-      </w:r>
-      <w:proofErr w:type="spellStart"/>
-      <w:r>
-        <w:rPr>
-          <w:lang w:val="en-GB"/>
-        </w:rPr>
-        <w:t>inventar</w:t>
-      </w:r>
-      <w:proofErr w:type="spellEnd"/>
-      <w:r>
-        <w:rPr>
-          <w:lang w:val="en-GB"/>
-        </w:rPr>
-        <w:t xml:space="preserve"> (</w:t>
-      </w:r>
-      <w:proofErr w:type="spellStart"/>
-      <w:r>
-        <w:rPr>
-          <w:lang w:val="en-GB"/>
-        </w:rPr>
-        <w:t>inventar_id</w:t>
-      </w:r>
-      <w:proofErr w:type="spellEnd"/>
-      <w:r>
-        <w:rPr>
-          <w:lang w:val="en-GB"/>
-        </w:rPr>
-        <w:t xml:space="preserve"> INTEGER PRIMARY KEY </w:t>
-      </w:r>
-      <w:proofErr w:type="spellStart"/>
-      <w:proofErr w:type="gramStart"/>
-      <w:r>
-        <w:rPr>
-          <w:lang w:val="en-GB"/>
-        </w:rPr>
-        <w:t>AUTOINCREMENT,lagerort</w:t>
-      </w:r>
-      <w:proofErr w:type="spellEnd"/>
-      <w:proofErr w:type="gramEnd"/>
-      <w:r>
-        <w:rPr>
-          <w:lang w:val="en-GB"/>
-        </w:rPr>
-        <w:t xml:space="preserve"> TEXT NOT </w:t>
-      </w:r>
-      <w:proofErr w:type="spellStart"/>
-      <w:proofErr w:type="gramStart"/>
-      <w:r>
-        <w:rPr>
-          <w:lang w:val="en-GB"/>
-        </w:rPr>
-        <w:t>NULL,bestand</w:t>
-      </w:r>
-      <w:proofErr w:type="spellEnd"/>
-      <w:proofErr w:type="gramEnd"/>
-      <w:r>
-        <w:rPr>
-          <w:lang w:val="en-GB"/>
-        </w:rPr>
-        <w:t xml:space="preserve"> INTEGER DEFAULT </w:t>
-      </w:r>
-      <w:proofErr w:type="gramStart"/>
-      <w:r>
-        <w:rPr>
-          <w:lang w:val="en-GB"/>
-        </w:rPr>
-        <w:t>0,produkt</w:t>
-      </w:r>
-      <w:proofErr w:type="gramEnd"/>
-      <w:r>
-        <w:rPr>
-          <w:lang w:val="en-GB"/>
-        </w:rPr>
-        <w:t xml:space="preserve">_id </w:t>
-      </w:r>
-      <w:proofErr w:type="gramStart"/>
-      <w:r>
-        <w:rPr>
-          <w:lang w:val="en-GB"/>
-        </w:rPr>
-        <w:t>INTEGER,FOREIGN</w:t>
-      </w:r>
-      <w:proofErr w:type="gramEnd"/>
-      <w:r>
-        <w:rPr>
-          <w:lang w:val="en-GB"/>
-        </w:rPr>
-        <w:t xml:space="preserve"> KEY (</w:t>
-      </w:r>
-      <w:proofErr w:type="spellStart"/>
-      <w:r>
-        <w:rPr>
-          <w:lang w:val="en-GB"/>
-        </w:rPr>
-        <w:t>produkt_id</w:t>
-      </w:r>
-      <w:proofErr w:type="spellEnd"/>
-      <w:r>
-        <w:rPr>
-          <w:lang w:val="en-GB"/>
-        </w:rPr>
-        <w:t xml:space="preserve">) REFERENCES </w:t>
-      </w:r>
-      <w:proofErr w:type="spellStart"/>
-      <w:r>
-        <w:rPr>
-          <w:lang w:val="en-GB"/>
-        </w:rPr>
-        <w:t>produkt</w:t>
-      </w:r>
-      <w:proofErr w:type="spellEnd"/>
-      <w:r>
-        <w:rPr>
-          <w:lang w:val="en-GB"/>
-        </w:rPr>
-        <w:t>(</w:t>
-      </w:r>
-      <w:proofErr w:type="spellStart"/>
-      <w:r>
-        <w:rPr>
-          <w:lang w:val="en-GB"/>
-        </w:rPr>
-        <w:t>produkt_id</w:t>
-      </w:r>
-      <w:proofErr w:type="spellEnd"/>
-      <w:r>
-        <w:rPr>
-          <w:lang w:val="en-GB"/>
-        </w:rPr>
-        <w:t>));</w:t>
-      </w:r>
-    </w:p>
-    <w:p>
-      <w:pPr>
-        <w:rPr>
-          <w:lang w:val="en-GB"/>
-        </w:rPr>
-      </w:pPr>
-      <w:r>
-        <w:rPr>
-          <w:lang w:val="en-GB"/>
-        </w:rPr>
-        <w:t xml:space="preserve">INSERT INTO </w:t>
-      </w:r>
-      <w:proofErr w:type="spellStart"/>
-      <w:r>
-        <w:rPr>
-          <w:lang w:val="en-GB"/>
-        </w:rPr>
-        <w:t>inventar</w:t>
-      </w:r>
-      <w:proofErr w:type="spellEnd"/>
-      <w:r>
-        <w:rPr>
-          <w:lang w:val="en-GB"/>
-        </w:rPr>
-        <w:t xml:space="preserve"> VALUES(1,'verkaufsregal',15,1),</w:t>
-      </w:r>
-    </w:p>
-    <w:p>
-      <w:pPr>
-        <w:rPr>
-          <w:lang w:val="en-GB"/>
-        </w:rPr>
-      </w:pPr>
-      <w:r>
-        <w:rPr>
-          <w:lang w:val="en-GB"/>
-        </w:rPr>
-        <w:t xml:space="preserve">  (2,'kartons',12,2),</w:t>
-      </w:r>
-    </w:p>
-    <w:p>
-      <w:pPr>
-        <w:rPr>
-          <w:lang w:val="en-GB"/>
-        </w:rPr>
-      </w:pPr>
-      <w:r>
-        <w:rPr>
-          <w:lang w:val="en-GB"/>
-        </w:rPr>
-        <w:t xml:space="preserve">  (3,'theke',5,3),</w:t>
-      </w:r>
-    </w:p>
-    <w:p>
-      <w:pPr>
-        <w:rPr>
-          <w:lang w:val="en-GB"/>
-        </w:rPr>
-      </w:pPr>
-      <w:r>
-        <w:rPr>
-          <w:lang w:val="en-GB"/>
-        </w:rPr>
-        <w:t xml:space="preserve">  (4,'hinterlager',20,4);</w:t>
-      </w:r>
-    </w:p>
-    <w:p>
-      <w:pPr>
-        <w:rPr>
-          <w:lang w:val="en-GB"/>
-        </w:rPr>
-      </w:pPr>
-      <w:r>
-        <w:rPr>
-          <w:lang w:val="en-GB"/>
-        </w:rPr>
-        <w:t>CREATE TABLE IF NOT EXISTS "</w:t>
-      </w:r>
-      <w:proofErr w:type="spellStart"/>
-      <w:r>
-        <w:rPr>
-          <w:lang w:val="en-GB"/>
-        </w:rPr>
-        <w:t>kauft</w:t>
-      </w:r>
-      <w:proofErr w:type="spellEnd"/>
-      <w:r>
-        <w:rPr>
-          <w:lang w:val="en-GB"/>
-        </w:rPr>
-        <w:t>" (</w:t>
-      </w:r>
-      <w:proofErr w:type="spellStart"/>
-      <w:r>
-        <w:rPr>
-          <w:lang w:val="en-GB"/>
-        </w:rPr>
-        <w:t>kunde_id</w:t>
-      </w:r>
-      <w:proofErr w:type="spellEnd"/>
-      <w:r>
-        <w:rPr>
-          <w:lang w:val="en-GB"/>
-        </w:rPr>
-        <w:t xml:space="preserve"> INTEGER, </w:t>
-      </w:r>
-      <w:proofErr w:type="spellStart"/>
-      <w:r>
-        <w:rPr>
-          <w:lang w:val="en-GB"/>
-        </w:rPr>
-        <w:t>produkt_id</w:t>
-      </w:r>
-      <w:proofErr w:type="spellEnd"/>
-      <w:r>
-        <w:rPr>
-          <w:lang w:val="en-GB"/>
-        </w:rPr>
-        <w:t xml:space="preserve"> INTEGER, </w:t>
-      </w:r>
-      <w:proofErr w:type="spellStart"/>
-      <w:r>
-        <w:rPr>
-          <w:lang w:val="en-GB"/>
-        </w:rPr>
-        <w:t>produktanzahl</w:t>
-      </w:r>
-      <w:proofErr w:type="spellEnd"/>
-      <w:r>
-        <w:rPr>
-          <w:lang w:val="en-GB"/>
-        </w:rPr>
-        <w:t xml:space="preserve"> INTEGER NOT NULL, PRIMARY </w:t>
-      </w:r>
-      <w:proofErr w:type="gramStart"/>
-      <w:r>
-        <w:rPr>
-          <w:lang w:val="en-GB"/>
-        </w:rPr>
-        <w:t>KEY(</w:t>
-      </w:r>
-      <w:proofErr w:type="spellStart"/>
-      <w:proofErr w:type="gramEnd"/>
-      <w:r>
-        <w:rPr>
-          <w:lang w:val="en-GB"/>
-        </w:rPr>
-        <w:t>kunde_id</w:t>
-      </w:r>
-      <w:proofErr w:type="spellEnd"/>
-      <w:r>
-        <w:rPr>
-          <w:lang w:val="en-GB"/>
-        </w:rPr>
-        <w:t xml:space="preserve">, </w:t>
-      </w:r>
-      <w:proofErr w:type="spellStart"/>
-      <w:r>
-        <w:rPr>
-          <w:lang w:val="en-GB"/>
-        </w:rPr>
-        <w:t>produkt_id</w:t>
-      </w:r>
-      <w:proofErr w:type="spellEnd"/>
-      <w:r>
-        <w:rPr>
-          <w:lang w:val="en-GB"/>
-        </w:rPr>
-        <w:t>), FOREIGN KEY (</w:t>
-      </w:r>
-      <w:proofErr w:type="spellStart"/>
-      <w:r>
-        <w:rPr>
-          <w:lang w:val="en-GB"/>
-        </w:rPr>
-        <w:t>kunde_id</w:t>
-      </w:r>
-      <w:proofErr w:type="spellEnd"/>
-      <w:r>
-        <w:rPr>
-          <w:lang w:val="en-GB"/>
-        </w:rPr>
-        <w:t xml:space="preserve">) REFERENCES </w:t>
-      </w:r>
-      <w:proofErr w:type="spellStart"/>
-      <w:r>
-        <w:rPr>
-          <w:lang w:val="en-GB"/>
-        </w:rPr>
-        <w:t>kunde</w:t>
-      </w:r>
-      <w:proofErr w:type="spellEnd"/>
-      <w:r>
-        <w:rPr>
-          <w:lang w:val="en-GB"/>
-        </w:rPr>
-        <w:t>(</w:t>
-      </w:r>
-      <w:proofErr w:type="spellStart"/>
-      <w:r>
-        <w:rPr>
-          <w:lang w:val="en-GB"/>
-        </w:rPr>
-        <w:t>kunde_id</w:t>
-      </w:r>
-      <w:proofErr w:type="spellEnd"/>
-      <w:r>
-        <w:rPr>
-          <w:lang w:val="en-GB"/>
-        </w:rPr>
-        <w:t>), FOREIGN KEY (</w:t>
-      </w:r>
-      <w:proofErr w:type="spellStart"/>
-      <w:r>
-        <w:rPr>
-          <w:lang w:val="en-GB"/>
-        </w:rPr>
-        <w:t>produkt_id</w:t>
-      </w:r>
-      <w:proofErr w:type="spellEnd"/>
-      <w:r>
-        <w:rPr>
-          <w:lang w:val="en-GB"/>
-        </w:rPr>
-        <w:t xml:space="preserve">) REFERENCES </w:t>
-      </w:r>
-      <w:proofErr w:type="spellStart"/>
-      <w:r>
-        <w:rPr>
-          <w:lang w:val="en-GB"/>
-        </w:rPr>
-        <w:t>produkt</w:t>
-      </w:r>
-      <w:proofErr w:type="spellEnd"/>
-      <w:r>
-        <w:rPr>
-          <w:lang w:val="en-GB"/>
-        </w:rPr>
-        <w:t>(</w:t>
-      </w:r>
-      <w:proofErr w:type="spellStart"/>
-      <w:r>
-        <w:rPr>
-          <w:lang w:val="en-GB"/>
-        </w:rPr>
-        <w:t>produkt_id</w:t>
-      </w:r>
-      <w:proofErr w:type="spellEnd"/>
-      <w:r>
-        <w:rPr>
-          <w:lang w:val="en-GB"/>
-        </w:rPr>
-        <w:t>));</w:t>
-      </w:r>
-    </w:p>
-    <w:p>
-      <w:pPr>
-        <w:rPr>
-          <w:lang w:val="en-GB"/>
-        </w:rPr>
-      </w:pPr>
-      <w:r>
-        <w:rPr>
-          <w:lang w:val="en-GB"/>
-        </w:rPr>
-        <w:t xml:space="preserve">INSERT INTO </w:t>
-      </w:r>
-      <w:proofErr w:type="spellStart"/>
-      <w:r>
-        <w:rPr>
-          <w:lang w:val="en-GB"/>
-        </w:rPr>
-        <w:t>kauft</w:t>
-      </w:r>
-      <w:proofErr w:type="spellEnd"/>
-      <w:r>
-        <w:rPr>
-          <w:lang w:val="en-GB"/>
-        </w:rPr>
-        <w:t xml:space="preserve"> </w:t>
-      </w:r>
-      <w:proofErr w:type="gramStart"/>
-      <w:r>
-        <w:rPr>
-          <w:lang w:val="en-GB"/>
-        </w:rPr>
-        <w:t>VALUES(</w:t>
-      </w:r>
-      <w:proofErr w:type="gramEnd"/>
-      <w:r>
-        <w:rPr>
-          <w:lang w:val="en-GB"/>
-        </w:rPr>
-        <w:t>1,2,1),</w:t>
-      </w:r>
-    </w:p>
-    <w:p>
-      <w:pPr>
-        <w:rPr>
-          <w:lang w:val="en-GB"/>
-        </w:rPr>
-      </w:pPr>
-      <w:r>
-        <w:rPr>
-          <w:lang w:val="en-GB"/>
-        </w:rPr>
-        <w:t xml:space="preserve">  (1,3,3),</w:t>
-      </w:r>
-    </w:p>
-    <w:p>
-      <w:pPr>
-        <w:rPr>
-          <w:lang w:val="en-GB"/>
-        </w:rPr>
-      </w:pPr>
-      <w:r>
-        <w:rPr>
-          <w:lang w:val="en-GB"/>
-        </w:rPr>
-        <w:t xml:space="preserve">  (1,4,1),</w:t>
-      </w:r>
-    </w:p>
-    <w:p>
-      <w:pPr>
-        <w:rPr>
-          <w:lang w:val="en-GB"/>
-        </w:rPr>
-      </w:pPr>
-      <w:r>
-        <w:rPr>
-          <w:lang w:val="en-GB"/>
-        </w:rPr>
-        <w:lastRenderedPageBreak/>
-        <w:t xml:space="preserve">  (2,1,1),</w:t>
-      </w:r>
-    </w:p>
-    <w:p>
-      <w:pPr>
-        <w:rPr>
-          <w:lang w:val="en-GB"/>
-        </w:rPr>
-      </w:pPr>
-      <w:r>
-        <w:rPr>
-          <w:lang w:val="en-GB"/>
-        </w:rPr>
-        <w:t xml:space="preserve">  (2,2,1);</w:t>
-      </w:r>
-    </w:p>
-    <w:p>
-      <w:pPr>
-        <w:rPr>
-          <w:lang w:val="en-GB"/>
-        </w:rPr>
-      </w:pPr>
-      <w:r>
-        <w:rPr>
-          <w:lang w:val="en-GB"/>
-        </w:rPr>
-        <w:t xml:space="preserve">PRAGMA </w:t>
-      </w:r>
-      <w:proofErr w:type="spellStart"/>
-      <w:r>
-        <w:rPr>
-          <w:lang w:val="en-GB"/>
-        </w:rPr>
-        <w:t>writable_schema</w:t>
-      </w:r>
-      <w:proofErr w:type="spellEnd"/>
-      <w:r>
-        <w:rPr>
-          <w:lang w:val="en-GB"/>
-        </w:rPr>
-        <w:t>=ON;</w:t>
-      </w:r>
-    </w:p>
-    <w:p>
-      <w:pPr>
-        <w:rPr>
-          <w:lang w:val="en-GB"/>
-        </w:rPr>
-      </w:pPr>
-      <w:r>
-        <w:rPr>
-          <w:lang w:val="en-GB"/>
-        </w:rPr>
-        <w:t xml:space="preserve">CREATE TABLE IF NOT EXISTS </w:t>
-      </w:r>
-      <w:proofErr w:type="spellStart"/>
-      <w:r>
-        <w:rPr>
-          <w:lang w:val="en-GB"/>
-        </w:rPr>
-        <w:t>sqlite_sequence</w:t>
-      </w:r>
-      <w:proofErr w:type="spellEnd"/>
-      <w:r>
-        <w:rPr>
-          <w:lang w:val="en-GB"/>
-        </w:rPr>
-        <w:t>(</w:t>
-      </w:r>
-      <w:proofErr w:type="spellStart"/>
-      <w:proofErr w:type="gramStart"/>
-      <w:r>
-        <w:rPr>
-          <w:lang w:val="en-GB"/>
-        </w:rPr>
-        <w:t>name,seq</w:t>
-      </w:r>
-      <w:proofErr w:type="spellEnd"/>
-      <w:proofErr w:type="gramEnd"/>
-      <w:r>
-        <w:rPr>
-          <w:lang w:val="en-GB"/>
-        </w:rPr>
-        <w:t>);</w:t>
-      </w:r>
-    </w:p>
-    <w:p>
-      <w:pPr>
-        <w:rPr>
-          <w:lang w:val="en-GB"/>
-        </w:rPr>
-      </w:pPr>
-      <w:r>
-        <w:rPr>
-          <w:lang w:val="en-GB"/>
-        </w:rPr>
-        <w:t xml:space="preserve">DELETE FROM </w:t>
-      </w:r>
-      <w:proofErr w:type="spellStart"/>
-      <w:r>
-        <w:rPr>
-          <w:lang w:val="en-GB"/>
-        </w:rPr>
-        <w:t>sqlite_sequence</w:t>
-      </w:r>
-      <w:proofErr w:type="spellEnd"/>
-      <w:r>
-        <w:rPr>
-          <w:lang w:val="en-GB"/>
-        </w:rPr>
-        <w:t>;</w:t>
-      </w:r>
-    </w:p>
-    <w:p>
-      <w:pPr>
-        <w:rPr>
-          <w:lang w:val="en-GB"/>
-        </w:rPr>
-      </w:pPr>
-      <w:r>
-        <w:rPr>
-          <w:lang w:val="en-GB"/>
-        </w:rPr>
-        <w:t xml:space="preserve">INSERT INTO </w:t>
-      </w:r>
-      <w:proofErr w:type="spellStart"/>
-      <w:r>
-        <w:rPr>
-          <w:lang w:val="en-GB"/>
-        </w:rPr>
-        <w:t>sqlite_sequence</w:t>
-      </w:r>
-      <w:proofErr w:type="spellEnd"/>
-      <w:r>
-        <w:rPr>
-          <w:lang w:val="en-GB"/>
-        </w:rPr>
-        <w:t xml:space="preserve"> VALUES('produkt',4),</w:t>
-      </w:r>
-    </w:p>
-    <w:p>
-      <w:r>
-        <w:rPr>
-          <w:lang w:val="en-GB"/>
-        </w:rPr>
-        <w:t xml:space="preserve">  </w:t>
-      </w:r>
-      <w:r>
-        <w:t>('kunde',2),</w:t>
-      </w:r>
-    </w:p>
-    <w:p>
-      <w:r>
-        <w:t xml:space="preserve">  ('händler',2),</w:t>
-      </w:r>
-    </w:p>
-    <w:p>
-      <w:r>
-        <w:t xml:space="preserve">  ('inventar',4);</w:t>
-      </w:r>
-    </w:p>
-    <w:p>
-      <w:r>
-        <w:t xml:space="preserve">PRAGMA </w:t>
-      </w:r>
-      <w:proofErr w:type="spellStart"/>
-      <w:r>
-        <w:t>writable_schema</w:t>
-      </w:r>
-      <w:proofErr w:type="spellEnd"/>
-      <w:r>
-        <w:t>=OFF;</w:t>
+        <w:t xml:space="preserve"> (FK)</w:t>
       </w:r>
     </w:p>
     <w:p/>
@@ -2615,6 +3772,232 @@
 <file path=word/numbering.xml><?xml version="1.0" encoding="utf-8"?>
 <w:numbering xmlns:wpc="http://schemas.microsoft.com/office/word/2010/wordprocessingCanvas" xmlns:cx="http://schemas.microsoft.com/office/drawing/2014/chartex" xmlns:cx1="http://schemas.microsoft.com/office/drawing/2015/9/8/chartex" xmlns:cx2="http://schemas.microsoft.com/office/drawing/2015/10/21/chartex" xmlns:cx3="http://schemas.microsoft.com/office/drawing/2016/5/9/chartex" xmlns:cx4="http://schemas.microsoft.com/office/drawing/2016/5/10/chartex" xmlns:cx5="http://schemas.microsoft.com/office/drawing/2016/5/11/chartex" xmlns:cx6="http://schemas.microsoft.com/office/drawing/2016/5/12/chartex" xmlns:cx7="http://schemas.microsoft.com/office/drawing/2016/5/13/chartex" xmlns:cx8="http://schemas.microsoft.com/office/drawing/2016/5/14/chartex" xmlns:mc="http://schemas.openxmlformats.org/markup-compatibility/2006" xmlns:aink="http://schemas.microsoft.com/office/drawing/2016/ink" xmlns:am3d="http://schemas.microsoft.com/office/drawing/2017/model3d" xmlns:o="urn:schemas-microsoft-com:office:office" xmlns:oel="http://schemas.microsoft.com/office/2019/extlst" xmlns:r="http://schemas.openxmlformats.org/officeDocument/2006/relationships" xmlns:m="http://schemas.openxmlformats.org/officeDocument/2006/math" xmlns:v="urn:schemas-microsoft-com:vml" xmlns:wp14="http://schemas.microsoft.com/office/word/2010/wordprocessingDrawing" xmlns:wp="http://schemas.openxmlformats.org/drawingml/2006/wordprocessingDrawing" xmlns:w10="urn:schemas-microsoft-com:office:word" xmlns:w="http://schemas.openxmlformats.org/wordprocessingml/2006/main" xmlns:w14="http://schemas.microsoft.com/office/word/2010/wordml" xmlns:w15="http://schemas.microsoft.com/office/word/2012/wordml" xmlns:w16cex="http://schemas.microsoft.com/office/word/2018/wordml/cex" xmlns:w16cid="http://schemas.microsoft.com/office/word/2016/wordml/cid" xmlns:w16="http://schemas.microsoft.com/office/word/2018/wordml" xmlns:w16du="http://schemas.microsoft.com/office/word/2023/wordml/word16du" xmlns:w16sdtdh="http://schemas.microsoft.com/office/word/2020/wordml/sdtdatahash" xmlns:w16sdtfl="http://schemas.microsoft.com/office/word/2024/wordml/sdtformatlock" xmlns:w16se="http://schemas.microsoft.com/office/word/2015/wordml/symex" xmlns:wpg="http://schemas.microsoft.com/office/word/2010/wordprocessingGroup" xmlns:wpi="http://schemas.microsoft.com/office/word/2010/wordprocessingInk" xmlns:wne="http://schemas.microsoft.com/office/word/2006/wordml" xmlns:wps="http://schemas.microsoft.com/office/word/2010/wordprocessingShape" mc:Ignorable="w14 w15 w16se w16cid w16 w16cex w16sdtdh w16sdtfl w16du wp14">
   <w:abstractNum w:abstractNumId="0" w15:restartNumberingAfterBreak="0">
+    <w:nsid w:val="0AE94F1E"/>
+    <w:multiLevelType w:val="hybridMultilevel"/>
+    <w:tmpl w:val="F2D6B782"/>
+    <w:lvl w:ilvl="0" w:tplc="04070003">
+      <w:start w:val="1"/>
+      <w:numFmt w:val="bullet"/>
+      <w:lvlText w:val="o"/>
+      <w:lvlJc w:val="left"/>
+      <w:pPr>
+        <w:ind w:left="1428" w:hanging="360"/>
+      </w:pPr>
+      <w:rPr>
+        <w:rFonts w:ascii="Courier New" w:hAnsi="Courier New" w:cs="Courier New" w:hint="default"/>
+      </w:rPr>
+    </w:lvl>
+    <w:lvl w:ilvl="1" w:tplc="04070003" w:tentative="1">
+      <w:start w:val="1"/>
+      <w:numFmt w:val="bullet"/>
+      <w:lvlText w:val="o"/>
+      <w:lvlJc w:val="left"/>
+      <w:pPr>
+        <w:ind w:left="2148" w:hanging="360"/>
+      </w:pPr>
+      <w:rPr>
+        <w:rFonts w:ascii="Courier New" w:hAnsi="Courier New" w:cs="Courier New" w:hint="default"/>
+      </w:rPr>
+    </w:lvl>
+    <w:lvl w:ilvl="2" w:tplc="04070005" w:tentative="1">
+      <w:start w:val="1"/>
+      <w:numFmt w:val="bullet"/>
+      <w:lvlText w:val=""/>
+      <w:lvlJc w:val="left"/>
+      <w:pPr>
+        <w:ind w:left="2868" w:hanging="360"/>
+      </w:pPr>
+      <w:rPr>
+        <w:rFonts w:ascii="Wingdings" w:hAnsi="Wingdings" w:hint="default"/>
+      </w:rPr>
+    </w:lvl>
+    <w:lvl w:ilvl="3" w:tplc="04070001" w:tentative="1">
+      <w:start w:val="1"/>
+      <w:numFmt w:val="bullet"/>
+      <w:lvlText w:val=""/>
+      <w:lvlJc w:val="left"/>
+      <w:pPr>
+        <w:ind w:left="3588" w:hanging="360"/>
+      </w:pPr>
+      <w:rPr>
+        <w:rFonts w:ascii="Symbol" w:hAnsi="Symbol" w:hint="default"/>
+      </w:rPr>
+    </w:lvl>
+    <w:lvl w:ilvl="4" w:tplc="04070003" w:tentative="1">
+      <w:start w:val="1"/>
+      <w:numFmt w:val="bullet"/>
+      <w:lvlText w:val="o"/>
+      <w:lvlJc w:val="left"/>
+      <w:pPr>
+        <w:ind w:left="4308" w:hanging="360"/>
+      </w:pPr>
+      <w:rPr>
+        <w:rFonts w:ascii="Courier New" w:hAnsi="Courier New" w:cs="Courier New" w:hint="default"/>
+      </w:rPr>
+    </w:lvl>
+    <w:lvl w:ilvl="5" w:tplc="04070005" w:tentative="1">
+      <w:start w:val="1"/>
+      <w:numFmt w:val="bullet"/>
+      <w:lvlText w:val=""/>
+      <w:lvlJc w:val="left"/>
+      <w:pPr>
+        <w:ind w:left="5028" w:hanging="360"/>
+      </w:pPr>
+      <w:rPr>
+        <w:rFonts w:ascii="Wingdings" w:hAnsi="Wingdings" w:hint="default"/>
+      </w:rPr>
+    </w:lvl>
+    <w:lvl w:ilvl="6" w:tplc="04070001" w:tentative="1">
+      <w:start w:val="1"/>
+      <w:numFmt w:val="bullet"/>
+      <w:lvlText w:val=""/>
+      <w:lvlJc w:val="left"/>
+      <w:pPr>
+        <w:ind w:left="5748" w:hanging="360"/>
+      </w:pPr>
+      <w:rPr>
+        <w:rFonts w:ascii="Symbol" w:hAnsi="Symbol" w:hint="default"/>
+      </w:rPr>
+    </w:lvl>
+    <w:lvl w:ilvl="7" w:tplc="04070003" w:tentative="1">
+      <w:start w:val="1"/>
+      <w:numFmt w:val="bullet"/>
+      <w:lvlText w:val="o"/>
+      <w:lvlJc w:val="left"/>
+      <w:pPr>
+        <w:ind w:left="6468" w:hanging="360"/>
+      </w:pPr>
+      <w:rPr>
+        <w:rFonts w:ascii="Courier New" w:hAnsi="Courier New" w:cs="Courier New" w:hint="default"/>
+      </w:rPr>
+    </w:lvl>
+    <w:lvl w:ilvl="8" w:tplc="04070005" w:tentative="1">
+      <w:start w:val="1"/>
+      <w:numFmt w:val="bullet"/>
+      <w:lvlText w:val=""/>
+      <w:lvlJc w:val="left"/>
+      <w:pPr>
+        <w:ind w:left="7188" w:hanging="360"/>
+      </w:pPr>
+      <w:rPr>
+        <w:rFonts w:ascii="Wingdings" w:hAnsi="Wingdings" w:hint="default"/>
+      </w:rPr>
+    </w:lvl>
+  </w:abstractNum>
+  <w:abstractNum w:abstractNumId="1" w15:restartNumberingAfterBreak="0">
+    <w:nsid w:val="0E243216"/>
+    <w:multiLevelType w:val="hybridMultilevel"/>
+    <w:tmpl w:val="52D633CE"/>
+    <w:lvl w:ilvl="0" w:tplc="04070003">
+      <w:start w:val="1"/>
+      <w:numFmt w:val="bullet"/>
+      <w:lvlText w:val="o"/>
+      <w:lvlJc w:val="left"/>
+      <w:pPr>
+        <w:ind w:left="1428" w:hanging="360"/>
+      </w:pPr>
+      <w:rPr>
+        <w:rFonts w:ascii="Courier New" w:hAnsi="Courier New" w:cs="Courier New" w:hint="default"/>
+      </w:rPr>
+    </w:lvl>
+    <w:lvl w:ilvl="1" w:tplc="04070003" w:tentative="1">
+      <w:start w:val="1"/>
+      <w:numFmt w:val="bullet"/>
+      <w:lvlText w:val="o"/>
+      <w:lvlJc w:val="left"/>
+      <w:pPr>
+        <w:ind w:left="2148" w:hanging="360"/>
+      </w:pPr>
+      <w:rPr>
+        <w:rFonts w:ascii="Courier New" w:hAnsi="Courier New" w:cs="Courier New" w:hint="default"/>
+      </w:rPr>
+    </w:lvl>
+    <w:lvl w:ilvl="2" w:tplc="04070005" w:tentative="1">
+      <w:start w:val="1"/>
+      <w:numFmt w:val="bullet"/>
+      <w:lvlText w:val=""/>
+      <w:lvlJc w:val="left"/>
+      <w:pPr>
+        <w:ind w:left="2868" w:hanging="360"/>
+      </w:pPr>
+      <w:rPr>
+        <w:rFonts w:ascii="Wingdings" w:hAnsi="Wingdings" w:hint="default"/>
+      </w:rPr>
+    </w:lvl>
+    <w:lvl w:ilvl="3" w:tplc="04070001" w:tentative="1">
+      <w:start w:val="1"/>
+      <w:numFmt w:val="bullet"/>
+      <w:lvlText w:val=""/>
+      <w:lvlJc w:val="left"/>
+      <w:pPr>
+        <w:ind w:left="3588" w:hanging="360"/>
+      </w:pPr>
+      <w:rPr>
+        <w:rFonts w:ascii="Symbol" w:hAnsi="Symbol" w:hint="default"/>
+      </w:rPr>
+    </w:lvl>
+    <w:lvl w:ilvl="4" w:tplc="04070003" w:tentative="1">
+      <w:start w:val="1"/>
+      <w:numFmt w:val="bullet"/>
+      <w:lvlText w:val="o"/>
+      <w:lvlJc w:val="left"/>
+      <w:pPr>
+        <w:ind w:left="4308" w:hanging="360"/>
+      </w:pPr>
+      <w:rPr>
+        <w:rFonts w:ascii="Courier New" w:hAnsi="Courier New" w:cs="Courier New" w:hint="default"/>
+      </w:rPr>
+    </w:lvl>
+    <w:lvl w:ilvl="5" w:tplc="04070005" w:tentative="1">
+      <w:start w:val="1"/>
+      <w:numFmt w:val="bullet"/>
+      <w:lvlText w:val=""/>
+      <w:lvlJc w:val="left"/>
+      <w:pPr>
+        <w:ind w:left="5028" w:hanging="360"/>
+      </w:pPr>
+      <w:rPr>
+        <w:rFonts w:ascii="Wingdings" w:hAnsi="Wingdings" w:hint="default"/>
+      </w:rPr>
+    </w:lvl>
+    <w:lvl w:ilvl="6" w:tplc="04070001" w:tentative="1">
+      <w:start w:val="1"/>
+      <w:numFmt w:val="bullet"/>
+      <w:lvlText w:val=""/>
+      <w:lvlJc w:val="left"/>
+      <w:pPr>
+        <w:ind w:left="5748" w:hanging="360"/>
+      </w:pPr>
+      <w:rPr>
+        <w:rFonts w:ascii="Symbol" w:hAnsi="Symbol" w:hint="default"/>
+      </w:rPr>
+    </w:lvl>
+    <w:lvl w:ilvl="7" w:tplc="04070003" w:tentative="1">
+      <w:start w:val="1"/>
+      <w:numFmt w:val="bullet"/>
+      <w:lvlText w:val="o"/>
+      <w:lvlJc w:val="left"/>
+      <w:pPr>
+        <w:ind w:left="6468" w:hanging="360"/>
+      </w:pPr>
+      <w:rPr>
+        <w:rFonts w:ascii="Courier New" w:hAnsi="Courier New" w:cs="Courier New" w:hint="default"/>
+      </w:rPr>
+    </w:lvl>
+    <w:lvl w:ilvl="8" w:tplc="04070005" w:tentative="1">
+      <w:start w:val="1"/>
+      <w:numFmt w:val="bullet"/>
+      <w:lvlText w:val=""/>
+      <w:lvlJc w:val="left"/>
+      <w:pPr>
+        <w:ind w:left="7188" w:hanging="360"/>
+      </w:pPr>
+      <w:rPr>
+        <w:rFonts w:ascii="Wingdings" w:hAnsi="Wingdings" w:hint="default"/>
+      </w:rPr>
+    </w:lvl>
+  </w:abstractNum>
+  <w:abstractNum w:abstractNumId="2" w15:restartNumberingAfterBreak="0">
     <w:nsid w:val="1110559E"/>
     <w:multiLevelType w:val="hybridMultilevel"/>
     <w:tmpl w:val="3714839C"/>
@@ -2703,7 +4086,459 @@
       </w:pPr>
     </w:lvl>
   </w:abstractNum>
-  <w:abstractNum w:abstractNumId="1" w15:restartNumberingAfterBreak="0">
+  <w:abstractNum w:abstractNumId="3" w15:restartNumberingAfterBreak="0">
+    <w:nsid w:val="19F456F5"/>
+    <w:multiLevelType w:val="hybridMultilevel"/>
+    <w:tmpl w:val="6A96741C"/>
+    <w:lvl w:ilvl="0" w:tplc="04070003">
+      <w:start w:val="1"/>
+      <w:numFmt w:val="bullet"/>
+      <w:lvlText w:val="o"/>
+      <w:lvlJc w:val="left"/>
+      <w:pPr>
+        <w:ind w:left="1428" w:hanging="360"/>
+      </w:pPr>
+      <w:rPr>
+        <w:rFonts w:ascii="Courier New" w:hAnsi="Courier New" w:cs="Courier New" w:hint="default"/>
+      </w:rPr>
+    </w:lvl>
+    <w:lvl w:ilvl="1" w:tplc="04070003" w:tentative="1">
+      <w:start w:val="1"/>
+      <w:numFmt w:val="bullet"/>
+      <w:lvlText w:val="o"/>
+      <w:lvlJc w:val="left"/>
+      <w:pPr>
+        <w:ind w:left="2148" w:hanging="360"/>
+      </w:pPr>
+      <w:rPr>
+        <w:rFonts w:ascii="Courier New" w:hAnsi="Courier New" w:cs="Courier New" w:hint="default"/>
+      </w:rPr>
+    </w:lvl>
+    <w:lvl w:ilvl="2" w:tplc="04070005" w:tentative="1">
+      <w:start w:val="1"/>
+      <w:numFmt w:val="bullet"/>
+      <w:lvlText w:val=""/>
+      <w:lvlJc w:val="left"/>
+      <w:pPr>
+        <w:ind w:left="2868" w:hanging="360"/>
+      </w:pPr>
+      <w:rPr>
+        <w:rFonts w:ascii="Wingdings" w:hAnsi="Wingdings" w:hint="default"/>
+      </w:rPr>
+    </w:lvl>
+    <w:lvl w:ilvl="3" w:tplc="04070001" w:tentative="1">
+      <w:start w:val="1"/>
+      <w:numFmt w:val="bullet"/>
+      <w:lvlText w:val=""/>
+      <w:lvlJc w:val="left"/>
+      <w:pPr>
+        <w:ind w:left="3588" w:hanging="360"/>
+      </w:pPr>
+      <w:rPr>
+        <w:rFonts w:ascii="Symbol" w:hAnsi="Symbol" w:hint="default"/>
+      </w:rPr>
+    </w:lvl>
+    <w:lvl w:ilvl="4" w:tplc="04070003" w:tentative="1">
+      <w:start w:val="1"/>
+      <w:numFmt w:val="bullet"/>
+      <w:lvlText w:val="o"/>
+      <w:lvlJc w:val="left"/>
+      <w:pPr>
+        <w:ind w:left="4308" w:hanging="360"/>
+      </w:pPr>
+      <w:rPr>
+        <w:rFonts w:ascii="Courier New" w:hAnsi="Courier New" w:cs="Courier New" w:hint="default"/>
+      </w:rPr>
+    </w:lvl>
+    <w:lvl w:ilvl="5" w:tplc="04070005" w:tentative="1">
+      <w:start w:val="1"/>
+      <w:numFmt w:val="bullet"/>
+      <w:lvlText w:val=""/>
+      <w:lvlJc w:val="left"/>
+      <w:pPr>
+        <w:ind w:left="5028" w:hanging="360"/>
+      </w:pPr>
+      <w:rPr>
+        <w:rFonts w:ascii="Wingdings" w:hAnsi="Wingdings" w:hint="default"/>
+      </w:rPr>
+    </w:lvl>
+    <w:lvl w:ilvl="6" w:tplc="04070001" w:tentative="1">
+      <w:start w:val="1"/>
+      <w:numFmt w:val="bullet"/>
+      <w:lvlText w:val=""/>
+      <w:lvlJc w:val="left"/>
+      <w:pPr>
+        <w:ind w:left="5748" w:hanging="360"/>
+      </w:pPr>
+      <w:rPr>
+        <w:rFonts w:ascii="Symbol" w:hAnsi="Symbol" w:hint="default"/>
+      </w:rPr>
+    </w:lvl>
+    <w:lvl w:ilvl="7" w:tplc="04070003" w:tentative="1">
+      <w:start w:val="1"/>
+      <w:numFmt w:val="bullet"/>
+      <w:lvlText w:val="o"/>
+      <w:lvlJc w:val="left"/>
+      <w:pPr>
+        <w:ind w:left="6468" w:hanging="360"/>
+      </w:pPr>
+      <w:rPr>
+        <w:rFonts w:ascii="Courier New" w:hAnsi="Courier New" w:cs="Courier New" w:hint="default"/>
+      </w:rPr>
+    </w:lvl>
+    <w:lvl w:ilvl="8" w:tplc="04070005" w:tentative="1">
+      <w:start w:val="1"/>
+      <w:numFmt w:val="bullet"/>
+      <w:lvlText w:val=""/>
+      <w:lvlJc w:val="left"/>
+      <w:pPr>
+        <w:ind w:left="7188" w:hanging="360"/>
+      </w:pPr>
+      <w:rPr>
+        <w:rFonts w:ascii="Wingdings" w:hAnsi="Wingdings" w:hint="default"/>
+      </w:rPr>
+    </w:lvl>
+  </w:abstractNum>
+  <w:abstractNum w:abstractNumId="4" w15:restartNumberingAfterBreak="0">
+    <w:nsid w:val="3803008E"/>
+    <w:multiLevelType w:val="hybridMultilevel"/>
+    <w:tmpl w:val="E67A8DBA"/>
+    <w:lvl w:ilvl="0" w:tplc="04070003">
+      <w:start w:val="1"/>
+      <w:numFmt w:val="bullet"/>
+      <w:lvlText w:val="o"/>
+      <w:lvlJc w:val="left"/>
+      <w:pPr>
+        <w:ind w:left="1428" w:hanging="360"/>
+      </w:pPr>
+      <w:rPr>
+        <w:rFonts w:ascii="Courier New" w:hAnsi="Courier New" w:cs="Courier New" w:hint="default"/>
+      </w:rPr>
+    </w:lvl>
+    <w:lvl w:ilvl="1" w:tplc="04070003" w:tentative="1">
+      <w:start w:val="1"/>
+      <w:numFmt w:val="bullet"/>
+      <w:lvlText w:val="o"/>
+      <w:lvlJc w:val="left"/>
+      <w:pPr>
+        <w:ind w:left="2148" w:hanging="360"/>
+      </w:pPr>
+      <w:rPr>
+        <w:rFonts w:ascii="Courier New" w:hAnsi="Courier New" w:cs="Courier New" w:hint="default"/>
+      </w:rPr>
+    </w:lvl>
+    <w:lvl w:ilvl="2" w:tplc="04070005" w:tentative="1">
+      <w:start w:val="1"/>
+      <w:numFmt w:val="bullet"/>
+      <w:lvlText w:val=""/>
+      <w:lvlJc w:val="left"/>
+      <w:pPr>
+        <w:ind w:left="2868" w:hanging="360"/>
+      </w:pPr>
+      <w:rPr>
+        <w:rFonts w:ascii="Wingdings" w:hAnsi="Wingdings" w:hint="default"/>
+      </w:rPr>
+    </w:lvl>
+    <w:lvl w:ilvl="3" w:tplc="04070001" w:tentative="1">
+      <w:start w:val="1"/>
+      <w:numFmt w:val="bullet"/>
+      <w:lvlText w:val=""/>
+      <w:lvlJc w:val="left"/>
+      <w:pPr>
+        <w:ind w:left="3588" w:hanging="360"/>
+      </w:pPr>
+      <w:rPr>
+        <w:rFonts w:ascii="Symbol" w:hAnsi="Symbol" w:hint="default"/>
+      </w:rPr>
+    </w:lvl>
+    <w:lvl w:ilvl="4" w:tplc="04070003" w:tentative="1">
+      <w:start w:val="1"/>
+      <w:numFmt w:val="bullet"/>
+      <w:lvlText w:val="o"/>
+      <w:lvlJc w:val="left"/>
+      <w:pPr>
+        <w:ind w:left="4308" w:hanging="360"/>
+      </w:pPr>
+      <w:rPr>
+        <w:rFonts w:ascii="Courier New" w:hAnsi="Courier New" w:cs="Courier New" w:hint="default"/>
+      </w:rPr>
+    </w:lvl>
+    <w:lvl w:ilvl="5" w:tplc="04070005" w:tentative="1">
+      <w:start w:val="1"/>
+      <w:numFmt w:val="bullet"/>
+      <w:lvlText w:val=""/>
+      <w:lvlJc w:val="left"/>
+      <w:pPr>
+        <w:ind w:left="5028" w:hanging="360"/>
+      </w:pPr>
+      <w:rPr>
+        <w:rFonts w:ascii="Wingdings" w:hAnsi="Wingdings" w:hint="default"/>
+      </w:rPr>
+    </w:lvl>
+    <w:lvl w:ilvl="6" w:tplc="04070001" w:tentative="1">
+      <w:start w:val="1"/>
+      <w:numFmt w:val="bullet"/>
+      <w:lvlText w:val=""/>
+      <w:lvlJc w:val="left"/>
+      <w:pPr>
+        <w:ind w:left="5748" w:hanging="360"/>
+      </w:pPr>
+      <w:rPr>
+        <w:rFonts w:ascii="Symbol" w:hAnsi="Symbol" w:hint="default"/>
+      </w:rPr>
+    </w:lvl>
+    <w:lvl w:ilvl="7" w:tplc="04070003" w:tentative="1">
+      <w:start w:val="1"/>
+      <w:numFmt w:val="bullet"/>
+      <w:lvlText w:val="o"/>
+      <w:lvlJc w:val="left"/>
+      <w:pPr>
+        <w:ind w:left="6468" w:hanging="360"/>
+      </w:pPr>
+      <w:rPr>
+        <w:rFonts w:ascii="Courier New" w:hAnsi="Courier New" w:cs="Courier New" w:hint="default"/>
+      </w:rPr>
+    </w:lvl>
+    <w:lvl w:ilvl="8" w:tplc="04070005" w:tentative="1">
+      <w:start w:val="1"/>
+      <w:numFmt w:val="bullet"/>
+      <w:lvlText w:val=""/>
+      <w:lvlJc w:val="left"/>
+      <w:pPr>
+        <w:ind w:left="7188" w:hanging="360"/>
+      </w:pPr>
+      <w:rPr>
+        <w:rFonts w:ascii="Wingdings" w:hAnsi="Wingdings" w:hint="default"/>
+      </w:rPr>
+    </w:lvl>
+  </w:abstractNum>
+  <w:abstractNum w:abstractNumId="5" w15:restartNumberingAfterBreak="0">
+    <w:nsid w:val="3E917F3A"/>
+    <w:multiLevelType w:val="hybridMultilevel"/>
+    <w:tmpl w:val="5B9CC814"/>
+    <w:lvl w:ilvl="0" w:tplc="04070003">
+      <w:start w:val="1"/>
+      <w:numFmt w:val="bullet"/>
+      <w:lvlText w:val="o"/>
+      <w:lvlJc w:val="left"/>
+      <w:pPr>
+        <w:ind w:left="1428" w:hanging="360"/>
+      </w:pPr>
+      <w:rPr>
+        <w:rFonts w:ascii="Courier New" w:hAnsi="Courier New" w:cs="Courier New" w:hint="default"/>
+      </w:rPr>
+    </w:lvl>
+    <w:lvl w:ilvl="1" w:tplc="04070003" w:tentative="1">
+      <w:start w:val="1"/>
+      <w:numFmt w:val="bullet"/>
+      <w:lvlText w:val="o"/>
+      <w:lvlJc w:val="left"/>
+      <w:pPr>
+        <w:ind w:left="2148" w:hanging="360"/>
+      </w:pPr>
+      <w:rPr>
+        <w:rFonts w:ascii="Courier New" w:hAnsi="Courier New" w:cs="Courier New" w:hint="default"/>
+      </w:rPr>
+    </w:lvl>
+    <w:lvl w:ilvl="2" w:tplc="04070005" w:tentative="1">
+      <w:start w:val="1"/>
+      <w:numFmt w:val="bullet"/>
+      <w:lvlText w:val=""/>
+      <w:lvlJc w:val="left"/>
+      <w:pPr>
+        <w:ind w:left="2868" w:hanging="360"/>
+      </w:pPr>
+      <w:rPr>
+        <w:rFonts w:ascii="Wingdings" w:hAnsi="Wingdings" w:hint="default"/>
+      </w:rPr>
+    </w:lvl>
+    <w:lvl w:ilvl="3" w:tplc="04070001" w:tentative="1">
+      <w:start w:val="1"/>
+      <w:numFmt w:val="bullet"/>
+      <w:lvlText w:val=""/>
+      <w:lvlJc w:val="left"/>
+      <w:pPr>
+        <w:ind w:left="3588" w:hanging="360"/>
+      </w:pPr>
+      <w:rPr>
+        <w:rFonts w:ascii="Symbol" w:hAnsi="Symbol" w:hint="default"/>
+      </w:rPr>
+    </w:lvl>
+    <w:lvl w:ilvl="4" w:tplc="04070003" w:tentative="1">
+      <w:start w:val="1"/>
+      <w:numFmt w:val="bullet"/>
+      <w:lvlText w:val="o"/>
+      <w:lvlJc w:val="left"/>
+      <w:pPr>
+        <w:ind w:left="4308" w:hanging="360"/>
+      </w:pPr>
+      <w:rPr>
+        <w:rFonts w:ascii="Courier New" w:hAnsi="Courier New" w:cs="Courier New" w:hint="default"/>
+      </w:rPr>
+    </w:lvl>
+    <w:lvl w:ilvl="5" w:tplc="04070005" w:tentative="1">
+      <w:start w:val="1"/>
+      <w:numFmt w:val="bullet"/>
+      <w:lvlText w:val=""/>
+      <w:lvlJc w:val="left"/>
+      <w:pPr>
+        <w:ind w:left="5028" w:hanging="360"/>
+      </w:pPr>
+      <w:rPr>
+        <w:rFonts w:ascii="Wingdings" w:hAnsi="Wingdings" w:hint="default"/>
+      </w:rPr>
+    </w:lvl>
+    <w:lvl w:ilvl="6" w:tplc="04070001" w:tentative="1">
+      <w:start w:val="1"/>
+      <w:numFmt w:val="bullet"/>
+      <w:lvlText w:val=""/>
+      <w:lvlJc w:val="left"/>
+      <w:pPr>
+        <w:ind w:left="5748" w:hanging="360"/>
+      </w:pPr>
+      <w:rPr>
+        <w:rFonts w:ascii="Symbol" w:hAnsi="Symbol" w:hint="default"/>
+      </w:rPr>
+    </w:lvl>
+    <w:lvl w:ilvl="7" w:tplc="04070003" w:tentative="1">
+      <w:start w:val="1"/>
+      <w:numFmt w:val="bullet"/>
+      <w:lvlText w:val="o"/>
+      <w:lvlJc w:val="left"/>
+      <w:pPr>
+        <w:ind w:left="6468" w:hanging="360"/>
+      </w:pPr>
+      <w:rPr>
+        <w:rFonts w:ascii="Courier New" w:hAnsi="Courier New" w:cs="Courier New" w:hint="default"/>
+      </w:rPr>
+    </w:lvl>
+    <w:lvl w:ilvl="8" w:tplc="04070005" w:tentative="1">
+      <w:start w:val="1"/>
+      <w:numFmt w:val="bullet"/>
+      <w:lvlText w:val=""/>
+      <w:lvlJc w:val="left"/>
+      <w:pPr>
+        <w:ind w:left="7188" w:hanging="360"/>
+      </w:pPr>
+      <w:rPr>
+        <w:rFonts w:ascii="Wingdings" w:hAnsi="Wingdings" w:hint="default"/>
+      </w:rPr>
+    </w:lvl>
+  </w:abstractNum>
+  <w:abstractNum w:abstractNumId="6" w15:restartNumberingAfterBreak="0">
+    <w:nsid w:val="44972AB6"/>
+    <w:multiLevelType w:val="hybridMultilevel"/>
+    <w:tmpl w:val="A4389758"/>
+    <w:lvl w:ilvl="0" w:tplc="04070003">
+      <w:start w:val="1"/>
+      <w:numFmt w:val="bullet"/>
+      <w:lvlText w:val="o"/>
+      <w:lvlJc w:val="left"/>
+      <w:pPr>
+        <w:ind w:left="1428" w:hanging="360"/>
+      </w:pPr>
+      <w:rPr>
+        <w:rFonts w:ascii="Courier New" w:hAnsi="Courier New" w:cs="Courier New" w:hint="default"/>
+      </w:rPr>
+    </w:lvl>
+    <w:lvl w:ilvl="1" w:tplc="04070003" w:tentative="1">
+      <w:start w:val="1"/>
+      <w:numFmt w:val="bullet"/>
+      <w:lvlText w:val="o"/>
+      <w:lvlJc w:val="left"/>
+      <w:pPr>
+        <w:ind w:left="2148" w:hanging="360"/>
+      </w:pPr>
+      <w:rPr>
+        <w:rFonts w:ascii="Courier New" w:hAnsi="Courier New" w:cs="Courier New" w:hint="default"/>
+      </w:rPr>
+    </w:lvl>
+    <w:lvl w:ilvl="2" w:tplc="04070005" w:tentative="1">
+      <w:start w:val="1"/>
+      <w:numFmt w:val="bullet"/>
+      <w:lvlText w:val=""/>
+      <w:lvlJc w:val="left"/>
+      <w:pPr>
+        <w:ind w:left="2868" w:hanging="360"/>
+      </w:pPr>
+      <w:rPr>
+        <w:rFonts w:ascii="Wingdings" w:hAnsi="Wingdings" w:hint="default"/>
+      </w:rPr>
+    </w:lvl>
+    <w:lvl w:ilvl="3" w:tplc="04070001" w:tentative="1">
+      <w:start w:val="1"/>
+      <w:numFmt w:val="bullet"/>
+      <w:lvlText w:val=""/>
+      <w:lvlJc w:val="left"/>
+      <w:pPr>
+        <w:ind w:left="3588" w:hanging="360"/>
+      </w:pPr>
+      <w:rPr>
+        <w:rFonts w:ascii="Symbol" w:hAnsi="Symbol" w:hint="default"/>
+      </w:rPr>
+    </w:lvl>
+    <w:lvl w:ilvl="4" w:tplc="04070003" w:tentative="1">
+      <w:start w:val="1"/>
+      <w:numFmt w:val="bullet"/>
+      <w:lvlText w:val="o"/>
+      <w:lvlJc w:val="left"/>
+      <w:pPr>
+        <w:ind w:left="4308" w:hanging="360"/>
+      </w:pPr>
+      <w:rPr>
+        <w:rFonts w:ascii="Courier New" w:hAnsi="Courier New" w:cs="Courier New" w:hint="default"/>
+      </w:rPr>
+    </w:lvl>
+    <w:lvl w:ilvl="5" w:tplc="04070005" w:tentative="1">
+      <w:start w:val="1"/>
+      <w:numFmt w:val="bullet"/>
+      <w:lvlText w:val=""/>
+      <w:lvlJc w:val="left"/>
+      <w:pPr>
+        <w:ind w:left="5028" w:hanging="360"/>
+      </w:pPr>
+      <w:rPr>
+        <w:rFonts w:ascii="Wingdings" w:hAnsi="Wingdings" w:hint="default"/>
+      </w:rPr>
+    </w:lvl>
+    <w:lvl w:ilvl="6" w:tplc="04070001" w:tentative="1">
+      <w:start w:val="1"/>
+      <w:numFmt w:val="bullet"/>
+      <w:lvlText w:val=""/>
+      <w:lvlJc w:val="left"/>
+      <w:pPr>
+        <w:ind w:left="5748" w:hanging="360"/>
+      </w:pPr>
+      <w:rPr>
+        <w:rFonts w:ascii="Symbol" w:hAnsi="Symbol" w:hint="default"/>
+      </w:rPr>
+    </w:lvl>
+    <w:lvl w:ilvl="7" w:tplc="04070003" w:tentative="1">
+      <w:start w:val="1"/>
+      <w:numFmt w:val="bullet"/>
+      <w:lvlText w:val="o"/>
+      <w:lvlJc w:val="left"/>
+      <w:pPr>
+        <w:ind w:left="6468" w:hanging="360"/>
+      </w:pPr>
+      <w:rPr>
+        <w:rFonts w:ascii="Courier New" w:hAnsi="Courier New" w:cs="Courier New" w:hint="default"/>
+      </w:rPr>
+    </w:lvl>
+    <w:lvl w:ilvl="8" w:tplc="04070005" w:tentative="1">
+      <w:start w:val="1"/>
+      <w:numFmt w:val="bullet"/>
+      <w:lvlText w:val=""/>
+      <w:lvlJc w:val="left"/>
+      <w:pPr>
+        <w:ind w:left="7188" w:hanging="360"/>
+      </w:pPr>
+      <w:rPr>
+        <w:rFonts w:ascii="Wingdings" w:hAnsi="Wingdings" w:hint="default"/>
+      </w:rPr>
+    </w:lvl>
+  </w:abstractNum>
+  <w:abstractNum w:abstractNumId="7" w15:restartNumberingAfterBreak="0">
     <w:nsid w:val="468A6C25"/>
     <w:multiLevelType w:val="hybridMultilevel"/>
     <w:tmpl w:val="1ACA27D8"/>
@@ -2789,10 +4624,10 @@
       </w:pPr>
     </w:lvl>
   </w:abstractNum>
-  <w:abstractNum w:abstractNumId="2" w15:restartNumberingAfterBreak="0">
+  <w:abstractNum w:abstractNumId="8" w15:restartNumberingAfterBreak="0">
     <w:nsid w:val="632F4433"/>
     <w:multiLevelType w:val="hybridMultilevel"/>
-    <w:tmpl w:val="3A08A564"/>
+    <w:tmpl w:val="647C6A88"/>
     <w:lvl w:ilvl="0" w:tplc="04070001">
       <w:start w:val="1"/>
       <w:numFmt w:val="bullet"/>
@@ -2903,13 +4738,31 @@
     </w:lvl>
   </w:abstractNum>
   <w:num w:numId="1" w16cid:durableId="1931962309">
+    <w:abstractNumId w:val="7"/>
+  </w:num>
+  <w:num w:numId="2" w16cid:durableId="19479088">
+    <w:abstractNumId w:val="2"/>
+  </w:num>
+  <w:num w:numId="3" w16cid:durableId="1305741100">
+    <w:abstractNumId w:val="8"/>
+  </w:num>
+  <w:num w:numId="4" w16cid:durableId="538475759">
+    <w:abstractNumId w:val="4"/>
+  </w:num>
+  <w:num w:numId="5" w16cid:durableId="304747073">
+    <w:abstractNumId w:val="0"/>
+  </w:num>
+  <w:num w:numId="6" w16cid:durableId="1671636904">
     <w:abstractNumId w:val="1"/>
   </w:num>
-  <w:num w:numId="2" w16cid:durableId="19479088">
-    <w:abstractNumId w:val="0"/>
+  <w:num w:numId="7" w16cid:durableId="1283850727">
+    <w:abstractNumId w:val="3"/>
   </w:num>
-  <w:num w:numId="3" w16cid:durableId="1305741100">
-    <w:abstractNumId w:val="2"/>
+  <w:num w:numId="8" w16cid:durableId="443039539">
+    <w:abstractNumId w:val="5"/>
+  </w:num>
+  <w:num w:numId="9" w16cid:durableId="2123068365">
+    <w:abstractNumId w:val="6"/>
   </w:num>
 </w:numbering>
 </file>

--- a/Protokoll (Automatisch wiederhergestellt).docx
+++ b/Protokoll (Automatisch wiederhergestellt).docx
@@ -74,7 +74,6 @@
             <w:rPr>
               <w:rFonts w:cstheme="minorBidi"/>
               <w:noProof/>
-              <w:color w:val="000000" w:themeColor="text1"/>
               <w:kern w:val="2"/>
               <w:sz w:val="24"/>
               <w:szCs w:val="24"/>
@@ -99,12 +98,13 @@
             </w:rPr>
             <w:fldChar w:fldCharType="separate"/>
           </w:r>
-          <w:hyperlink w:anchor="_Toc231479090" w:history="1">
+          <w:hyperlink w:anchor="_Toc232002882" w:history="1">
             <w:r>
               <w:rPr>
                 <w:rStyle w:val="Hyperlink"/>
-                <w:noProof/>
-                <w:color w:val="000000" w:themeColor="text1"/>
+                <w:b/>
+                <w:bCs/>
+                <w:noProof/>
               </w:rPr>
               <w:t>Erstellen des Projekt-Repository in GitHub</w:t>
             </w:r>
@@ -112,7 +112,6 @@
               <w:rPr>
                 <w:noProof/>
                 <w:webHidden/>
-                <w:color w:val="000000" w:themeColor="text1"/>
               </w:rPr>
               <w:tab/>
             </w:r>
@@ -120,7 +119,6 @@
               <w:rPr>
                 <w:noProof/>
                 <w:webHidden/>
-                <w:color w:val="000000" w:themeColor="text1"/>
               </w:rPr>
               <w:fldChar w:fldCharType="begin"/>
             </w:r>
@@ -128,22 +126,19 @@
               <w:rPr>
                 <w:noProof/>
                 <w:webHidden/>
-                <w:color w:val="000000" w:themeColor="text1"/>
-              </w:rPr>
-              <w:instrText xml:space="preserve"> PAGEREF _Toc231479090 \h </w:instrText>
-            </w:r>
-            <w:r>
-              <w:rPr>
-                <w:noProof/>
-                <w:webHidden/>
-                <w:color w:val="000000" w:themeColor="text1"/>
-              </w:rPr>
-            </w:r>
-            <w:r>
-              <w:rPr>
-                <w:noProof/>
-                <w:webHidden/>
-                <w:color w:val="000000" w:themeColor="text1"/>
+              </w:rPr>
+              <w:instrText xml:space="preserve"> PAGEREF _Toc232002882 \h </w:instrText>
+            </w:r>
+            <w:r>
+              <w:rPr>
+                <w:noProof/>
+                <w:webHidden/>
+              </w:rPr>
+            </w:r>
+            <w:r>
+              <w:rPr>
+                <w:noProof/>
+                <w:webHidden/>
               </w:rPr>
               <w:fldChar w:fldCharType="separate"/>
             </w:r>
@@ -151,7 +146,6 @@
               <w:rPr>
                 <w:noProof/>
                 <w:webHidden/>
-                <w:color w:val="000000" w:themeColor="text1"/>
               </w:rPr>
               <w:t>2</w:t>
             </w:r>
@@ -159,7 +153,6 @@
               <w:rPr>
                 <w:noProof/>
                 <w:webHidden/>
-                <w:color w:val="000000" w:themeColor="text1"/>
               </w:rPr>
               <w:fldChar w:fldCharType="end"/>
             </w:r>
@@ -174,19 +167,19 @@
             <w:rPr>
               <w:rFonts w:cstheme="minorBidi"/>
               <w:noProof/>
-              <w:color w:val="000000" w:themeColor="text1"/>
               <w:kern w:val="2"/>
               <w:sz w:val="24"/>
               <w:szCs w:val="24"/>
               <w14:ligatures w14:val="standardContextual"/>
             </w:rPr>
           </w:pPr>
-          <w:hyperlink w:anchor="_Toc231479091" w:history="1">
+          <w:hyperlink w:anchor="_Toc232002883" w:history="1">
             <w:r>
               <w:rPr>
                 <w:rStyle w:val="Hyperlink"/>
-                <w:noProof/>
-                <w:color w:val="000000" w:themeColor="text1"/>
+                <w:b/>
+                <w:bCs/>
+                <w:noProof/>
               </w:rPr>
               <w:t>Anlegen der Datenbank als UML-Klassendiagram</w:t>
             </w:r>
@@ -194,7 +187,6 @@
               <w:rPr>
                 <w:noProof/>
                 <w:webHidden/>
-                <w:color w:val="000000" w:themeColor="text1"/>
               </w:rPr>
               <w:tab/>
             </w:r>
@@ -202,7 +194,6 @@
               <w:rPr>
                 <w:noProof/>
                 <w:webHidden/>
-                <w:color w:val="000000" w:themeColor="text1"/>
               </w:rPr>
               <w:fldChar w:fldCharType="begin"/>
             </w:r>
@@ -210,22 +201,19 @@
               <w:rPr>
                 <w:noProof/>
                 <w:webHidden/>
-                <w:color w:val="000000" w:themeColor="text1"/>
-              </w:rPr>
-              <w:instrText xml:space="preserve"> PAGEREF _Toc231479091 \h </w:instrText>
-            </w:r>
-            <w:r>
-              <w:rPr>
-                <w:noProof/>
-                <w:webHidden/>
-                <w:color w:val="000000" w:themeColor="text1"/>
-              </w:rPr>
-            </w:r>
-            <w:r>
-              <w:rPr>
-                <w:noProof/>
-                <w:webHidden/>
-                <w:color w:val="000000" w:themeColor="text1"/>
+              </w:rPr>
+              <w:instrText xml:space="preserve"> PAGEREF _Toc232002883 \h </w:instrText>
+            </w:r>
+            <w:r>
+              <w:rPr>
+                <w:noProof/>
+                <w:webHidden/>
+              </w:rPr>
+            </w:r>
+            <w:r>
+              <w:rPr>
+                <w:noProof/>
+                <w:webHidden/>
               </w:rPr>
               <w:fldChar w:fldCharType="separate"/>
             </w:r>
@@ -233,15 +221,13 @@
               <w:rPr>
                 <w:noProof/>
                 <w:webHidden/>
-                <w:color w:val="000000" w:themeColor="text1"/>
-              </w:rPr>
-              <w:t>2</w:t>
-            </w:r>
-            <w:r>
-              <w:rPr>
-                <w:noProof/>
-                <w:webHidden/>
-                <w:color w:val="000000" w:themeColor="text1"/>
+              </w:rPr>
+              <w:t>3</w:t>
+            </w:r>
+            <w:r>
+              <w:rPr>
+                <w:noProof/>
+                <w:webHidden/>
               </w:rPr>
               <w:fldChar w:fldCharType="end"/>
             </w:r>
@@ -256,19 +242,19 @@
             <w:rPr>
               <w:rFonts w:cstheme="minorBidi"/>
               <w:noProof/>
-              <w:color w:val="000000" w:themeColor="text1"/>
               <w:kern w:val="2"/>
               <w:sz w:val="24"/>
               <w:szCs w:val="24"/>
               <w14:ligatures w14:val="standardContextual"/>
             </w:rPr>
           </w:pPr>
-          <w:hyperlink w:anchor="_Toc231479092" w:history="1">
+          <w:hyperlink w:anchor="_Toc232002884" w:history="1">
             <w:r>
               <w:rPr>
                 <w:rStyle w:val="Hyperlink"/>
-                <w:noProof/>
-                <w:color w:val="000000" w:themeColor="text1"/>
+                <w:b/>
+                <w:bCs/>
+                <w:noProof/>
               </w:rPr>
               <w:t>Überführung in SQLite</w:t>
             </w:r>
@@ -276,7 +262,6 @@
               <w:rPr>
                 <w:noProof/>
                 <w:webHidden/>
-                <w:color w:val="000000" w:themeColor="text1"/>
               </w:rPr>
               <w:tab/>
             </w:r>
@@ -284,7 +269,6 @@
               <w:rPr>
                 <w:noProof/>
                 <w:webHidden/>
-                <w:color w:val="000000" w:themeColor="text1"/>
               </w:rPr>
               <w:fldChar w:fldCharType="begin"/>
             </w:r>
@@ -292,22 +276,19 @@
               <w:rPr>
                 <w:noProof/>
                 <w:webHidden/>
-                <w:color w:val="000000" w:themeColor="text1"/>
-              </w:rPr>
-              <w:instrText xml:space="preserve"> PAGEREF _Toc231479092 \h </w:instrText>
-            </w:r>
-            <w:r>
-              <w:rPr>
-                <w:noProof/>
-                <w:webHidden/>
-                <w:color w:val="000000" w:themeColor="text1"/>
-              </w:rPr>
-            </w:r>
-            <w:r>
-              <w:rPr>
-                <w:noProof/>
-                <w:webHidden/>
-                <w:color w:val="000000" w:themeColor="text1"/>
+              </w:rPr>
+              <w:instrText xml:space="preserve"> PAGEREF _Toc232002884 \h </w:instrText>
+            </w:r>
+            <w:r>
+              <w:rPr>
+                <w:noProof/>
+                <w:webHidden/>
+              </w:rPr>
+            </w:r>
+            <w:r>
+              <w:rPr>
+                <w:noProof/>
+                <w:webHidden/>
               </w:rPr>
               <w:fldChar w:fldCharType="separate"/>
             </w:r>
@@ -315,7 +296,6 @@
               <w:rPr>
                 <w:noProof/>
                 <w:webHidden/>
-                <w:color w:val="000000" w:themeColor="text1"/>
               </w:rPr>
               <w:t>3</w:t>
             </w:r>
@@ -323,7 +303,6 @@
               <w:rPr>
                 <w:noProof/>
                 <w:webHidden/>
-                <w:color w:val="000000" w:themeColor="text1"/>
               </w:rPr>
               <w:fldChar w:fldCharType="end"/>
             </w:r>
@@ -338,19 +317,17 @@
             <w:rPr>
               <w:rFonts w:cstheme="minorBidi"/>
               <w:noProof/>
-              <w:color w:val="000000" w:themeColor="text1"/>
               <w:kern w:val="2"/>
               <w:sz w:val="24"/>
               <w:szCs w:val="24"/>
               <w14:ligatures w14:val="standardContextual"/>
             </w:rPr>
           </w:pPr>
-          <w:hyperlink w:anchor="_Toc231479093" w:history="1">
+          <w:hyperlink w:anchor="_Toc232002885" w:history="1">
             <w:r>
               <w:rPr>
                 <w:rStyle w:val="Hyperlink"/>
                 <w:noProof/>
-                <w:color w:val="000000" w:themeColor="text1"/>
               </w:rPr>
               <w:t>Der Tabelle Händler:</w:t>
             </w:r>
@@ -358,7 +335,6 @@
               <w:rPr>
                 <w:noProof/>
                 <w:webHidden/>
-                <w:color w:val="000000" w:themeColor="text1"/>
               </w:rPr>
               <w:tab/>
             </w:r>
@@ -366,7 +342,6 @@
               <w:rPr>
                 <w:noProof/>
                 <w:webHidden/>
-                <w:color w:val="000000" w:themeColor="text1"/>
               </w:rPr>
               <w:fldChar w:fldCharType="begin"/>
             </w:r>
@@ -374,22 +349,19 @@
               <w:rPr>
                 <w:noProof/>
                 <w:webHidden/>
-                <w:color w:val="000000" w:themeColor="text1"/>
-              </w:rPr>
-              <w:instrText xml:space="preserve"> PAGEREF _Toc231479093 \h </w:instrText>
-            </w:r>
-            <w:r>
-              <w:rPr>
-                <w:noProof/>
-                <w:webHidden/>
-                <w:color w:val="000000" w:themeColor="text1"/>
-              </w:rPr>
-            </w:r>
-            <w:r>
-              <w:rPr>
-                <w:noProof/>
-                <w:webHidden/>
-                <w:color w:val="000000" w:themeColor="text1"/>
+              </w:rPr>
+              <w:instrText xml:space="preserve"> PAGEREF _Toc232002885 \h </w:instrText>
+            </w:r>
+            <w:r>
+              <w:rPr>
+                <w:noProof/>
+                <w:webHidden/>
+              </w:rPr>
+            </w:r>
+            <w:r>
+              <w:rPr>
+                <w:noProof/>
+                <w:webHidden/>
               </w:rPr>
               <w:fldChar w:fldCharType="separate"/>
             </w:r>
@@ -397,7 +369,6 @@
               <w:rPr>
                 <w:noProof/>
                 <w:webHidden/>
-                <w:color w:val="000000" w:themeColor="text1"/>
               </w:rPr>
               <w:t>3</w:t>
             </w:r>
@@ -405,7 +376,6 @@
               <w:rPr>
                 <w:noProof/>
                 <w:webHidden/>
-                <w:color w:val="000000" w:themeColor="text1"/>
               </w:rPr>
               <w:fldChar w:fldCharType="end"/>
             </w:r>
@@ -420,19 +390,17 @@
             <w:rPr>
               <w:rFonts w:cstheme="minorBidi"/>
               <w:noProof/>
-              <w:color w:val="000000" w:themeColor="text1"/>
               <w:kern w:val="2"/>
               <w:sz w:val="24"/>
               <w:szCs w:val="24"/>
               <w14:ligatures w14:val="standardContextual"/>
             </w:rPr>
           </w:pPr>
-          <w:hyperlink w:anchor="_Toc231479094" w:history="1">
+          <w:hyperlink w:anchor="_Toc232002886" w:history="1">
             <w:r>
               <w:rPr>
                 <w:rStyle w:val="Hyperlink"/>
                 <w:noProof/>
-                <w:color w:val="000000" w:themeColor="text1"/>
                 <w:lang w:val="en-GB"/>
               </w:rPr>
               <w:t>Der Tabelle Produkt:</w:t>
@@ -441,7 +409,6 @@
               <w:rPr>
                 <w:noProof/>
                 <w:webHidden/>
-                <w:color w:val="000000" w:themeColor="text1"/>
               </w:rPr>
               <w:tab/>
             </w:r>
@@ -449,7 +416,6 @@
               <w:rPr>
                 <w:noProof/>
                 <w:webHidden/>
-                <w:color w:val="000000" w:themeColor="text1"/>
               </w:rPr>
               <w:fldChar w:fldCharType="begin"/>
             </w:r>
@@ -457,22 +423,19 @@
               <w:rPr>
                 <w:noProof/>
                 <w:webHidden/>
-                <w:color w:val="000000" w:themeColor="text1"/>
-              </w:rPr>
-              <w:instrText xml:space="preserve"> PAGEREF _Toc231479094 \h </w:instrText>
-            </w:r>
-            <w:r>
-              <w:rPr>
-                <w:noProof/>
-                <w:webHidden/>
-                <w:color w:val="000000" w:themeColor="text1"/>
-              </w:rPr>
-            </w:r>
-            <w:r>
-              <w:rPr>
-                <w:noProof/>
-                <w:webHidden/>
-                <w:color w:val="000000" w:themeColor="text1"/>
+              </w:rPr>
+              <w:instrText xml:space="preserve"> PAGEREF _Toc232002886 \h </w:instrText>
+            </w:r>
+            <w:r>
+              <w:rPr>
+                <w:noProof/>
+                <w:webHidden/>
+              </w:rPr>
+            </w:r>
+            <w:r>
+              <w:rPr>
+                <w:noProof/>
+                <w:webHidden/>
               </w:rPr>
               <w:fldChar w:fldCharType="separate"/>
             </w:r>
@@ -480,7 +443,6 @@
               <w:rPr>
                 <w:noProof/>
                 <w:webHidden/>
-                <w:color w:val="000000" w:themeColor="text1"/>
               </w:rPr>
               <w:t>3</w:t>
             </w:r>
@@ -488,7 +450,6 @@
               <w:rPr>
                 <w:noProof/>
                 <w:webHidden/>
-                <w:color w:val="000000" w:themeColor="text1"/>
               </w:rPr>
               <w:fldChar w:fldCharType="end"/>
             </w:r>
@@ -503,19 +464,17 @@
             <w:rPr>
               <w:rFonts w:cstheme="minorBidi"/>
               <w:noProof/>
-              <w:color w:val="000000" w:themeColor="text1"/>
               <w:kern w:val="2"/>
               <w:sz w:val="24"/>
               <w:szCs w:val="24"/>
               <w14:ligatures w14:val="standardContextual"/>
             </w:rPr>
           </w:pPr>
-          <w:hyperlink w:anchor="_Toc231479095" w:history="1">
+          <w:hyperlink w:anchor="_Toc232002887" w:history="1">
             <w:r>
               <w:rPr>
                 <w:rStyle w:val="Hyperlink"/>
                 <w:noProof/>
-                <w:color w:val="000000" w:themeColor="text1"/>
                 <w:lang w:val="en-GB"/>
               </w:rPr>
               <w:t>Der Tabelle Inventar:</w:t>
@@ -524,7 +483,6 @@
               <w:rPr>
                 <w:noProof/>
                 <w:webHidden/>
-                <w:color w:val="000000" w:themeColor="text1"/>
               </w:rPr>
               <w:tab/>
             </w:r>
@@ -532,7 +490,6 @@
               <w:rPr>
                 <w:noProof/>
                 <w:webHidden/>
-                <w:color w:val="000000" w:themeColor="text1"/>
               </w:rPr>
               <w:fldChar w:fldCharType="begin"/>
             </w:r>
@@ -540,22 +497,19 @@
               <w:rPr>
                 <w:noProof/>
                 <w:webHidden/>
-                <w:color w:val="000000" w:themeColor="text1"/>
-              </w:rPr>
-              <w:instrText xml:space="preserve"> PAGEREF _Toc231479095 \h </w:instrText>
-            </w:r>
-            <w:r>
-              <w:rPr>
-                <w:noProof/>
-                <w:webHidden/>
-                <w:color w:val="000000" w:themeColor="text1"/>
-              </w:rPr>
-            </w:r>
-            <w:r>
-              <w:rPr>
-                <w:noProof/>
-                <w:webHidden/>
-                <w:color w:val="000000" w:themeColor="text1"/>
+              </w:rPr>
+              <w:instrText xml:space="preserve"> PAGEREF _Toc232002887 \h </w:instrText>
+            </w:r>
+            <w:r>
+              <w:rPr>
+                <w:noProof/>
+                <w:webHidden/>
+              </w:rPr>
+            </w:r>
+            <w:r>
+              <w:rPr>
+                <w:noProof/>
+                <w:webHidden/>
               </w:rPr>
               <w:fldChar w:fldCharType="separate"/>
             </w:r>
@@ -563,7 +517,6 @@
               <w:rPr>
                 <w:noProof/>
                 <w:webHidden/>
-                <w:color w:val="000000" w:themeColor="text1"/>
               </w:rPr>
               <w:t>3</w:t>
             </w:r>
@@ -571,7 +524,6 @@
               <w:rPr>
                 <w:noProof/>
                 <w:webHidden/>
-                <w:color w:val="000000" w:themeColor="text1"/>
               </w:rPr>
               <w:fldChar w:fldCharType="end"/>
             </w:r>
@@ -586,19 +538,17 @@
             <w:rPr>
               <w:rFonts w:cstheme="minorBidi"/>
               <w:noProof/>
-              <w:color w:val="000000" w:themeColor="text1"/>
               <w:kern w:val="2"/>
               <w:sz w:val="24"/>
               <w:szCs w:val="24"/>
               <w14:ligatures w14:val="standardContextual"/>
             </w:rPr>
           </w:pPr>
-          <w:hyperlink w:anchor="_Toc231479096" w:history="1">
+          <w:hyperlink w:anchor="_Toc232002888" w:history="1">
             <w:r>
               <w:rPr>
                 <w:rStyle w:val="Hyperlink"/>
                 <w:noProof/>
-                <w:color w:val="000000" w:themeColor="text1"/>
                 <w:lang w:val="en-GB"/>
               </w:rPr>
               <w:t>Der Tabelle Kunde:</w:t>
@@ -607,7 +557,6 @@
               <w:rPr>
                 <w:noProof/>
                 <w:webHidden/>
-                <w:color w:val="000000" w:themeColor="text1"/>
               </w:rPr>
               <w:tab/>
             </w:r>
@@ -615,7 +564,6 @@
               <w:rPr>
                 <w:noProof/>
                 <w:webHidden/>
-                <w:color w:val="000000" w:themeColor="text1"/>
               </w:rPr>
               <w:fldChar w:fldCharType="begin"/>
             </w:r>
@@ -623,22 +571,19 @@
               <w:rPr>
                 <w:noProof/>
                 <w:webHidden/>
-                <w:color w:val="000000" w:themeColor="text1"/>
-              </w:rPr>
-              <w:instrText xml:space="preserve"> PAGEREF _Toc231479096 \h </w:instrText>
-            </w:r>
-            <w:r>
-              <w:rPr>
-                <w:noProof/>
-                <w:webHidden/>
-                <w:color w:val="000000" w:themeColor="text1"/>
-              </w:rPr>
-            </w:r>
-            <w:r>
-              <w:rPr>
-                <w:noProof/>
-                <w:webHidden/>
-                <w:color w:val="000000" w:themeColor="text1"/>
+              </w:rPr>
+              <w:instrText xml:space="preserve"> PAGEREF _Toc232002888 \h </w:instrText>
+            </w:r>
+            <w:r>
+              <w:rPr>
+                <w:noProof/>
+                <w:webHidden/>
+              </w:rPr>
+            </w:r>
+            <w:r>
+              <w:rPr>
+                <w:noProof/>
+                <w:webHidden/>
               </w:rPr>
               <w:fldChar w:fldCharType="separate"/>
             </w:r>
@@ -646,15 +591,13 @@
               <w:rPr>
                 <w:noProof/>
                 <w:webHidden/>
-                <w:color w:val="000000" w:themeColor="text1"/>
-              </w:rPr>
-              <w:t>3</w:t>
-            </w:r>
-            <w:r>
-              <w:rPr>
-                <w:noProof/>
-                <w:webHidden/>
-                <w:color w:val="000000" w:themeColor="text1"/>
+              </w:rPr>
+              <w:t>4</w:t>
+            </w:r>
+            <w:r>
+              <w:rPr>
+                <w:noProof/>
+                <w:webHidden/>
               </w:rPr>
               <w:fldChar w:fldCharType="end"/>
             </w:r>
@@ -669,19 +612,17 @@
             <w:rPr>
               <w:rFonts w:cstheme="minorBidi"/>
               <w:noProof/>
-              <w:color w:val="000000" w:themeColor="text1"/>
               <w:kern w:val="2"/>
               <w:sz w:val="24"/>
               <w:szCs w:val="24"/>
               <w14:ligatures w14:val="standardContextual"/>
             </w:rPr>
           </w:pPr>
-          <w:hyperlink w:anchor="_Toc231479097" w:history="1">
+          <w:hyperlink w:anchor="_Toc232002889" w:history="1">
             <w:r>
               <w:rPr>
                 <w:rStyle w:val="Hyperlink"/>
                 <w:noProof/>
-                <w:color w:val="000000" w:themeColor="text1"/>
                 <w:lang w:val="en-GB"/>
               </w:rPr>
               <w:t>Der Tabelle Liefert:</w:t>
@@ -690,7 +631,6 @@
               <w:rPr>
                 <w:noProof/>
                 <w:webHidden/>
-                <w:color w:val="000000" w:themeColor="text1"/>
               </w:rPr>
               <w:tab/>
             </w:r>
@@ -698,7 +638,6 @@
               <w:rPr>
                 <w:noProof/>
                 <w:webHidden/>
-                <w:color w:val="000000" w:themeColor="text1"/>
               </w:rPr>
               <w:fldChar w:fldCharType="begin"/>
             </w:r>
@@ -706,22 +645,19 @@
               <w:rPr>
                 <w:noProof/>
                 <w:webHidden/>
-                <w:color w:val="000000" w:themeColor="text1"/>
-              </w:rPr>
-              <w:instrText xml:space="preserve"> PAGEREF _Toc231479097 \h </w:instrText>
-            </w:r>
-            <w:r>
-              <w:rPr>
-                <w:noProof/>
-                <w:webHidden/>
-                <w:color w:val="000000" w:themeColor="text1"/>
-              </w:rPr>
-            </w:r>
-            <w:r>
-              <w:rPr>
-                <w:noProof/>
-                <w:webHidden/>
-                <w:color w:val="000000" w:themeColor="text1"/>
+              </w:rPr>
+              <w:instrText xml:space="preserve"> PAGEREF _Toc232002889 \h </w:instrText>
+            </w:r>
+            <w:r>
+              <w:rPr>
+                <w:noProof/>
+                <w:webHidden/>
+              </w:rPr>
+            </w:r>
+            <w:r>
+              <w:rPr>
+                <w:noProof/>
+                <w:webHidden/>
               </w:rPr>
               <w:fldChar w:fldCharType="separate"/>
             </w:r>
@@ -729,15 +665,13 @@
               <w:rPr>
                 <w:noProof/>
                 <w:webHidden/>
-                <w:color w:val="000000" w:themeColor="text1"/>
-              </w:rPr>
-              <w:t>3</w:t>
-            </w:r>
-            <w:r>
-              <w:rPr>
-                <w:noProof/>
-                <w:webHidden/>
-                <w:color w:val="000000" w:themeColor="text1"/>
+              </w:rPr>
+              <w:t>4</w:t>
+            </w:r>
+            <w:r>
+              <w:rPr>
+                <w:noProof/>
+                <w:webHidden/>
               </w:rPr>
               <w:fldChar w:fldCharType="end"/>
             </w:r>
@@ -752,19 +686,17 @@
             <w:rPr>
               <w:rFonts w:cstheme="minorBidi"/>
               <w:noProof/>
-              <w:color w:val="000000" w:themeColor="text1"/>
               <w:kern w:val="2"/>
               <w:sz w:val="24"/>
               <w:szCs w:val="24"/>
               <w14:ligatures w14:val="standardContextual"/>
             </w:rPr>
           </w:pPr>
-          <w:hyperlink w:anchor="_Toc231479098" w:history="1">
+          <w:hyperlink w:anchor="_Toc232002890" w:history="1">
             <w:r>
               <w:rPr>
                 <w:rStyle w:val="Hyperlink"/>
                 <w:noProof/>
-                <w:color w:val="000000" w:themeColor="text1"/>
                 <w:lang w:val="en-GB"/>
               </w:rPr>
               <w:t>Der Tabelle Kauft:</w:t>
@@ -773,7 +705,6 @@
               <w:rPr>
                 <w:noProof/>
                 <w:webHidden/>
-                <w:color w:val="000000" w:themeColor="text1"/>
               </w:rPr>
               <w:tab/>
             </w:r>
@@ -781,7 +712,6 @@
               <w:rPr>
                 <w:noProof/>
                 <w:webHidden/>
-                <w:color w:val="000000" w:themeColor="text1"/>
               </w:rPr>
               <w:fldChar w:fldCharType="begin"/>
             </w:r>
@@ -789,22 +719,19 @@
               <w:rPr>
                 <w:noProof/>
                 <w:webHidden/>
-                <w:color w:val="000000" w:themeColor="text1"/>
-              </w:rPr>
-              <w:instrText xml:space="preserve"> PAGEREF _Toc231479098 \h </w:instrText>
-            </w:r>
-            <w:r>
-              <w:rPr>
-                <w:noProof/>
-                <w:webHidden/>
-                <w:color w:val="000000" w:themeColor="text1"/>
-              </w:rPr>
-            </w:r>
-            <w:r>
-              <w:rPr>
-                <w:noProof/>
-                <w:webHidden/>
-                <w:color w:val="000000" w:themeColor="text1"/>
+              </w:rPr>
+              <w:instrText xml:space="preserve"> PAGEREF _Toc232002890 \h </w:instrText>
+            </w:r>
+            <w:r>
+              <w:rPr>
+                <w:noProof/>
+                <w:webHidden/>
+              </w:rPr>
+            </w:r>
+            <w:r>
+              <w:rPr>
+                <w:noProof/>
+                <w:webHidden/>
               </w:rPr>
               <w:fldChar w:fldCharType="separate"/>
             </w:r>
@@ -812,15 +739,238 @@
               <w:rPr>
                 <w:noProof/>
                 <w:webHidden/>
-                <w:color w:val="000000" w:themeColor="text1"/>
-              </w:rPr>
-              <w:t>3</w:t>
-            </w:r>
-            <w:r>
-              <w:rPr>
-                <w:noProof/>
-                <w:webHidden/>
-                <w:color w:val="000000" w:themeColor="text1"/>
+              </w:rPr>
+              <w:t>4</w:t>
+            </w:r>
+            <w:r>
+              <w:rPr>
+                <w:noProof/>
+                <w:webHidden/>
+              </w:rPr>
+              <w:fldChar w:fldCharType="end"/>
+            </w:r>
+          </w:hyperlink>
+        </w:p>
+        <w:p>
+          <w:pPr>
+            <w:pStyle w:val="Verzeichnis1"/>
+            <w:tabs>
+              <w:tab w:val="right" w:leader="dot" w:pos="9062"/>
+            </w:tabs>
+            <w:rPr>
+              <w:rFonts w:cstheme="minorBidi"/>
+              <w:noProof/>
+              <w:kern w:val="2"/>
+              <w:sz w:val="24"/>
+              <w:szCs w:val="24"/>
+              <w14:ligatures w14:val="standardContextual"/>
+            </w:rPr>
+          </w:pPr>
+          <w:hyperlink w:anchor="_Toc232002891" w:history="1">
+            <w:r>
+              <w:rPr>
+                <w:rStyle w:val="Hyperlink"/>
+                <w:b/>
+                <w:bCs/>
+                <w:noProof/>
+              </w:rPr>
+              <w:t>SQL Befehle Liste:</w:t>
+            </w:r>
+            <w:r>
+              <w:rPr>
+                <w:noProof/>
+                <w:webHidden/>
+              </w:rPr>
+              <w:tab/>
+            </w:r>
+            <w:r>
+              <w:rPr>
+                <w:noProof/>
+                <w:webHidden/>
+              </w:rPr>
+              <w:fldChar w:fldCharType="begin"/>
+            </w:r>
+            <w:r>
+              <w:rPr>
+                <w:noProof/>
+                <w:webHidden/>
+              </w:rPr>
+              <w:instrText xml:space="preserve"> PAGEREF _Toc232002891 \h </w:instrText>
+            </w:r>
+            <w:r>
+              <w:rPr>
+                <w:noProof/>
+                <w:webHidden/>
+              </w:rPr>
+            </w:r>
+            <w:r>
+              <w:rPr>
+                <w:noProof/>
+                <w:webHidden/>
+              </w:rPr>
+              <w:fldChar w:fldCharType="separate"/>
+            </w:r>
+            <w:r>
+              <w:rPr>
+                <w:noProof/>
+                <w:webHidden/>
+              </w:rPr>
+              <w:t>4</w:t>
+            </w:r>
+            <w:r>
+              <w:rPr>
+                <w:noProof/>
+                <w:webHidden/>
+              </w:rPr>
+              <w:fldChar w:fldCharType="end"/>
+            </w:r>
+          </w:hyperlink>
+        </w:p>
+        <w:p>
+          <w:pPr>
+            <w:pStyle w:val="Verzeichnis2"/>
+            <w:tabs>
+              <w:tab w:val="right" w:leader="dot" w:pos="9062"/>
+            </w:tabs>
+            <w:rPr>
+              <w:rFonts w:cstheme="minorBidi"/>
+              <w:noProof/>
+              <w:kern w:val="2"/>
+              <w:sz w:val="24"/>
+              <w:szCs w:val="24"/>
+              <w14:ligatures w14:val="standardContextual"/>
+            </w:rPr>
+          </w:pPr>
+          <w:hyperlink w:anchor="_Toc232002892" w:history="1">
+            <w:r>
+              <w:rPr>
+                <w:rStyle w:val="Hyperlink"/>
+                <w:b/>
+                <w:bCs/>
+                <w:noProof/>
+              </w:rPr>
+              <w:t>Alle implementierten DB-Objekte:</w:t>
+            </w:r>
+            <w:r>
+              <w:rPr>
+                <w:noProof/>
+                <w:webHidden/>
+              </w:rPr>
+              <w:tab/>
+            </w:r>
+            <w:r>
+              <w:rPr>
+                <w:noProof/>
+                <w:webHidden/>
+              </w:rPr>
+              <w:fldChar w:fldCharType="begin"/>
+            </w:r>
+            <w:r>
+              <w:rPr>
+                <w:noProof/>
+                <w:webHidden/>
+              </w:rPr>
+              <w:instrText xml:space="preserve"> PAGEREF _Toc232002892 \h </w:instrText>
+            </w:r>
+            <w:r>
+              <w:rPr>
+                <w:noProof/>
+                <w:webHidden/>
+              </w:rPr>
+            </w:r>
+            <w:r>
+              <w:rPr>
+                <w:noProof/>
+                <w:webHidden/>
+              </w:rPr>
+              <w:fldChar w:fldCharType="separate"/>
+            </w:r>
+            <w:r>
+              <w:rPr>
+                <w:noProof/>
+                <w:webHidden/>
+              </w:rPr>
+              <w:t>6</w:t>
+            </w:r>
+            <w:r>
+              <w:rPr>
+                <w:noProof/>
+                <w:webHidden/>
+              </w:rPr>
+              <w:fldChar w:fldCharType="end"/>
+            </w:r>
+          </w:hyperlink>
+        </w:p>
+        <w:p>
+          <w:pPr>
+            <w:pStyle w:val="Verzeichnis1"/>
+            <w:tabs>
+              <w:tab w:val="right" w:leader="dot" w:pos="9062"/>
+            </w:tabs>
+            <w:rPr>
+              <w:rFonts w:cstheme="minorBidi"/>
+              <w:noProof/>
+              <w:kern w:val="2"/>
+              <w:sz w:val="24"/>
+              <w:szCs w:val="24"/>
+              <w14:ligatures w14:val="standardContextual"/>
+            </w:rPr>
+          </w:pPr>
+          <w:hyperlink w:anchor="_Toc232002893" w:history="1">
+            <w:r>
+              <w:rPr>
+                <w:rStyle w:val="Hyperlink"/>
+                <w:b/>
+                <w:bCs/>
+                <w:noProof/>
+              </w:rPr>
+              <w:t>Arbeitsteilung</w:t>
+            </w:r>
+            <w:r>
+              <w:rPr>
+                <w:noProof/>
+                <w:webHidden/>
+              </w:rPr>
+              <w:tab/>
+            </w:r>
+            <w:r>
+              <w:rPr>
+                <w:noProof/>
+                <w:webHidden/>
+              </w:rPr>
+              <w:fldChar w:fldCharType="begin"/>
+            </w:r>
+            <w:r>
+              <w:rPr>
+                <w:noProof/>
+                <w:webHidden/>
+              </w:rPr>
+              <w:instrText xml:space="preserve"> PAGEREF _Toc232002893 \h </w:instrText>
+            </w:r>
+            <w:r>
+              <w:rPr>
+                <w:noProof/>
+                <w:webHidden/>
+              </w:rPr>
+            </w:r>
+            <w:r>
+              <w:rPr>
+                <w:noProof/>
+                <w:webHidden/>
+              </w:rPr>
+              <w:fldChar w:fldCharType="separate"/>
+            </w:r>
+            <w:r>
+              <w:rPr>
+                <w:noProof/>
+                <w:webHidden/>
+              </w:rPr>
+              <w:t>6</w:t>
+            </w:r>
+            <w:r>
+              <w:rPr>
+                <w:noProof/>
+                <w:webHidden/>
               </w:rPr>
               <w:fldChar w:fldCharType="end"/>
             </w:r>
@@ -966,14 +1116,13 @@
         </w:rPr>
       </w:pPr>
       <w:bookmarkStart w:id="0" w:name="_Toc231479070"/>
-      <w:bookmarkStart w:id="1" w:name="_Toc231479090"/>
+      <w:bookmarkStart w:id="1" w:name="_Toc232002882"/>
       <w:r>
         <w:rPr>
           <w:b/>
           <w:bCs/>
           <w:color w:val="000000" w:themeColor="text1"/>
         </w:rPr>
-        <w:lastRenderedPageBreak/>
         <w:t>Erstellen des Projekt-Repository in GitHub</w:t>
       </w:r>
       <w:bookmarkEnd w:id="0"/>
@@ -1006,7 +1155,7 @@
                     <pic:cNvPicPr/>
                   </pic:nvPicPr>
                   <pic:blipFill>
-                    <a:blip r:embed="rId6"/>
+                    <a:blip r:embed="rId8"/>
                     <a:stretch>
                       <a:fillRect/>
                     </a:stretch>
@@ -1037,13 +1186,14 @@
         </w:rPr>
       </w:pPr>
       <w:bookmarkStart w:id="2" w:name="_Toc231479071"/>
-      <w:bookmarkStart w:id="3" w:name="_Toc231479091"/>
+      <w:bookmarkStart w:id="3" w:name="_Toc232002883"/>
       <w:r>
         <w:rPr>
           <w:b/>
           <w:bCs/>
           <w:color w:val="000000" w:themeColor="text1"/>
         </w:rPr>
+        <w:lastRenderedPageBreak/>
         <w:t>Anlegen der Datenbank als UML-Klassendiagram</w:t>
       </w:r>
       <w:bookmarkEnd w:id="2"/>
@@ -1091,7 +1241,7 @@
                     <pic:cNvPicPr/>
                   </pic:nvPicPr>
                   <pic:blipFill>
-                    <a:blip r:embed="rId7">
+                    <a:blip r:embed="rId9">
                       <a:extLst>
                         <a:ext uri="{28A0092B-C50C-407E-A947-70E740481C1C}">
                           <a14:useLocalDpi xmlns:a14="http://schemas.microsoft.com/office/drawing/2010/main" val="0"/>
@@ -1135,14 +1285,13 @@
         </w:rPr>
       </w:pPr>
       <w:bookmarkStart w:id="4" w:name="_Toc231479072"/>
-      <w:bookmarkStart w:id="5" w:name="_Toc231479092"/>
+      <w:bookmarkStart w:id="5" w:name="_Toc232002884"/>
       <w:r>
         <w:rPr>
           <w:b/>
           <w:bCs/>
           <w:color w:val="000000" w:themeColor="text1"/>
         </w:rPr>
-        <w:lastRenderedPageBreak/>
         <w:t>Überführung in SQLite</w:t>
       </w:r>
       <w:bookmarkEnd w:id="4"/>
@@ -1157,7 +1306,7 @@
         </w:rPr>
       </w:pPr>
       <w:bookmarkStart w:id="6" w:name="_Toc231479073"/>
-      <w:bookmarkStart w:id="7" w:name="_Toc231479093"/>
+      <w:bookmarkStart w:id="7" w:name="_Toc232002885"/>
       <w:r>
         <w:rPr>
           <w:color w:val="000000" w:themeColor="text1"/>
@@ -1229,7 +1378,7 @@
         </w:rPr>
       </w:pPr>
       <w:bookmarkStart w:id="8" w:name="_Toc231479074"/>
-      <w:bookmarkStart w:id="9" w:name="_Toc231479094"/>
+      <w:bookmarkStart w:id="9" w:name="_Toc232002886"/>
       <w:r>
         <w:rPr>
           <w:color w:val="000000" w:themeColor="text1"/>
@@ -1366,7 +1515,7 @@
         </w:rPr>
       </w:pPr>
       <w:bookmarkStart w:id="10" w:name="_Toc231479075"/>
-      <w:bookmarkStart w:id="11" w:name="_Toc231479095"/>
+      <w:bookmarkStart w:id="11" w:name="_Toc232002887"/>
       <w:r>
         <w:rPr>
           <w:color w:val="000000" w:themeColor="text1"/>
@@ -1587,12 +1736,13 @@
         </w:rPr>
       </w:pPr>
       <w:bookmarkStart w:id="12" w:name="_Toc231479076"/>
-      <w:bookmarkStart w:id="13" w:name="_Toc231479096"/>
-      <w:r>
-        <w:rPr>
-          <w:color w:val="000000" w:themeColor="text1"/>
-          <w:lang w:val="en-GB"/>
-        </w:rPr>
+      <w:bookmarkStart w:id="13" w:name="_Toc232002888"/>
+      <w:r>
+        <w:rPr>
+          <w:color w:val="000000" w:themeColor="text1"/>
+          <w:lang w:val="en-GB"/>
+        </w:rPr>
+        <w:lastRenderedPageBreak/>
         <w:t xml:space="preserve">Der </w:t>
       </w:r>
       <w:proofErr w:type="spellStart"/>
@@ -1708,7 +1858,7 @@
         </w:rPr>
       </w:pPr>
       <w:bookmarkStart w:id="14" w:name="_Toc231479077"/>
-      <w:bookmarkStart w:id="15" w:name="_Toc231479097"/>
+      <w:bookmarkStart w:id="15" w:name="_Toc232002889"/>
       <w:r>
         <w:rPr>
           <w:color w:val="000000" w:themeColor="text1"/>
@@ -1973,7 +2123,7 @@
         </w:rPr>
       </w:pPr>
       <w:bookmarkStart w:id="16" w:name="_Toc231479078"/>
-      <w:bookmarkStart w:id="17" w:name="_Toc231479098"/>
+      <w:bookmarkStart w:id="17" w:name="_Toc232002890"/>
       <w:r>
         <w:rPr>
           <w:color w:val="000000" w:themeColor="text1"/>
@@ -2178,6 +2328,7 @@
           <w:color w:val="000000" w:themeColor="text1"/>
         </w:rPr>
       </w:pPr>
+      <w:bookmarkStart w:id="18" w:name="_Toc232002891"/>
       <w:r>
         <w:rPr>
           <w:b/>
@@ -2186,6 +2337,7 @@
         </w:rPr>
         <w:t>SQL Befehle Liste:</w:t>
       </w:r>
+      <w:bookmarkEnd w:id="18"/>
     </w:p>
     <w:p>
       <w:r>
@@ -2315,8 +2467,459 @@
         <w:rPr>
           <w:lang w:val="en-GB"/>
         </w:rPr>
+        <w:t xml:space="preserve">  (4,'Minecraft',39.99,36.99);</w:t>
+      </w:r>
+    </w:p>
+    <w:p>
+      <w:pPr>
+        <w:rPr>
+          <w:lang w:val="en-GB"/>
+        </w:rPr>
+      </w:pPr>
+      <w:r>
+        <w:rPr>
+          <w:lang w:val="en-GB"/>
+        </w:rPr>
+        <w:t xml:space="preserve">CREATE TABLE </w:t>
+      </w:r>
+      <w:proofErr w:type="spellStart"/>
+      <w:r>
+        <w:rPr>
+          <w:lang w:val="en-GB"/>
+        </w:rPr>
+        <w:t>händler</w:t>
+      </w:r>
+      <w:proofErr w:type="spellEnd"/>
+      <w:r>
+        <w:rPr>
+          <w:lang w:val="en-GB"/>
+        </w:rPr>
+        <w:t xml:space="preserve"> (</w:t>
+      </w:r>
+      <w:proofErr w:type="spellStart"/>
+      <w:r>
+        <w:rPr>
+          <w:lang w:val="en-GB"/>
+        </w:rPr>
+        <w:t>händler_id</w:t>
+      </w:r>
+      <w:proofErr w:type="spellEnd"/>
+      <w:r>
+        <w:rPr>
+          <w:lang w:val="en-GB"/>
+        </w:rPr>
+        <w:t xml:space="preserve"> INTEGER PRIMARY KEY AUTOINCREMENT);</w:t>
+      </w:r>
+    </w:p>
+    <w:p>
+      <w:pPr>
+        <w:rPr>
+          <w:lang w:val="en-GB"/>
+        </w:rPr>
+      </w:pPr>
+      <w:r>
+        <w:rPr>
+          <w:lang w:val="en-GB"/>
+        </w:rPr>
+        <w:t>INSERT INTO "</w:t>
+      </w:r>
+      <w:proofErr w:type="spellStart"/>
+      <w:r>
+        <w:rPr>
+          <w:lang w:val="en-GB"/>
+        </w:rPr>
+        <w:t>händler</w:t>
+      </w:r>
+      <w:proofErr w:type="spellEnd"/>
+      <w:r>
+        <w:rPr>
+          <w:lang w:val="en-GB"/>
+        </w:rPr>
+        <w:t xml:space="preserve">" </w:t>
+      </w:r>
+      <w:proofErr w:type="gramStart"/>
+      <w:r>
+        <w:rPr>
+          <w:lang w:val="en-GB"/>
+        </w:rPr>
+        <w:t>VALUES(</w:t>
+      </w:r>
+      <w:proofErr w:type="gramEnd"/>
+      <w:r>
+        <w:rPr>
+          <w:lang w:val="en-GB"/>
+        </w:rPr>
+        <w:t>1),</w:t>
+      </w:r>
+    </w:p>
+    <w:p>
+      <w:pPr>
+        <w:rPr>
+          <w:lang w:val="en-GB"/>
+        </w:rPr>
+      </w:pPr>
+      <w:r>
+        <w:rPr>
+          <w:lang w:val="en-GB"/>
+        </w:rPr>
+        <w:t xml:space="preserve">  (2);</w:t>
+      </w:r>
+    </w:p>
+    <w:p>
+      <w:pPr>
+        <w:rPr>
+          <w:lang w:val="en-GB"/>
+        </w:rPr>
+      </w:pPr>
+      <w:r>
+        <w:rPr>
+          <w:lang w:val="en-GB"/>
+        </w:rPr>
+        <w:t xml:space="preserve">CREATE TABLE </w:t>
+      </w:r>
+      <w:proofErr w:type="spellStart"/>
+      <w:r>
+        <w:rPr>
+          <w:lang w:val="en-GB"/>
+        </w:rPr>
+        <w:t>kunde</w:t>
+      </w:r>
+      <w:proofErr w:type="spellEnd"/>
+      <w:r>
+        <w:rPr>
+          <w:lang w:val="en-GB"/>
+        </w:rPr>
+        <w:t xml:space="preserve"> (</w:t>
+      </w:r>
+      <w:proofErr w:type="spellStart"/>
+      <w:r>
+        <w:rPr>
+          <w:lang w:val="en-GB"/>
+        </w:rPr>
+        <w:t>kunde_id</w:t>
+      </w:r>
+      <w:proofErr w:type="spellEnd"/>
+      <w:r>
+        <w:rPr>
+          <w:lang w:val="en-GB"/>
+        </w:rPr>
+        <w:t xml:space="preserve"> INTEGER PRIMARY KEY AUTOINCREMENT, </w:t>
+      </w:r>
+      <w:proofErr w:type="spellStart"/>
+      <w:r>
+        <w:rPr>
+          <w:lang w:val="en-GB"/>
+        </w:rPr>
+        <w:t>vorname</w:t>
+      </w:r>
+      <w:proofErr w:type="spellEnd"/>
+      <w:r>
+        <w:rPr>
+          <w:lang w:val="en-GB"/>
+        </w:rPr>
+        <w:t xml:space="preserve"> TEXT, </w:t>
+      </w:r>
+      <w:proofErr w:type="spellStart"/>
+      <w:r>
+        <w:rPr>
+          <w:lang w:val="en-GB"/>
+        </w:rPr>
+        <w:t>nachname</w:t>
+      </w:r>
+      <w:proofErr w:type="spellEnd"/>
+      <w:r>
+        <w:rPr>
+          <w:lang w:val="en-GB"/>
+        </w:rPr>
+        <w:t xml:space="preserve"> TEXT);</w:t>
+      </w:r>
+    </w:p>
+    <w:p>
+      <w:pPr>
+        <w:rPr>
+          <w:lang w:val="en-GB"/>
+        </w:rPr>
+      </w:pPr>
+      <w:r>
+        <w:rPr>
+          <w:lang w:val="en-GB"/>
+        </w:rPr>
+        <w:t xml:space="preserve">INSERT INTO </w:t>
+      </w:r>
+      <w:proofErr w:type="spellStart"/>
+      <w:r>
+        <w:rPr>
+          <w:lang w:val="en-GB"/>
+        </w:rPr>
+        <w:t>kunde</w:t>
+      </w:r>
+      <w:proofErr w:type="spellEnd"/>
+      <w:r>
+        <w:rPr>
+          <w:lang w:val="en-GB"/>
+        </w:rPr>
+        <w:t xml:space="preserve"> VALUES(1,'nevio','suleman'),</w:t>
+      </w:r>
+    </w:p>
+    <w:p>
+      <w:pPr>
+        <w:rPr>
+          <w:lang w:val="en-GB"/>
+        </w:rPr>
+      </w:pPr>
+      <w:r>
+        <w:rPr>
+          <w:lang w:val="en-GB"/>
+        </w:rPr>
+        <w:t xml:space="preserve">  (2,'rafael','busse');</w:t>
+      </w:r>
+    </w:p>
+    <w:p>
+      <w:pPr>
+        <w:rPr>
+          <w:lang w:val="en-GB"/>
+        </w:rPr>
+      </w:pPr>
+      <w:r>
+        <w:rPr>
+          <w:lang w:val="en-GB"/>
+        </w:rPr>
+        <w:t xml:space="preserve">CREATE TABLE </w:t>
+      </w:r>
+      <w:proofErr w:type="spellStart"/>
+      <w:r>
+        <w:rPr>
+          <w:lang w:val="en-GB"/>
+        </w:rPr>
+        <w:t>liefert</w:t>
+      </w:r>
+      <w:proofErr w:type="spellEnd"/>
+      <w:r>
+        <w:rPr>
+          <w:lang w:val="en-GB"/>
+        </w:rPr>
+        <w:t xml:space="preserve"> (</w:t>
+      </w:r>
+      <w:proofErr w:type="spellStart"/>
+      <w:r>
+        <w:rPr>
+          <w:lang w:val="en-GB"/>
+        </w:rPr>
+        <w:t>händler_id</w:t>
+      </w:r>
+      <w:proofErr w:type="spellEnd"/>
+      <w:r>
+        <w:rPr>
+          <w:lang w:val="en-GB"/>
+        </w:rPr>
+        <w:t xml:space="preserve"> INTEGER, </w:t>
+      </w:r>
+      <w:proofErr w:type="spellStart"/>
+      <w:r>
+        <w:rPr>
+          <w:lang w:val="en-GB"/>
+        </w:rPr>
+        <w:t>produkt_id</w:t>
+      </w:r>
+      <w:proofErr w:type="spellEnd"/>
+      <w:r>
+        <w:rPr>
+          <w:lang w:val="en-GB"/>
+        </w:rPr>
+        <w:t xml:space="preserve"> INTEGER, PRIMARY KEY (</w:t>
+      </w:r>
+      <w:proofErr w:type="spellStart"/>
+      <w:r>
+        <w:rPr>
+          <w:lang w:val="en-GB"/>
+        </w:rPr>
+        <w:t>händler_id</w:t>
+      </w:r>
+      <w:proofErr w:type="spellEnd"/>
+      <w:r>
+        <w:rPr>
+          <w:lang w:val="en-GB"/>
+        </w:rPr>
+        <w:t xml:space="preserve">, </w:t>
+      </w:r>
+      <w:proofErr w:type="spellStart"/>
+      <w:r>
+        <w:rPr>
+          <w:lang w:val="en-GB"/>
+        </w:rPr>
+        <w:t>produkt_id</w:t>
+      </w:r>
+      <w:proofErr w:type="spellEnd"/>
+      <w:r>
+        <w:rPr>
+          <w:lang w:val="en-GB"/>
+        </w:rPr>
+        <w:t>), FOREIGN KEY (</w:t>
+      </w:r>
+      <w:proofErr w:type="spellStart"/>
+      <w:r>
+        <w:rPr>
+          <w:lang w:val="en-GB"/>
+        </w:rPr>
+        <w:t>händler_id</w:t>
+      </w:r>
+      <w:proofErr w:type="spellEnd"/>
+      <w:r>
+        <w:rPr>
+          <w:lang w:val="en-GB"/>
+        </w:rPr>
+        <w:t xml:space="preserve">) REFERENCES </w:t>
+      </w:r>
+      <w:proofErr w:type="spellStart"/>
+      <w:r>
+        <w:rPr>
+          <w:lang w:val="en-GB"/>
+        </w:rPr>
+        <w:t>händler</w:t>
+      </w:r>
+      <w:proofErr w:type="spellEnd"/>
+      <w:r>
+        <w:rPr>
+          <w:lang w:val="en-GB"/>
+        </w:rPr>
+        <w:t>(</w:t>
+      </w:r>
+      <w:proofErr w:type="spellStart"/>
+      <w:r>
+        <w:rPr>
+          <w:lang w:val="en-GB"/>
+        </w:rPr>
+        <w:t>händler_id</w:t>
+      </w:r>
+      <w:proofErr w:type="spellEnd"/>
+      <w:r>
+        <w:rPr>
+          <w:lang w:val="en-GB"/>
+        </w:rPr>
+        <w:t>), FOREIGN KEY (</w:t>
+      </w:r>
+      <w:proofErr w:type="spellStart"/>
+      <w:r>
+        <w:rPr>
+          <w:lang w:val="en-GB"/>
+        </w:rPr>
+        <w:t>produkt_id</w:t>
+      </w:r>
+      <w:proofErr w:type="spellEnd"/>
+      <w:r>
+        <w:rPr>
+          <w:lang w:val="en-GB"/>
+        </w:rPr>
+        <w:t xml:space="preserve">) REFERENCES </w:t>
+      </w:r>
+      <w:proofErr w:type="spellStart"/>
+      <w:r>
+        <w:rPr>
+          <w:lang w:val="en-GB"/>
+        </w:rPr>
+        <w:t>produkt</w:t>
+      </w:r>
+      <w:proofErr w:type="spellEnd"/>
+      <w:r>
+        <w:rPr>
+          <w:lang w:val="en-GB"/>
+        </w:rPr>
+        <w:t>(</w:t>
+      </w:r>
+      <w:proofErr w:type="spellStart"/>
+      <w:r>
+        <w:rPr>
+          <w:lang w:val="en-GB"/>
+        </w:rPr>
+        <w:t>produkt_id</w:t>
+      </w:r>
+      <w:proofErr w:type="spellEnd"/>
+      <w:r>
+        <w:rPr>
+          <w:lang w:val="en-GB"/>
+        </w:rPr>
+        <w:t>));</w:t>
+      </w:r>
+    </w:p>
+    <w:p>
+      <w:pPr>
+        <w:rPr>
+          <w:lang w:val="en-GB"/>
+        </w:rPr>
+      </w:pPr>
+      <w:r>
+        <w:rPr>
+          <w:lang w:val="en-GB"/>
+        </w:rPr>
+        <w:t xml:space="preserve">INSERT INTO </w:t>
+      </w:r>
+      <w:proofErr w:type="spellStart"/>
+      <w:r>
+        <w:rPr>
+          <w:lang w:val="en-GB"/>
+        </w:rPr>
+        <w:t>liefert</w:t>
+      </w:r>
+      <w:proofErr w:type="spellEnd"/>
+      <w:r>
+        <w:rPr>
+          <w:lang w:val="en-GB"/>
+        </w:rPr>
+        <w:t xml:space="preserve"> </w:t>
+      </w:r>
+      <w:proofErr w:type="gramStart"/>
+      <w:r>
+        <w:rPr>
+          <w:lang w:val="en-GB"/>
+        </w:rPr>
+        <w:t>VALUES(</w:t>
+      </w:r>
+      <w:proofErr w:type="gramEnd"/>
+      <w:r>
+        <w:rPr>
+          <w:lang w:val="en-GB"/>
+        </w:rPr>
+        <w:t>1,1),</w:t>
+      </w:r>
+    </w:p>
+    <w:p>
+      <w:pPr>
+        <w:rPr>
+          <w:lang w:val="en-GB"/>
+        </w:rPr>
+      </w:pPr>
+      <w:r>
+        <w:rPr>
+          <w:lang w:val="en-GB"/>
+        </w:rPr>
         <w:lastRenderedPageBreak/>
-        <w:t xml:space="preserve">  (4,'Minecraft',39.99,36.99);</w:t>
+        <w:t xml:space="preserve">  (1,2),</w:t>
+      </w:r>
+    </w:p>
+    <w:p>
+      <w:pPr>
+        <w:rPr>
+          <w:lang w:val="en-GB"/>
+        </w:rPr>
+      </w:pPr>
+      <w:r>
+        <w:rPr>
+          <w:lang w:val="en-GB"/>
+        </w:rPr>
+        <w:t xml:space="preserve">  (2,3),</w:t>
+      </w:r>
+    </w:p>
+    <w:p>
+      <w:pPr>
+        <w:rPr>
+          <w:lang w:val="en-GB"/>
+        </w:rPr>
+      </w:pPr>
+      <w:r>
+        <w:rPr>
+          <w:lang w:val="en-GB"/>
+        </w:rPr>
+        <w:t xml:space="preserve">  (2,4);</w:t>
       </w:r>
     </w:p>
     <w:p>
@@ -2336,7 +2939,7 @@
         <w:rPr>
           <w:lang w:val="en-GB"/>
         </w:rPr>
-        <w:t>händler</w:t>
+        <w:t>inventar</w:t>
       </w:r>
       <w:proofErr w:type="spellEnd"/>
       <w:r>
@@ -2350,47 +2953,404 @@
         <w:rPr>
           <w:lang w:val="en-GB"/>
         </w:rPr>
-        <w:t>händler_id</w:t>
-      </w:r>
-      <w:proofErr w:type="spellEnd"/>
-      <w:r>
-        <w:rPr>
-          <w:lang w:val="en-GB"/>
-        </w:rPr>
-        <w:t xml:space="preserve"> INTEGER PRIMARY KEY AUTOINCREMENT);</w:t>
-      </w:r>
-    </w:p>
-    <w:p>
-      <w:pPr>
-        <w:rPr>
-          <w:lang w:val="en-GB"/>
-        </w:rPr>
-      </w:pPr>
-      <w:r>
-        <w:rPr>
-          <w:lang w:val="en-GB"/>
-        </w:rPr>
-        <w:t>INSERT INTO "</w:t>
-      </w:r>
-      <w:proofErr w:type="spellStart"/>
-      <w:r>
-        <w:rPr>
-          <w:lang w:val="en-GB"/>
-        </w:rPr>
-        <w:t>händler</w:t>
-      </w:r>
-      <w:proofErr w:type="spellEnd"/>
-      <w:r>
-        <w:rPr>
-          <w:lang w:val="en-GB"/>
-        </w:rPr>
-        <w:t xml:space="preserve">" </w:t>
-      </w:r>
+        <w:t>inventar_id</w:t>
+      </w:r>
+      <w:proofErr w:type="spellEnd"/>
+      <w:r>
+        <w:rPr>
+          <w:lang w:val="en-GB"/>
+        </w:rPr>
+        <w:t xml:space="preserve"> INTEGER PRIMARY KEY </w:t>
+      </w:r>
+      <w:proofErr w:type="spellStart"/>
       <w:proofErr w:type="gramStart"/>
       <w:r>
         <w:rPr>
           <w:lang w:val="en-GB"/>
         </w:rPr>
+        <w:t>AUTOINCREMENT,lagerort</w:t>
+      </w:r>
+      <w:proofErr w:type="spellEnd"/>
+      <w:proofErr w:type="gramEnd"/>
+      <w:r>
+        <w:rPr>
+          <w:lang w:val="en-GB"/>
+        </w:rPr>
+        <w:t xml:space="preserve"> TEXT NOT </w:t>
+      </w:r>
+      <w:proofErr w:type="spellStart"/>
+      <w:proofErr w:type="gramStart"/>
+      <w:r>
+        <w:rPr>
+          <w:lang w:val="en-GB"/>
+        </w:rPr>
+        <w:t>NULL,bestand</w:t>
+      </w:r>
+      <w:proofErr w:type="spellEnd"/>
+      <w:proofErr w:type="gramEnd"/>
+      <w:r>
+        <w:rPr>
+          <w:lang w:val="en-GB"/>
+        </w:rPr>
+        <w:t xml:space="preserve"> INTEGER DEFAULT </w:t>
+      </w:r>
+      <w:proofErr w:type="gramStart"/>
+      <w:r>
+        <w:rPr>
+          <w:lang w:val="en-GB"/>
+        </w:rPr>
+        <w:t>0,produkt</w:t>
+      </w:r>
+      <w:proofErr w:type="gramEnd"/>
+      <w:r>
+        <w:rPr>
+          <w:lang w:val="en-GB"/>
+        </w:rPr>
+        <w:t xml:space="preserve">_id </w:t>
+      </w:r>
+      <w:proofErr w:type="gramStart"/>
+      <w:r>
+        <w:rPr>
+          <w:lang w:val="en-GB"/>
+        </w:rPr>
+        <w:t>INTEGER,FOREIGN</w:t>
+      </w:r>
+      <w:proofErr w:type="gramEnd"/>
+      <w:r>
+        <w:rPr>
+          <w:lang w:val="en-GB"/>
+        </w:rPr>
+        <w:t xml:space="preserve"> KEY (</w:t>
+      </w:r>
+      <w:proofErr w:type="spellStart"/>
+      <w:r>
+        <w:rPr>
+          <w:lang w:val="en-GB"/>
+        </w:rPr>
+        <w:t>produkt_id</w:t>
+      </w:r>
+      <w:proofErr w:type="spellEnd"/>
+      <w:r>
+        <w:rPr>
+          <w:lang w:val="en-GB"/>
+        </w:rPr>
+        <w:t xml:space="preserve">) REFERENCES </w:t>
+      </w:r>
+      <w:proofErr w:type="spellStart"/>
+      <w:r>
+        <w:rPr>
+          <w:lang w:val="en-GB"/>
+        </w:rPr>
+        <w:t>produkt</w:t>
+      </w:r>
+      <w:proofErr w:type="spellEnd"/>
+      <w:r>
+        <w:rPr>
+          <w:lang w:val="en-GB"/>
+        </w:rPr>
+        <w:t>(</w:t>
+      </w:r>
+      <w:proofErr w:type="spellStart"/>
+      <w:r>
+        <w:rPr>
+          <w:lang w:val="en-GB"/>
+        </w:rPr>
+        <w:t>produkt_id</w:t>
+      </w:r>
+      <w:proofErr w:type="spellEnd"/>
+      <w:r>
+        <w:rPr>
+          <w:lang w:val="en-GB"/>
+        </w:rPr>
+        <w:t>));</w:t>
+      </w:r>
+    </w:p>
+    <w:p>
+      <w:pPr>
+        <w:rPr>
+          <w:lang w:val="en-GB"/>
+        </w:rPr>
+      </w:pPr>
+      <w:r>
+        <w:rPr>
+          <w:lang w:val="en-GB"/>
+        </w:rPr>
+        <w:t xml:space="preserve">INSERT INTO </w:t>
+      </w:r>
+      <w:proofErr w:type="spellStart"/>
+      <w:r>
+        <w:rPr>
+          <w:lang w:val="en-GB"/>
+        </w:rPr>
+        <w:t>inventar</w:t>
+      </w:r>
+      <w:proofErr w:type="spellEnd"/>
+      <w:r>
+        <w:rPr>
+          <w:lang w:val="en-GB"/>
+        </w:rPr>
+        <w:t xml:space="preserve"> VALUES(1,'verkaufsregal',15,1),</w:t>
+      </w:r>
+    </w:p>
+    <w:p>
+      <w:pPr>
+        <w:rPr>
+          <w:lang w:val="en-GB"/>
+        </w:rPr>
+      </w:pPr>
+      <w:r>
+        <w:rPr>
+          <w:lang w:val="en-GB"/>
+        </w:rPr>
+        <w:t xml:space="preserve">  (2,'kartons',12,2),</w:t>
+      </w:r>
+    </w:p>
+    <w:p>
+      <w:pPr>
+        <w:rPr>
+          <w:lang w:val="en-GB"/>
+        </w:rPr>
+      </w:pPr>
+      <w:r>
+        <w:rPr>
+          <w:lang w:val="en-GB"/>
+        </w:rPr>
+        <w:t xml:space="preserve">  (3,'theke',5,3),</w:t>
+      </w:r>
+    </w:p>
+    <w:p>
+      <w:pPr>
+        <w:rPr>
+          <w:lang w:val="en-GB"/>
+        </w:rPr>
+      </w:pPr>
+      <w:r>
+        <w:rPr>
+          <w:lang w:val="en-GB"/>
+        </w:rPr>
+        <w:t xml:space="preserve">  (4,'hinterlager',20,4);</w:t>
+      </w:r>
+    </w:p>
+    <w:p>
+      <w:pPr>
+        <w:rPr>
+          <w:lang w:val="en-GB"/>
+        </w:rPr>
+      </w:pPr>
+      <w:r>
+        <w:rPr>
+          <w:lang w:val="en-GB"/>
+        </w:rPr>
+        <w:t>CREATE TABLE IF NOT EXISTS "</w:t>
+      </w:r>
+      <w:proofErr w:type="spellStart"/>
+      <w:r>
+        <w:rPr>
+          <w:lang w:val="en-GB"/>
+        </w:rPr>
+        <w:t>kauft</w:t>
+      </w:r>
+      <w:proofErr w:type="spellEnd"/>
+      <w:r>
+        <w:rPr>
+          <w:lang w:val="en-GB"/>
+        </w:rPr>
+        <w:t>" (</w:t>
+      </w:r>
+      <w:proofErr w:type="spellStart"/>
+      <w:r>
+        <w:rPr>
+          <w:lang w:val="en-GB"/>
+        </w:rPr>
+        <w:t>kunde_id</w:t>
+      </w:r>
+      <w:proofErr w:type="spellEnd"/>
+      <w:r>
+        <w:rPr>
+          <w:lang w:val="en-GB"/>
+        </w:rPr>
+        <w:t xml:space="preserve"> INTEGER, </w:t>
+      </w:r>
+      <w:proofErr w:type="spellStart"/>
+      <w:r>
+        <w:rPr>
+          <w:lang w:val="en-GB"/>
+        </w:rPr>
+        <w:t>produkt_id</w:t>
+      </w:r>
+      <w:proofErr w:type="spellEnd"/>
+      <w:r>
+        <w:rPr>
+          <w:lang w:val="en-GB"/>
+        </w:rPr>
+        <w:t xml:space="preserve"> INTEGER, </w:t>
+      </w:r>
+      <w:proofErr w:type="spellStart"/>
+      <w:r>
+        <w:rPr>
+          <w:lang w:val="en-GB"/>
+        </w:rPr>
+        <w:t>produktanzahl</w:t>
+      </w:r>
+      <w:proofErr w:type="spellEnd"/>
+      <w:r>
+        <w:rPr>
+          <w:lang w:val="en-GB"/>
+        </w:rPr>
+        <w:t xml:space="preserve"> INTEGER NOT NULL, PRIMARY </w:t>
+      </w:r>
+      <w:proofErr w:type="gramStart"/>
+      <w:r>
+        <w:rPr>
+          <w:lang w:val="en-GB"/>
+        </w:rPr>
+        <w:t>KEY(</w:t>
+      </w:r>
+      <w:proofErr w:type="spellStart"/>
+      <w:proofErr w:type="gramEnd"/>
+      <w:r>
+        <w:rPr>
+          <w:lang w:val="en-GB"/>
+        </w:rPr>
+        <w:t>kunde_id</w:t>
+      </w:r>
+      <w:proofErr w:type="spellEnd"/>
+      <w:r>
+        <w:rPr>
+          <w:lang w:val="en-GB"/>
+        </w:rPr>
+        <w:t xml:space="preserve">, </w:t>
+      </w:r>
+      <w:proofErr w:type="spellStart"/>
+      <w:r>
+        <w:rPr>
+          <w:lang w:val="en-GB"/>
+        </w:rPr>
+        <w:t>produkt_id</w:t>
+      </w:r>
+      <w:proofErr w:type="spellEnd"/>
+      <w:r>
+        <w:rPr>
+          <w:lang w:val="en-GB"/>
+        </w:rPr>
+        <w:t>), FOREIGN KEY (</w:t>
+      </w:r>
+      <w:proofErr w:type="spellStart"/>
+      <w:r>
+        <w:rPr>
+          <w:lang w:val="en-GB"/>
+        </w:rPr>
+        <w:t>kunde_id</w:t>
+      </w:r>
+      <w:proofErr w:type="spellEnd"/>
+      <w:r>
+        <w:rPr>
+          <w:lang w:val="en-GB"/>
+        </w:rPr>
+        <w:t xml:space="preserve">) REFERENCES </w:t>
+      </w:r>
+      <w:proofErr w:type="spellStart"/>
+      <w:r>
+        <w:rPr>
+          <w:lang w:val="en-GB"/>
+        </w:rPr>
+        <w:t>kunde</w:t>
+      </w:r>
+      <w:proofErr w:type="spellEnd"/>
+      <w:r>
+        <w:rPr>
+          <w:lang w:val="en-GB"/>
+        </w:rPr>
+        <w:t>(</w:t>
+      </w:r>
+      <w:proofErr w:type="spellStart"/>
+      <w:r>
+        <w:rPr>
+          <w:lang w:val="en-GB"/>
+        </w:rPr>
+        <w:t>kunde_id</w:t>
+      </w:r>
+      <w:proofErr w:type="spellEnd"/>
+      <w:r>
+        <w:rPr>
+          <w:lang w:val="en-GB"/>
+        </w:rPr>
+        <w:t>), FOREIGN KEY (</w:t>
+      </w:r>
+      <w:proofErr w:type="spellStart"/>
+      <w:r>
+        <w:rPr>
+          <w:lang w:val="en-GB"/>
+        </w:rPr>
+        <w:t>produkt_id</w:t>
+      </w:r>
+      <w:proofErr w:type="spellEnd"/>
+      <w:r>
+        <w:rPr>
+          <w:lang w:val="en-GB"/>
+        </w:rPr>
+        <w:t xml:space="preserve">) REFERENCES </w:t>
+      </w:r>
+      <w:proofErr w:type="spellStart"/>
+      <w:r>
+        <w:rPr>
+          <w:lang w:val="en-GB"/>
+        </w:rPr>
+        <w:t>produkt</w:t>
+      </w:r>
+      <w:proofErr w:type="spellEnd"/>
+      <w:r>
+        <w:rPr>
+          <w:lang w:val="en-GB"/>
+        </w:rPr>
+        <w:t>(</w:t>
+      </w:r>
+      <w:proofErr w:type="spellStart"/>
+      <w:r>
+        <w:rPr>
+          <w:lang w:val="en-GB"/>
+        </w:rPr>
+        <w:t>produkt_id</w:t>
+      </w:r>
+      <w:proofErr w:type="spellEnd"/>
+      <w:r>
+        <w:rPr>
+          <w:lang w:val="en-GB"/>
+        </w:rPr>
+        <w:t>));</w:t>
+      </w:r>
+    </w:p>
+    <w:p>
+      <w:pPr>
+        <w:rPr>
+          <w:lang w:val="en-GB"/>
+        </w:rPr>
+      </w:pPr>
+      <w:r>
+        <w:rPr>
+          <w:lang w:val="en-GB"/>
+        </w:rPr>
+        <w:t xml:space="preserve">INSERT INTO </w:t>
+      </w:r>
+      <w:proofErr w:type="spellStart"/>
+      <w:r>
+        <w:rPr>
+          <w:lang w:val="en-GB"/>
+        </w:rPr>
+        <w:t>kauft</w:t>
+      </w:r>
+      <w:proofErr w:type="spellEnd"/>
+      <w:r>
+        <w:rPr>
+          <w:lang w:val="en-GB"/>
+        </w:rPr>
+        <w:t xml:space="preserve"> </w:t>
+      </w:r>
+      <w:proofErr w:type="gramStart"/>
+      <w:r>
+        <w:rPr>
+          <w:lang w:val="en-GB"/>
+        </w:rPr>
         <w:t>VALUES(</w:t>
       </w:r>
       <w:proofErr w:type="gramEnd"/>
@@ -2398,89 +3358,156 @@
         <w:rPr>
           <w:lang w:val="en-GB"/>
         </w:rPr>
-        <w:t>1),</w:t>
-      </w:r>
-    </w:p>
-    <w:p>
-      <w:pPr>
-        <w:rPr>
-          <w:lang w:val="en-GB"/>
-        </w:rPr>
-      </w:pPr>
-      <w:r>
-        <w:rPr>
-          <w:lang w:val="en-GB"/>
-        </w:rPr>
-        <w:t xml:space="preserve">  (2);</w:t>
-      </w:r>
-    </w:p>
-    <w:p>
-      <w:pPr>
-        <w:rPr>
-          <w:lang w:val="en-GB"/>
-        </w:rPr>
-      </w:pPr>
-      <w:r>
-        <w:rPr>
-          <w:lang w:val="en-GB"/>
-        </w:rPr>
-        <w:t xml:space="preserve">CREATE TABLE </w:t>
-      </w:r>
-      <w:proofErr w:type="spellStart"/>
-      <w:r>
-        <w:rPr>
-          <w:lang w:val="en-GB"/>
-        </w:rPr>
-        <w:t>kunde</w:t>
-      </w:r>
-      <w:proofErr w:type="spellEnd"/>
-      <w:r>
-        <w:rPr>
-          <w:lang w:val="en-GB"/>
-        </w:rPr>
-        <w:t xml:space="preserve"> (</w:t>
-      </w:r>
-      <w:proofErr w:type="spellStart"/>
-      <w:r>
-        <w:rPr>
-          <w:lang w:val="en-GB"/>
-        </w:rPr>
-        <w:t>kunde_id</w:t>
-      </w:r>
-      <w:proofErr w:type="spellEnd"/>
-      <w:r>
-        <w:rPr>
-          <w:lang w:val="en-GB"/>
-        </w:rPr>
-        <w:t xml:space="preserve"> INTEGER PRIMARY KEY AUTOINCREMENT, </w:t>
-      </w:r>
-      <w:proofErr w:type="spellStart"/>
-      <w:r>
-        <w:rPr>
-          <w:lang w:val="en-GB"/>
-        </w:rPr>
-        <w:t>vorname</w:t>
-      </w:r>
-      <w:proofErr w:type="spellEnd"/>
-      <w:r>
-        <w:rPr>
-          <w:lang w:val="en-GB"/>
-        </w:rPr>
-        <w:t xml:space="preserve"> TEXT, </w:t>
-      </w:r>
-      <w:proofErr w:type="spellStart"/>
-      <w:r>
-        <w:rPr>
-          <w:lang w:val="en-GB"/>
-        </w:rPr>
-        <w:t>nachname</w:t>
-      </w:r>
-      <w:proofErr w:type="spellEnd"/>
-      <w:r>
-        <w:rPr>
-          <w:lang w:val="en-GB"/>
-        </w:rPr>
-        <w:t xml:space="preserve"> TEXT);</w:t>
+        <w:t>1,2,1),</w:t>
+      </w:r>
+    </w:p>
+    <w:p>
+      <w:pPr>
+        <w:rPr>
+          <w:lang w:val="en-GB"/>
+        </w:rPr>
+      </w:pPr>
+      <w:r>
+        <w:rPr>
+          <w:lang w:val="en-GB"/>
+        </w:rPr>
+        <w:t xml:space="preserve">  (1,3,3),</w:t>
+      </w:r>
+    </w:p>
+    <w:p>
+      <w:pPr>
+        <w:rPr>
+          <w:lang w:val="en-GB"/>
+        </w:rPr>
+      </w:pPr>
+      <w:r>
+        <w:rPr>
+          <w:lang w:val="en-GB"/>
+        </w:rPr>
+        <w:t xml:space="preserve">  (1,4,1),</w:t>
+      </w:r>
+    </w:p>
+    <w:p>
+      <w:pPr>
+        <w:rPr>
+          <w:lang w:val="en-GB"/>
+        </w:rPr>
+      </w:pPr>
+      <w:r>
+        <w:rPr>
+          <w:lang w:val="en-GB"/>
+        </w:rPr>
+        <w:t xml:space="preserve">  (2,1,1),</w:t>
+      </w:r>
+    </w:p>
+    <w:p>
+      <w:pPr>
+        <w:rPr>
+          <w:lang w:val="en-GB"/>
+        </w:rPr>
+      </w:pPr>
+      <w:r>
+        <w:rPr>
+          <w:lang w:val="en-GB"/>
+        </w:rPr>
+        <w:t xml:space="preserve">  (2,2,1);</w:t>
+      </w:r>
+    </w:p>
+    <w:p>
+      <w:pPr>
+        <w:rPr>
+          <w:lang w:val="en-GB"/>
+        </w:rPr>
+      </w:pPr>
+      <w:r>
+        <w:rPr>
+          <w:lang w:val="en-GB"/>
+        </w:rPr>
+        <w:t xml:space="preserve">PRAGMA </w:t>
+      </w:r>
+      <w:proofErr w:type="spellStart"/>
+      <w:r>
+        <w:rPr>
+          <w:lang w:val="en-GB"/>
+        </w:rPr>
+        <w:t>writable_schema</w:t>
+      </w:r>
+      <w:proofErr w:type="spellEnd"/>
+      <w:r>
+        <w:rPr>
+          <w:lang w:val="en-GB"/>
+        </w:rPr>
+        <w:t>=ON;</w:t>
+      </w:r>
+    </w:p>
+    <w:p>
+      <w:pPr>
+        <w:rPr>
+          <w:lang w:val="en-GB"/>
+        </w:rPr>
+      </w:pPr>
+      <w:r>
+        <w:rPr>
+          <w:lang w:val="en-GB"/>
+        </w:rPr>
+        <w:t xml:space="preserve">CREATE TABLE IF NOT EXISTS </w:t>
+      </w:r>
+      <w:proofErr w:type="spellStart"/>
+      <w:r>
+        <w:rPr>
+          <w:lang w:val="en-GB"/>
+        </w:rPr>
+        <w:t>sqlite_sequence</w:t>
+      </w:r>
+      <w:proofErr w:type="spellEnd"/>
+      <w:r>
+        <w:rPr>
+          <w:lang w:val="en-GB"/>
+        </w:rPr>
+        <w:t>(</w:t>
+      </w:r>
+      <w:proofErr w:type="spellStart"/>
+      <w:proofErr w:type="gramStart"/>
+      <w:r>
+        <w:rPr>
+          <w:lang w:val="en-GB"/>
+        </w:rPr>
+        <w:t>name,seq</w:t>
+      </w:r>
+      <w:proofErr w:type="spellEnd"/>
+      <w:proofErr w:type="gramEnd"/>
+      <w:r>
+        <w:rPr>
+          <w:lang w:val="en-GB"/>
+        </w:rPr>
+        <w:t>);</w:t>
+      </w:r>
+    </w:p>
+    <w:p>
+      <w:pPr>
+        <w:rPr>
+          <w:lang w:val="en-GB"/>
+        </w:rPr>
+      </w:pPr>
+      <w:r>
+        <w:rPr>
+          <w:lang w:val="en-GB"/>
+        </w:rPr>
+        <w:t xml:space="preserve">DELETE FROM </w:t>
+      </w:r>
+      <w:proofErr w:type="spellStart"/>
+      <w:r>
+        <w:rPr>
+          <w:lang w:val="en-GB"/>
+        </w:rPr>
+        <w:t>sqlite_sequence</w:t>
+      </w:r>
+      <w:proofErr w:type="spellEnd"/>
+      <w:r>
+        <w:rPr>
+          <w:lang w:val="en-GB"/>
+        </w:rPr>
+        <w:t>;</w:t>
       </w:r>
     </w:p>
     <w:p>
@@ -2500,933 +3527,75 @@
         <w:rPr>
           <w:lang w:val="en-GB"/>
         </w:rPr>
-        <w:t>kunde</w:t>
-      </w:r>
-      <w:proofErr w:type="spellEnd"/>
-      <w:r>
-        <w:rPr>
-          <w:lang w:val="en-GB"/>
-        </w:rPr>
-        <w:t xml:space="preserve"> VALUES(1,'nevio','suleman'),</w:t>
-      </w:r>
-    </w:p>
-    <w:p>
-      <w:pPr>
-        <w:rPr>
-          <w:lang w:val="en-GB"/>
-        </w:rPr>
-      </w:pPr>
-      <w:r>
-        <w:rPr>
-          <w:lang w:val="en-GB"/>
-        </w:rPr>
-        <w:t xml:space="preserve">  (2,'rafael','busse');</w:t>
-      </w:r>
-    </w:p>
-    <w:p>
-      <w:pPr>
-        <w:rPr>
-          <w:lang w:val="en-GB"/>
-        </w:rPr>
-      </w:pPr>
-      <w:r>
-        <w:rPr>
-          <w:lang w:val="en-GB"/>
-        </w:rPr>
-        <w:t xml:space="preserve">CREATE TABLE </w:t>
-      </w:r>
-      <w:proofErr w:type="spellStart"/>
-      <w:r>
-        <w:rPr>
-          <w:lang w:val="en-GB"/>
-        </w:rPr>
-        <w:t>liefert</w:t>
-      </w:r>
-      <w:proofErr w:type="spellEnd"/>
-      <w:r>
-        <w:rPr>
-          <w:lang w:val="en-GB"/>
-        </w:rPr>
-        <w:t xml:space="preserve"> (</w:t>
-      </w:r>
-      <w:proofErr w:type="spellStart"/>
-      <w:r>
-        <w:rPr>
-          <w:lang w:val="en-GB"/>
-        </w:rPr>
-        <w:t>händler_id</w:t>
-      </w:r>
-      <w:proofErr w:type="spellEnd"/>
-      <w:r>
-        <w:rPr>
-          <w:lang w:val="en-GB"/>
-        </w:rPr>
-        <w:t xml:space="preserve"> INTEGER, </w:t>
-      </w:r>
-      <w:proofErr w:type="spellStart"/>
-      <w:r>
-        <w:rPr>
-          <w:lang w:val="en-GB"/>
-        </w:rPr>
-        <w:t>produkt_id</w:t>
-      </w:r>
-      <w:proofErr w:type="spellEnd"/>
-      <w:r>
-        <w:rPr>
-          <w:lang w:val="en-GB"/>
-        </w:rPr>
-        <w:t xml:space="preserve"> INTEGER, PRIMARY KEY (</w:t>
-      </w:r>
-      <w:proofErr w:type="spellStart"/>
-      <w:r>
-        <w:rPr>
-          <w:lang w:val="en-GB"/>
-        </w:rPr>
-        <w:t>händler_id</w:t>
-      </w:r>
-      <w:proofErr w:type="spellEnd"/>
-      <w:r>
-        <w:rPr>
-          <w:lang w:val="en-GB"/>
-        </w:rPr>
-        <w:t xml:space="preserve">, </w:t>
-      </w:r>
-      <w:proofErr w:type="spellStart"/>
-      <w:r>
-        <w:rPr>
-          <w:lang w:val="en-GB"/>
-        </w:rPr>
-        <w:t>produkt_id</w:t>
-      </w:r>
-      <w:proofErr w:type="spellEnd"/>
-      <w:r>
-        <w:rPr>
-          <w:lang w:val="en-GB"/>
-        </w:rPr>
-        <w:t>), FOREIGN KEY (</w:t>
-      </w:r>
-      <w:proofErr w:type="spellStart"/>
-      <w:r>
-        <w:rPr>
-          <w:lang w:val="en-GB"/>
-        </w:rPr>
-        <w:t>händler_id</w:t>
-      </w:r>
-      <w:proofErr w:type="spellEnd"/>
-      <w:r>
-        <w:rPr>
-          <w:lang w:val="en-GB"/>
-        </w:rPr>
-        <w:t xml:space="preserve">) REFERENCES </w:t>
-      </w:r>
-      <w:proofErr w:type="spellStart"/>
-      <w:r>
-        <w:rPr>
-          <w:lang w:val="en-GB"/>
-        </w:rPr>
-        <w:t>händler</w:t>
-      </w:r>
-      <w:proofErr w:type="spellEnd"/>
-      <w:r>
-        <w:rPr>
-          <w:lang w:val="en-GB"/>
-        </w:rPr>
-        <w:t>(</w:t>
-      </w:r>
-      <w:proofErr w:type="spellStart"/>
-      <w:r>
-        <w:rPr>
-          <w:lang w:val="en-GB"/>
-        </w:rPr>
-        <w:t>händler_id</w:t>
-      </w:r>
-      <w:proofErr w:type="spellEnd"/>
-      <w:r>
-        <w:rPr>
-          <w:lang w:val="en-GB"/>
-        </w:rPr>
-        <w:t>), FOREIGN KEY (</w:t>
-      </w:r>
-      <w:proofErr w:type="spellStart"/>
-      <w:r>
-        <w:rPr>
-          <w:lang w:val="en-GB"/>
-        </w:rPr>
-        <w:t>produkt_id</w:t>
-      </w:r>
-      <w:proofErr w:type="spellEnd"/>
-      <w:r>
-        <w:rPr>
-          <w:lang w:val="en-GB"/>
-        </w:rPr>
-        <w:t xml:space="preserve">) REFERENCES </w:t>
-      </w:r>
-      <w:proofErr w:type="spellStart"/>
-      <w:r>
-        <w:rPr>
-          <w:lang w:val="en-GB"/>
-        </w:rPr>
-        <w:t>produkt</w:t>
-      </w:r>
-      <w:proofErr w:type="spellEnd"/>
-      <w:r>
-        <w:rPr>
-          <w:lang w:val="en-GB"/>
-        </w:rPr>
-        <w:t>(</w:t>
-      </w:r>
-      <w:proofErr w:type="spellStart"/>
-      <w:r>
-        <w:rPr>
-          <w:lang w:val="en-GB"/>
-        </w:rPr>
-        <w:t>produkt_id</w:t>
-      </w:r>
-      <w:proofErr w:type="spellEnd"/>
-      <w:r>
-        <w:rPr>
-          <w:lang w:val="en-GB"/>
-        </w:rPr>
-        <w:t>));</w:t>
-      </w:r>
-    </w:p>
-    <w:p>
-      <w:pPr>
-        <w:rPr>
-          <w:lang w:val="en-GB"/>
-        </w:rPr>
-      </w:pPr>
-      <w:r>
-        <w:rPr>
-          <w:lang w:val="en-GB"/>
-        </w:rPr>
-        <w:t xml:space="preserve">INSERT INTO </w:t>
-      </w:r>
-      <w:proofErr w:type="spellStart"/>
-      <w:r>
-        <w:rPr>
-          <w:lang w:val="en-GB"/>
-        </w:rPr>
-        <w:t>liefert</w:t>
-      </w:r>
-      <w:proofErr w:type="spellEnd"/>
-      <w:r>
-        <w:rPr>
-          <w:lang w:val="en-GB"/>
-        </w:rPr>
-        <w:t xml:space="preserve"> </w:t>
-      </w:r>
-      <w:proofErr w:type="gramStart"/>
-      <w:r>
-        <w:rPr>
-          <w:lang w:val="en-GB"/>
-        </w:rPr>
-        <w:t>VALUES(</w:t>
-      </w:r>
-      <w:proofErr w:type="gramEnd"/>
-      <w:r>
-        <w:rPr>
-          <w:lang w:val="en-GB"/>
-        </w:rPr>
-        <w:t>1,1),</w:t>
-      </w:r>
-    </w:p>
-    <w:p>
-      <w:pPr>
-        <w:rPr>
-          <w:lang w:val="en-GB"/>
-        </w:rPr>
-      </w:pPr>
-      <w:r>
-        <w:rPr>
-          <w:lang w:val="en-GB"/>
-        </w:rPr>
-        <w:t xml:space="preserve">  (1,2),</w:t>
-      </w:r>
-    </w:p>
-    <w:p>
-      <w:pPr>
-        <w:rPr>
-          <w:lang w:val="en-GB"/>
-        </w:rPr>
-      </w:pPr>
-      <w:r>
-        <w:rPr>
-          <w:lang w:val="en-GB"/>
-        </w:rPr>
-        <w:t xml:space="preserve">  (2,3),</w:t>
-      </w:r>
-    </w:p>
-    <w:p>
-      <w:pPr>
-        <w:rPr>
-          <w:lang w:val="en-GB"/>
-        </w:rPr>
-      </w:pPr>
-      <w:r>
-        <w:rPr>
-          <w:lang w:val="en-GB"/>
-        </w:rPr>
-        <w:t xml:space="preserve">  (2,4);</w:t>
-      </w:r>
-    </w:p>
-    <w:p>
-      <w:pPr>
-        <w:rPr>
-          <w:lang w:val="en-GB"/>
-        </w:rPr>
-      </w:pPr>
-      <w:r>
-        <w:rPr>
-          <w:lang w:val="en-GB"/>
-        </w:rPr>
-        <w:t xml:space="preserve">CREATE TABLE </w:t>
-      </w:r>
-      <w:proofErr w:type="spellStart"/>
-      <w:r>
-        <w:rPr>
-          <w:lang w:val="en-GB"/>
-        </w:rPr>
-        <w:t>inventar</w:t>
-      </w:r>
-      <w:proofErr w:type="spellEnd"/>
-      <w:r>
-        <w:rPr>
-          <w:lang w:val="en-GB"/>
-        </w:rPr>
-        <w:t xml:space="preserve"> (</w:t>
-      </w:r>
-      <w:proofErr w:type="spellStart"/>
-      <w:r>
-        <w:rPr>
-          <w:lang w:val="en-GB"/>
-        </w:rPr>
-        <w:t>inventar_id</w:t>
-      </w:r>
-      <w:proofErr w:type="spellEnd"/>
-      <w:r>
-        <w:rPr>
-          <w:lang w:val="en-GB"/>
-        </w:rPr>
-        <w:t xml:space="preserve"> INTEGER PRIMARY KEY </w:t>
-      </w:r>
-      <w:proofErr w:type="spellStart"/>
-      <w:proofErr w:type="gramStart"/>
-      <w:r>
-        <w:rPr>
-          <w:lang w:val="en-GB"/>
-        </w:rPr>
-        <w:t>AUTOINCREMENT,lagerort</w:t>
-      </w:r>
-      <w:proofErr w:type="spellEnd"/>
-      <w:proofErr w:type="gramEnd"/>
-      <w:r>
-        <w:rPr>
-          <w:lang w:val="en-GB"/>
-        </w:rPr>
-        <w:t xml:space="preserve"> TEXT NOT </w:t>
-      </w:r>
-      <w:proofErr w:type="spellStart"/>
-      <w:proofErr w:type="gramStart"/>
-      <w:r>
-        <w:rPr>
-          <w:lang w:val="en-GB"/>
-        </w:rPr>
-        <w:t>NULL,bestand</w:t>
-      </w:r>
-      <w:proofErr w:type="spellEnd"/>
-      <w:proofErr w:type="gramEnd"/>
-      <w:r>
-        <w:rPr>
-          <w:lang w:val="en-GB"/>
-        </w:rPr>
-        <w:t xml:space="preserve"> INTEGER DEFAULT </w:t>
-      </w:r>
-      <w:proofErr w:type="gramStart"/>
-      <w:r>
-        <w:rPr>
-          <w:lang w:val="en-GB"/>
-        </w:rPr>
-        <w:t>0,produkt</w:t>
-      </w:r>
-      <w:proofErr w:type="gramEnd"/>
-      <w:r>
-        <w:rPr>
-          <w:lang w:val="en-GB"/>
-        </w:rPr>
-        <w:t xml:space="preserve">_id </w:t>
-      </w:r>
-      <w:proofErr w:type="gramStart"/>
-      <w:r>
-        <w:rPr>
-          <w:lang w:val="en-GB"/>
-        </w:rPr>
-        <w:t>INTEGER,FOREIGN</w:t>
-      </w:r>
-      <w:proofErr w:type="gramEnd"/>
-      <w:r>
-        <w:rPr>
-          <w:lang w:val="en-GB"/>
-        </w:rPr>
-        <w:t xml:space="preserve"> KEY (</w:t>
-      </w:r>
-      <w:proofErr w:type="spellStart"/>
-      <w:r>
-        <w:rPr>
-          <w:lang w:val="en-GB"/>
-        </w:rPr>
-        <w:t>produkt_id</w:t>
-      </w:r>
-      <w:proofErr w:type="spellEnd"/>
-      <w:r>
-        <w:rPr>
-          <w:lang w:val="en-GB"/>
-        </w:rPr>
-        <w:t xml:space="preserve">) REFERENCES </w:t>
-      </w:r>
-      <w:proofErr w:type="spellStart"/>
-      <w:r>
-        <w:rPr>
-          <w:lang w:val="en-GB"/>
-        </w:rPr>
-        <w:t>produkt</w:t>
-      </w:r>
-      <w:proofErr w:type="spellEnd"/>
-      <w:r>
-        <w:rPr>
-          <w:lang w:val="en-GB"/>
-        </w:rPr>
-        <w:t>(</w:t>
-      </w:r>
-      <w:proofErr w:type="spellStart"/>
-      <w:r>
-        <w:rPr>
-          <w:lang w:val="en-GB"/>
-        </w:rPr>
-        <w:t>produkt_id</w:t>
-      </w:r>
-      <w:proofErr w:type="spellEnd"/>
-      <w:r>
-        <w:rPr>
-          <w:lang w:val="en-GB"/>
-        </w:rPr>
-        <w:t>));</w:t>
-      </w:r>
-    </w:p>
-    <w:p>
-      <w:pPr>
-        <w:rPr>
-          <w:lang w:val="en-GB"/>
-        </w:rPr>
-      </w:pPr>
-      <w:r>
-        <w:rPr>
-          <w:lang w:val="en-GB"/>
-        </w:rPr>
-        <w:t xml:space="preserve">INSERT INTO </w:t>
-      </w:r>
-      <w:proofErr w:type="spellStart"/>
-      <w:r>
-        <w:rPr>
-          <w:lang w:val="en-GB"/>
-        </w:rPr>
-        <w:t>inventar</w:t>
-      </w:r>
-      <w:proofErr w:type="spellEnd"/>
-      <w:r>
-        <w:rPr>
-          <w:lang w:val="en-GB"/>
-        </w:rPr>
-        <w:t xml:space="preserve"> VALUES(1,'verkaufsregal',15,1),</w:t>
-      </w:r>
-    </w:p>
-    <w:p>
-      <w:pPr>
-        <w:rPr>
-          <w:lang w:val="en-GB"/>
-        </w:rPr>
-      </w:pPr>
-      <w:r>
-        <w:rPr>
-          <w:lang w:val="en-GB"/>
-        </w:rPr>
-        <w:t xml:space="preserve">  (2,'kartons',12,2),</w:t>
-      </w:r>
-    </w:p>
-    <w:p>
-      <w:pPr>
-        <w:rPr>
-          <w:lang w:val="en-GB"/>
-        </w:rPr>
-      </w:pPr>
-      <w:r>
-        <w:rPr>
-          <w:lang w:val="en-GB"/>
-        </w:rPr>
-        <w:t xml:space="preserve">  (3,'theke',5,3),</w:t>
-      </w:r>
-    </w:p>
-    <w:p>
-      <w:pPr>
-        <w:rPr>
-          <w:lang w:val="en-GB"/>
-        </w:rPr>
-      </w:pPr>
-      <w:r>
-        <w:rPr>
-          <w:lang w:val="en-GB"/>
-        </w:rPr>
-        <w:t xml:space="preserve">  (4,'hinterlager',20,4);</w:t>
-      </w:r>
-    </w:p>
-    <w:p>
-      <w:pPr>
-        <w:rPr>
-          <w:lang w:val="en-GB"/>
-        </w:rPr>
-      </w:pPr>
-      <w:r>
-        <w:rPr>
-          <w:lang w:val="en-GB"/>
-        </w:rPr>
-        <w:t>CREATE TABLE IF NOT EXISTS "</w:t>
-      </w:r>
-      <w:proofErr w:type="spellStart"/>
-      <w:r>
-        <w:rPr>
-          <w:lang w:val="en-GB"/>
-        </w:rPr>
-        <w:t>kauft</w:t>
-      </w:r>
-      <w:proofErr w:type="spellEnd"/>
-      <w:r>
-        <w:rPr>
-          <w:lang w:val="en-GB"/>
-        </w:rPr>
-        <w:t>" (</w:t>
-      </w:r>
-      <w:proofErr w:type="spellStart"/>
-      <w:r>
-        <w:rPr>
-          <w:lang w:val="en-GB"/>
-        </w:rPr>
-        <w:t>kunde_id</w:t>
-      </w:r>
-      <w:proofErr w:type="spellEnd"/>
-      <w:r>
-        <w:rPr>
-          <w:lang w:val="en-GB"/>
-        </w:rPr>
-        <w:t xml:space="preserve"> INTEGER, </w:t>
-      </w:r>
-      <w:proofErr w:type="spellStart"/>
-      <w:r>
-        <w:rPr>
-          <w:lang w:val="en-GB"/>
-        </w:rPr>
-        <w:t>produkt_id</w:t>
-      </w:r>
-      <w:proofErr w:type="spellEnd"/>
-      <w:r>
-        <w:rPr>
-          <w:lang w:val="en-GB"/>
-        </w:rPr>
-        <w:t xml:space="preserve"> INTEGER, </w:t>
-      </w:r>
-      <w:proofErr w:type="spellStart"/>
-      <w:r>
-        <w:rPr>
-          <w:lang w:val="en-GB"/>
-        </w:rPr>
-        <w:t>produktanzahl</w:t>
-      </w:r>
-      <w:proofErr w:type="spellEnd"/>
-      <w:r>
-        <w:rPr>
-          <w:lang w:val="en-GB"/>
-        </w:rPr>
-        <w:t xml:space="preserve"> INTEGER NOT NULL, PRIMARY </w:t>
-      </w:r>
-      <w:proofErr w:type="gramStart"/>
-      <w:r>
-        <w:rPr>
-          <w:lang w:val="en-GB"/>
-        </w:rPr>
-        <w:t>KEY(</w:t>
-      </w:r>
-      <w:proofErr w:type="spellStart"/>
-      <w:proofErr w:type="gramEnd"/>
-      <w:r>
-        <w:rPr>
-          <w:lang w:val="en-GB"/>
-        </w:rPr>
-        <w:t>kunde_id</w:t>
-      </w:r>
-      <w:proofErr w:type="spellEnd"/>
-      <w:r>
-        <w:rPr>
-          <w:lang w:val="en-GB"/>
-        </w:rPr>
-        <w:t xml:space="preserve">, </w:t>
-      </w:r>
-      <w:proofErr w:type="spellStart"/>
-      <w:r>
-        <w:rPr>
-          <w:lang w:val="en-GB"/>
-        </w:rPr>
-        <w:t>produkt_id</w:t>
-      </w:r>
-      <w:proofErr w:type="spellEnd"/>
-      <w:r>
-        <w:rPr>
-          <w:lang w:val="en-GB"/>
-        </w:rPr>
-        <w:t>), FOREIGN KEY (</w:t>
-      </w:r>
-      <w:proofErr w:type="spellStart"/>
-      <w:r>
-        <w:rPr>
-          <w:lang w:val="en-GB"/>
-        </w:rPr>
-        <w:t>kunde_id</w:t>
-      </w:r>
-      <w:proofErr w:type="spellEnd"/>
-      <w:r>
-        <w:rPr>
-          <w:lang w:val="en-GB"/>
-        </w:rPr>
-        <w:t xml:space="preserve">) REFERENCES </w:t>
-      </w:r>
-      <w:proofErr w:type="spellStart"/>
-      <w:r>
-        <w:rPr>
-          <w:lang w:val="en-GB"/>
-        </w:rPr>
-        <w:t>kunde</w:t>
-      </w:r>
-      <w:proofErr w:type="spellEnd"/>
-      <w:r>
-        <w:rPr>
-          <w:lang w:val="en-GB"/>
-        </w:rPr>
-        <w:t>(</w:t>
-      </w:r>
-      <w:proofErr w:type="spellStart"/>
-      <w:r>
-        <w:rPr>
-          <w:lang w:val="en-GB"/>
-        </w:rPr>
-        <w:t>kunde_id</w:t>
-      </w:r>
-      <w:proofErr w:type="spellEnd"/>
-      <w:r>
-        <w:rPr>
-          <w:lang w:val="en-GB"/>
-        </w:rPr>
-        <w:t>), FOREIGN KEY (</w:t>
-      </w:r>
-      <w:proofErr w:type="spellStart"/>
-      <w:r>
-        <w:rPr>
-          <w:lang w:val="en-GB"/>
-        </w:rPr>
-        <w:t>produkt_id</w:t>
-      </w:r>
-      <w:proofErr w:type="spellEnd"/>
-      <w:r>
-        <w:rPr>
-          <w:lang w:val="en-GB"/>
-        </w:rPr>
-        <w:t xml:space="preserve">) REFERENCES </w:t>
-      </w:r>
-      <w:proofErr w:type="spellStart"/>
-      <w:r>
-        <w:rPr>
-          <w:lang w:val="en-GB"/>
-        </w:rPr>
-        <w:t>produkt</w:t>
-      </w:r>
-      <w:proofErr w:type="spellEnd"/>
-      <w:r>
-        <w:rPr>
-          <w:lang w:val="en-GB"/>
-        </w:rPr>
-        <w:t>(</w:t>
-      </w:r>
-      <w:proofErr w:type="spellStart"/>
-      <w:r>
-        <w:rPr>
-          <w:lang w:val="en-GB"/>
-        </w:rPr>
-        <w:t>produkt_id</w:t>
-      </w:r>
-      <w:proofErr w:type="spellEnd"/>
-      <w:r>
-        <w:rPr>
-          <w:lang w:val="en-GB"/>
-        </w:rPr>
-        <w:t>));</w:t>
-      </w:r>
-    </w:p>
-    <w:p>
-      <w:pPr>
-        <w:rPr>
-          <w:lang w:val="en-GB"/>
-        </w:rPr>
-      </w:pPr>
-      <w:r>
-        <w:rPr>
-          <w:lang w:val="en-GB"/>
-        </w:rPr>
-        <w:t xml:space="preserve">INSERT INTO </w:t>
-      </w:r>
-      <w:proofErr w:type="spellStart"/>
-      <w:r>
-        <w:rPr>
-          <w:lang w:val="en-GB"/>
-        </w:rPr>
-        <w:t>kauft</w:t>
-      </w:r>
-      <w:proofErr w:type="spellEnd"/>
-      <w:r>
-        <w:rPr>
-          <w:lang w:val="en-GB"/>
-        </w:rPr>
-        <w:t xml:space="preserve"> </w:t>
-      </w:r>
-      <w:proofErr w:type="gramStart"/>
-      <w:r>
-        <w:rPr>
-          <w:lang w:val="en-GB"/>
-        </w:rPr>
-        <w:t>VALUES(</w:t>
-      </w:r>
-      <w:proofErr w:type="gramEnd"/>
-      <w:r>
-        <w:rPr>
-          <w:lang w:val="en-GB"/>
-        </w:rPr>
-        <w:t>1,2,1),</w:t>
-      </w:r>
-    </w:p>
-    <w:p>
-      <w:pPr>
-        <w:rPr>
-          <w:lang w:val="en-GB"/>
-        </w:rPr>
-      </w:pPr>
-      <w:r>
-        <w:rPr>
-          <w:lang w:val="en-GB"/>
-        </w:rPr>
-        <w:t xml:space="preserve">  (1,3,3),</w:t>
-      </w:r>
-    </w:p>
-    <w:p>
-      <w:pPr>
-        <w:rPr>
-          <w:lang w:val="en-GB"/>
-        </w:rPr>
-      </w:pPr>
-      <w:r>
-        <w:rPr>
-          <w:lang w:val="en-GB"/>
-        </w:rPr>
-        <w:t xml:space="preserve">  (1,4,1),</w:t>
-      </w:r>
-    </w:p>
-    <w:p>
-      <w:pPr>
-        <w:rPr>
-          <w:lang w:val="en-GB"/>
-        </w:rPr>
-      </w:pPr>
-      <w:r>
-        <w:rPr>
-          <w:lang w:val="en-GB"/>
-        </w:rPr>
-        <w:t xml:space="preserve">  (2,1,1),</w:t>
-      </w:r>
-    </w:p>
-    <w:p>
-      <w:pPr>
-        <w:rPr>
-          <w:lang w:val="en-GB"/>
-        </w:rPr>
-      </w:pPr>
-      <w:r>
-        <w:rPr>
-          <w:lang w:val="en-GB"/>
-        </w:rPr>
-        <w:t xml:space="preserve">  (2,2,1);</w:t>
-      </w:r>
-    </w:p>
-    <w:p>
-      <w:pPr>
-        <w:rPr>
-          <w:lang w:val="en-GB"/>
-        </w:rPr>
-      </w:pPr>
-      <w:r>
-        <w:rPr>
-          <w:lang w:val="en-GB"/>
+        <w:t>sqlite_sequence</w:t>
+      </w:r>
+      <w:proofErr w:type="spellEnd"/>
+      <w:r>
+        <w:rPr>
+          <w:lang w:val="en-GB"/>
+        </w:rPr>
+        <w:t xml:space="preserve"> VALUES('produkt',4),</w:t>
+      </w:r>
+    </w:p>
+    <w:p>
+      <w:r>
+        <w:rPr>
+          <w:lang w:val="en-GB"/>
+        </w:rPr>
+        <w:t xml:space="preserve">  </w:t>
+      </w:r>
+      <w:r>
+        <w:t>('kunde',2),</w:t>
+      </w:r>
+    </w:p>
+    <w:p>
+      <w:r>
+        <w:t xml:space="preserve">  ('händler',2),</w:t>
+      </w:r>
+    </w:p>
+    <w:p>
+      <w:r>
+        <w:t xml:space="preserve">  ('inventar',4);</w:t>
+      </w:r>
+    </w:p>
+    <w:p>
+      <w:r>
+        <w:t xml:space="preserve">PRAGMA </w:t>
+      </w:r>
+      <w:proofErr w:type="spellStart"/>
+      <w:r>
+        <w:t>writable_schema</w:t>
+      </w:r>
+      <w:proofErr w:type="spellEnd"/>
+      <w:r>
+        <w:t>=OFF;</w:t>
+      </w:r>
+    </w:p>
+    <w:p/>
+    <w:p>
+      <w:pPr>
+        <w:pStyle w:val="berschrift2"/>
+        <w:rPr>
+          <w:b/>
+          <w:bCs/>
+          <w:color w:val="000000" w:themeColor="text1"/>
+          <w:sz w:val="40"/>
+          <w:szCs w:val="40"/>
+        </w:rPr>
+      </w:pPr>
+      <w:bookmarkStart w:id="19" w:name="_Toc232002892"/>
+      <w:r>
+        <w:rPr>
+          <w:b/>
+          <w:bCs/>
+          <w:color w:val="000000" w:themeColor="text1"/>
+          <w:sz w:val="40"/>
+          <w:szCs w:val="40"/>
         </w:rPr>
         <w:lastRenderedPageBreak/>
-        <w:t xml:space="preserve">PRAGMA </w:t>
-      </w:r>
-      <w:proofErr w:type="spellStart"/>
-      <w:r>
-        <w:rPr>
-          <w:lang w:val="en-GB"/>
-        </w:rPr>
-        <w:t>writable_schema</w:t>
-      </w:r>
-      <w:proofErr w:type="spellEnd"/>
-      <w:r>
-        <w:rPr>
-          <w:lang w:val="en-GB"/>
-        </w:rPr>
-        <w:t>=ON;</w:t>
-      </w:r>
-    </w:p>
-    <w:p>
-      <w:pPr>
-        <w:rPr>
-          <w:lang w:val="en-GB"/>
-        </w:rPr>
-      </w:pPr>
-      <w:r>
-        <w:rPr>
-          <w:lang w:val="en-GB"/>
-        </w:rPr>
-        <w:t xml:space="preserve">CREATE TABLE IF NOT EXISTS </w:t>
-      </w:r>
-      <w:proofErr w:type="spellStart"/>
-      <w:r>
-        <w:rPr>
-          <w:lang w:val="en-GB"/>
-        </w:rPr>
-        <w:t>sqlite_sequence</w:t>
-      </w:r>
-      <w:proofErr w:type="spellEnd"/>
-      <w:r>
-        <w:rPr>
-          <w:lang w:val="en-GB"/>
-        </w:rPr>
-        <w:t>(</w:t>
-      </w:r>
-      <w:proofErr w:type="spellStart"/>
-      <w:proofErr w:type="gramStart"/>
-      <w:r>
-        <w:rPr>
-          <w:lang w:val="en-GB"/>
-        </w:rPr>
-        <w:t>name,seq</w:t>
-      </w:r>
-      <w:proofErr w:type="spellEnd"/>
-      <w:proofErr w:type="gramEnd"/>
-      <w:r>
-        <w:rPr>
-          <w:lang w:val="en-GB"/>
-        </w:rPr>
-        <w:t>);</w:t>
-      </w:r>
-    </w:p>
-    <w:p>
-      <w:pPr>
-        <w:rPr>
-          <w:lang w:val="en-GB"/>
-        </w:rPr>
-      </w:pPr>
-      <w:r>
-        <w:rPr>
-          <w:lang w:val="en-GB"/>
-        </w:rPr>
-        <w:t xml:space="preserve">DELETE FROM </w:t>
-      </w:r>
-      <w:proofErr w:type="spellStart"/>
-      <w:r>
-        <w:rPr>
-          <w:lang w:val="en-GB"/>
-        </w:rPr>
-        <w:t>sqlite_sequence</w:t>
-      </w:r>
-      <w:proofErr w:type="spellEnd"/>
-      <w:r>
-        <w:rPr>
-          <w:lang w:val="en-GB"/>
-        </w:rPr>
-        <w:t>;</w:t>
-      </w:r>
-    </w:p>
-    <w:p>
-      <w:pPr>
-        <w:rPr>
-          <w:lang w:val="en-GB"/>
-        </w:rPr>
-      </w:pPr>
-      <w:r>
-        <w:rPr>
-          <w:lang w:val="en-GB"/>
-        </w:rPr>
-        <w:t xml:space="preserve">INSERT INTO </w:t>
-      </w:r>
-      <w:proofErr w:type="spellStart"/>
-      <w:r>
-        <w:rPr>
-          <w:lang w:val="en-GB"/>
-        </w:rPr>
-        <w:t>sqlite_sequence</w:t>
-      </w:r>
-      <w:proofErr w:type="spellEnd"/>
-      <w:r>
-        <w:rPr>
-          <w:lang w:val="en-GB"/>
-        </w:rPr>
-        <w:t xml:space="preserve"> VALUES('produkt',4),</w:t>
-      </w:r>
-    </w:p>
-    <w:p>
-      <w:r>
-        <w:rPr>
-          <w:lang w:val="en-GB"/>
-        </w:rPr>
-        <w:t xml:space="preserve">  </w:t>
-      </w:r>
-      <w:r>
-        <w:t>('kunde',2),</w:t>
-      </w:r>
-    </w:p>
-    <w:p>
-      <w:r>
-        <w:t xml:space="preserve">  ('händler',2),</w:t>
-      </w:r>
-    </w:p>
-    <w:p>
-      <w:r>
-        <w:t xml:space="preserve">  ('inventar',4);</w:t>
-      </w:r>
-    </w:p>
-    <w:p>
-      <w:r>
-        <w:t xml:space="preserve">PRAGMA </w:t>
-      </w:r>
-      <w:proofErr w:type="spellStart"/>
-      <w:r>
-        <w:t>writable_schema</w:t>
-      </w:r>
-      <w:proofErr w:type="spellEnd"/>
-      <w:r>
-        <w:t>=OFF;</w:t>
-      </w:r>
-    </w:p>
-    <w:p>
-      <w:pPr>
-        <w:pStyle w:val="berschrift2"/>
-      </w:pPr>
-      <w:r>
         <w:t>Alle implementierten DB-Objekte:</w:t>
       </w:r>
+      <w:bookmarkEnd w:id="19"/>
     </w:p>
     <w:p>
       <w:r>
@@ -3720,7 +3889,6 @@
         <w:ind w:left="708"/>
       </w:pPr>
       <w:r>
-        <w:lastRenderedPageBreak/>
         <w:t>liefert</w:t>
       </w:r>
     </w:p>
@@ -3758,8 +3926,41 @@
         <w:t xml:space="preserve"> (FK)</w:t>
       </w:r>
     </w:p>
-    <w:p/>
+    <w:p>
+      <w:pPr>
+        <w:pStyle w:val="berschrift1"/>
+        <w:rPr>
+          <w:b/>
+          <w:bCs/>
+          <w:color w:val="000000" w:themeColor="text1"/>
+        </w:rPr>
+      </w:pPr>
+      <w:bookmarkStart w:id="20" w:name="_Toc232002893"/>
+      <w:r>
+        <w:rPr>
+          <w:b/>
+          <w:bCs/>
+          <w:color w:val="000000" w:themeColor="text1"/>
+        </w:rPr>
+        <w:t>Arbeitsteilung</w:t>
+      </w:r>
+      <w:bookmarkEnd w:id="20"/>
+    </w:p>
+    <w:p>
+      <w:r>
+        <w:t xml:space="preserve">Dank der Verwendung von </w:t>
+      </w:r>
+      <w:proofErr w:type="spellStart"/>
+      <w:r>
+        <w:t>Github</w:t>
+      </w:r>
+      <w:proofErr w:type="spellEnd"/>
+      <w:r>
+        <w:t xml:space="preserve"> war es möglich an Dokumenten jederzeit gemeinsam arbeiten zu können. Daher ergab es sich, dass unsere Arbeitsteilung nicht eindeutig immer zuteilbar war. Man kann daher sagen, dass wir an nahezu allen Aspekten des Projektes gleichermaßen beteiligt waren. </w:t>
+      </w:r>
+    </w:p>
     <w:sectPr>
+      <w:headerReference w:type="default" r:id="rId10"/>
       <w:pgSz w:w="11906" w:h="16838"/>
       <w:pgMar w:top="1417" w:right="1417" w:bottom="1134" w:left="1417" w:header="708" w:footer="708" w:gutter="0"/>
       <w:cols w:space="708"/>
@@ -3767,6 +3968,83 @@
     </w:sectPr>
   </w:body>
 </w:document>
+</file>
+
+<file path=word/endnotes.xml><?xml version="1.0" encoding="utf-8"?>
+<w:endnotes xmlns:wpc="http://schemas.microsoft.com/office/word/2010/wordprocessingCanvas" xmlns:cx="http://schemas.microsoft.com/office/drawing/2014/chartex" xmlns:cx1="http://schemas.microsoft.com/office/drawing/2015/9/8/chartex" xmlns:cx2="http://schemas.microsoft.com/office/drawing/2015/10/21/chartex" xmlns:cx3="http://schemas.microsoft.com/office/drawing/2016/5/9/chartex" xmlns:cx4="http://schemas.microsoft.com/office/drawing/2016/5/10/chartex" xmlns:cx5="http://schemas.microsoft.com/office/drawing/2016/5/11/chartex" xmlns:cx6="http://schemas.microsoft.com/office/drawing/2016/5/12/chartex" xmlns:cx7="http://schemas.microsoft.com/office/drawing/2016/5/13/chartex" xmlns:cx8="http://schemas.microsoft.com/office/drawing/2016/5/14/chartex" xmlns:mc="http://schemas.openxmlformats.org/markup-compatibility/2006" xmlns:aink="http://schemas.microsoft.com/office/drawing/2016/ink" xmlns:am3d="http://schemas.microsoft.com/office/drawing/2017/model3d" xmlns:o="urn:schemas-microsoft-com:office:office" xmlns:oel="http://schemas.microsoft.com/office/2019/extlst" xmlns:r="http://schemas.openxmlformats.org/officeDocument/2006/relationships" xmlns:m="http://schemas.openxmlformats.org/officeDocument/2006/math" xmlns:v="urn:schemas-microsoft-com:vml" xmlns:wp14="http://schemas.microsoft.com/office/word/2010/wordprocessingDrawing" xmlns:wp="http://schemas.openxmlformats.org/drawingml/2006/wordprocessingDrawing" xmlns:w10="urn:schemas-microsoft-com:office:word" xmlns:w="http://schemas.openxmlformats.org/wordprocessingml/2006/main" xmlns:w14="http://schemas.microsoft.com/office/word/2010/wordml" xmlns:w15="http://schemas.microsoft.com/office/word/2012/wordml" xmlns:w16cex="http://schemas.microsoft.com/office/word/2018/wordml/cex" xmlns:w16cid="http://schemas.microsoft.com/office/word/2016/wordml/cid" xmlns:w16="http://schemas.microsoft.com/office/word/2018/wordml" xmlns:w16du="http://schemas.microsoft.com/office/word/2023/wordml/word16du" xmlns:w16sdtdh="http://schemas.microsoft.com/office/word/2020/wordml/sdtdatahash" xmlns:w16sdtfl="http://schemas.microsoft.com/office/word/2024/wordml/sdtformatlock" xmlns:w16se="http://schemas.microsoft.com/office/word/2015/wordml/symex" xmlns:wpg="http://schemas.microsoft.com/office/word/2010/wordprocessingGroup" xmlns:wpi="http://schemas.microsoft.com/office/word/2010/wordprocessingInk" xmlns:wne="http://schemas.microsoft.com/office/word/2006/wordml" xmlns:wps="http://schemas.microsoft.com/office/word/2010/wordprocessingShape" mc:Ignorable="w14 w15 w16se w16cid w16 w16cex w16sdtdh w16sdtfl w16du wp14">
+  <w:endnote w:type="separator" w:id="-1">
+    <w:p>
+      <w:pPr>
+        <w:spacing w:after="0" w:line="240" w:lineRule="auto"/>
+      </w:pPr>
+      <w:r>
+        <w:separator/>
+      </w:r>
+    </w:p>
+  </w:endnote>
+  <w:endnote w:type="continuationSeparator" w:id="0">
+    <w:p>
+      <w:pPr>
+        <w:spacing w:after="0" w:line="240" w:lineRule="auto"/>
+      </w:pPr>
+      <w:r>
+        <w:continuationSeparator/>
+      </w:r>
+    </w:p>
+  </w:endnote>
+</w:endnotes>
+</file>
+
+<file path=word/footnotes.xml><?xml version="1.0" encoding="utf-8"?>
+<w:footnotes xmlns:wpc="http://schemas.microsoft.com/office/word/2010/wordprocessingCanvas" xmlns:cx="http://schemas.microsoft.com/office/drawing/2014/chartex" xmlns:cx1="http://schemas.microsoft.com/office/drawing/2015/9/8/chartex" xmlns:cx2="http://schemas.microsoft.com/office/drawing/2015/10/21/chartex" xmlns:cx3="http://schemas.microsoft.com/office/drawing/2016/5/9/chartex" xmlns:cx4="http://schemas.microsoft.com/office/drawing/2016/5/10/chartex" xmlns:cx5="http://schemas.microsoft.com/office/drawing/2016/5/11/chartex" xmlns:cx6="http://schemas.microsoft.com/office/drawing/2016/5/12/chartex" xmlns:cx7="http://schemas.microsoft.com/office/drawing/2016/5/13/chartex" xmlns:cx8="http://schemas.microsoft.com/office/drawing/2016/5/14/chartex" xmlns:mc="http://schemas.openxmlformats.org/markup-compatibility/2006" xmlns:aink="http://schemas.microsoft.com/office/drawing/2016/ink" xmlns:am3d="http://schemas.microsoft.com/office/drawing/2017/model3d" xmlns:o="urn:schemas-microsoft-com:office:office" xmlns:oel="http://schemas.microsoft.com/office/2019/extlst" xmlns:r="http://schemas.openxmlformats.org/officeDocument/2006/relationships" xmlns:m="http://schemas.openxmlformats.org/officeDocument/2006/math" xmlns:v="urn:schemas-microsoft-com:vml" xmlns:wp14="http://schemas.microsoft.com/office/word/2010/wordprocessingDrawing" xmlns:wp="http://schemas.openxmlformats.org/drawingml/2006/wordprocessingDrawing" xmlns:w10="urn:schemas-microsoft-com:office:word" xmlns:w="http://schemas.openxmlformats.org/wordprocessingml/2006/main" xmlns:w14="http://schemas.microsoft.com/office/word/2010/wordml" xmlns:w15="http://schemas.microsoft.com/office/word/2012/wordml" xmlns:w16cex="http://schemas.microsoft.com/office/word/2018/wordml/cex" xmlns:w16cid="http://schemas.microsoft.com/office/word/2016/wordml/cid" xmlns:w16="http://schemas.microsoft.com/office/word/2018/wordml" xmlns:w16du="http://schemas.microsoft.com/office/word/2023/wordml/word16du" xmlns:w16sdtdh="http://schemas.microsoft.com/office/word/2020/wordml/sdtdatahash" xmlns:w16sdtfl="http://schemas.microsoft.com/office/word/2024/wordml/sdtformatlock" xmlns:w16se="http://schemas.microsoft.com/office/word/2015/wordml/symex" xmlns:wpg="http://schemas.microsoft.com/office/word/2010/wordprocessingGroup" xmlns:wpi="http://schemas.microsoft.com/office/word/2010/wordprocessingInk" xmlns:wne="http://schemas.microsoft.com/office/word/2006/wordml" xmlns:wps="http://schemas.microsoft.com/office/word/2010/wordprocessingShape" mc:Ignorable="w14 w15 w16se w16cid w16 w16cex w16sdtdh w16sdtfl w16du wp14">
+  <w:footnote w:type="separator" w:id="-1">
+    <w:p>
+      <w:pPr>
+        <w:spacing w:after="0" w:line="240" w:lineRule="auto"/>
+      </w:pPr>
+      <w:r>
+        <w:separator/>
+      </w:r>
+    </w:p>
+  </w:footnote>
+  <w:footnote w:type="continuationSeparator" w:id="0">
+    <w:p>
+      <w:pPr>
+        <w:spacing w:after="0" w:line="240" w:lineRule="auto"/>
+      </w:pPr>
+      <w:r>
+        <w:continuationSeparator/>
+      </w:r>
+    </w:p>
+  </w:footnote>
+</w:footnotes>
+</file>
+
+<file path=word/header1.xml><?xml version="1.0" encoding="utf-8"?>
+<w:hdr xmlns:wpc="http://schemas.microsoft.com/office/word/2010/wordprocessingCanvas" xmlns:cx="http://schemas.microsoft.com/office/drawing/2014/chartex" xmlns:cx1="http://schemas.microsoft.com/office/drawing/2015/9/8/chartex" xmlns:cx2="http://schemas.microsoft.com/office/drawing/2015/10/21/chartex" xmlns:cx3="http://schemas.microsoft.com/office/drawing/2016/5/9/chartex" xmlns:cx4="http://schemas.microsoft.com/office/drawing/2016/5/10/chartex" xmlns:cx5="http://schemas.microsoft.com/office/drawing/2016/5/11/chartex" xmlns:cx6="http://schemas.microsoft.com/office/drawing/2016/5/12/chartex" xmlns:cx7="http://schemas.microsoft.com/office/drawing/2016/5/13/chartex" xmlns:cx8="http://schemas.microsoft.com/office/drawing/2016/5/14/chartex" xmlns:mc="http://schemas.openxmlformats.org/markup-compatibility/2006" xmlns:aink="http://schemas.microsoft.com/office/drawing/2016/ink" xmlns:am3d="http://schemas.microsoft.com/office/drawing/2017/model3d" xmlns:o="urn:schemas-microsoft-com:office:office" xmlns:oel="http://schemas.microsoft.com/office/2019/extlst" xmlns:r="http://schemas.openxmlformats.org/officeDocument/2006/relationships" xmlns:m="http://schemas.openxmlformats.org/officeDocument/2006/math" xmlns:v="urn:schemas-microsoft-com:vml" xmlns:wp14="http://schemas.microsoft.com/office/word/2010/wordprocessingDrawing" xmlns:wp="http://schemas.openxmlformats.org/drawingml/2006/wordprocessingDrawing" xmlns:w10="urn:schemas-microsoft-com:office:word" xmlns:w="http://schemas.openxmlformats.org/wordprocessingml/2006/main" xmlns:w14="http://schemas.microsoft.com/office/word/2010/wordml" xmlns:w15="http://schemas.microsoft.com/office/word/2012/wordml" xmlns:w16cex="http://schemas.microsoft.com/office/word/2018/wordml/cex" xmlns:w16cid="http://schemas.microsoft.com/office/word/2016/wordml/cid" xmlns:w16="http://schemas.microsoft.com/office/word/2018/wordml" xmlns:w16du="http://schemas.microsoft.com/office/word/2023/wordml/word16du" xmlns:w16sdtdh="http://schemas.microsoft.com/office/word/2020/wordml/sdtdatahash" xmlns:w16sdtfl="http://schemas.microsoft.com/office/word/2024/wordml/sdtformatlock" xmlns:w16se="http://schemas.microsoft.com/office/word/2015/wordml/symex" xmlns:wpg="http://schemas.microsoft.com/office/word/2010/wordprocessingGroup" xmlns:wpi="http://schemas.microsoft.com/office/word/2010/wordprocessingInk" xmlns:wne="http://schemas.microsoft.com/office/word/2006/wordml" xmlns:wps="http://schemas.microsoft.com/office/word/2010/wordprocessingShape" mc:Ignorable="w14 w15 w16se w16cid w16 w16cex w16sdtdh w16sdtfl w16du wp14">
+  <w:p>
+    <w:pPr>
+      <w:pStyle w:val="Kopfzeile"/>
+    </w:pPr>
+    <w:r>
+      <w:t>Autoren: Rafael Busse,</w:t>
+    </w:r>
+  </w:p>
+  <w:p>
+    <w:pPr>
+      <w:pStyle w:val="Kopfzeile"/>
+    </w:pPr>
+    <w:r>
+      <w:t xml:space="preserve">                   Nevio Suhlemann   </w:t>
+    </w:r>
+    <w:r>
+      <w:ptab w:relativeTo="margin" w:alignment="center" w:leader="none"/>
+    </w:r>
+    <w:r>
+      <w:ptab w:relativeTo="margin" w:alignment="right" w:leader="none"/>
+    </w:r>
+  </w:p>
+</w:hdr>
 </file>
 
 <file path=word/numbering.xml><?xml version="1.0" encoding="utf-8"?>
@@ -5775,6 +6053,50 @@
       <w:u w:val="single"/>
     </w:rPr>
   </w:style>
+  <w:style w:type="paragraph" w:styleId="Kopfzeile">
+    <w:name w:val="header"/>
+    <w:basedOn w:val="Standard"/>
+    <w:link w:val="KopfzeileZchn"/>
+    <w:uiPriority w:val="99"/>
+    <w:unhideWhenUsed/>
+    <w:rsid w:val="00D36F12"/>
+    <w:pPr>
+      <w:tabs>
+        <w:tab w:val="center" w:pos="4536"/>
+        <w:tab w:val="right" w:pos="9072"/>
+      </w:tabs>
+      <w:spacing w:after="0" w:line="240" w:lineRule="auto"/>
+    </w:pPr>
+  </w:style>
+  <w:style w:type="character" w:customStyle="1" w:styleId="KopfzeileZchn">
+    <w:name w:val="Kopfzeile Zchn"/>
+    <w:basedOn w:val="Absatz-Standardschriftart"/>
+    <w:link w:val="Kopfzeile"/>
+    <w:uiPriority w:val="99"/>
+    <w:rsid w:val="00D36F12"/>
+  </w:style>
+  <w:style w:type="paragraph" w:styleId="Fuzeile">
+    <w:name w:val="footer"/>
+    <w:basedOn w:val="Standard"/>
+    <w:link w:val="FuzeileZchn"/>
+    <w:uiPriority w:val="99"/>
+    <w:unhideWhenUsed/>
+    <w:rsid w:val="00D36F12"/>
+    <w:pPr>
+      <w:tabs>
+        <w:tab w:val="center" w:pos="4536"/>
+        <w:tab w:val="right" w:pos="9072"/>
+      </w:tabs>
+      <w:spacing w:after="0" w:line="240" w:lineRule="auto"/>
+    </w:pPr>
+  </w:style>
+  <w:style w:type="character" w:customStyle="1" w:styleId="FuzeileZchn">
+    <w:name w:val="Fußzeile Zchn"/>
+    <w:basedOn w:val="Absatz-Standardschriftart"/>
+    <w:link w:val="Fuzeile"/>
+    <w:uiPriority w:val="99"/>
+    <w:rsid w:val="00D36F12"/>
+  </w:style>
 </w:styles>
 </file>
 
